--- a/발표대본_엔키아_OKR_KPI설계_5분_260616.docx
+++ b/발표대본_엔키아_OKR_KPI설계_5분_260616.docx
@@ -1332,50 +1332,251 @@
       <w:pPr>
         <w:spacing w:before="40" w:after="60"/>
         <w:rPr>
+          <w:rFonts w:hint="eastAsia"/>
+          <w:b/>
+          <w:bCs/>
           <w:lang w:eastAsia="ko-KR"/>
         </w:rPr>
       </w:pPr>
       <w:r>
         <w:rPr>
-          <w:sz w:val="21"/>
-          <w:lang w:eastAsia="ko-KR"/>
-        </w:rPr>
-        <w:t>안녕하세요</w:t>
-      </w:r>
-      <w:r>
-        <w:rPr>
-          <w:sz w:val="21"/>
-          <w:lang w:eastAsia="ko-KR"/>
-        </w:rPr>
-        <w:t xml:space="preserve">, </w:t>
-      </w:r>
-      <w:r>
-        <w:rPr>
-          <w:sz w:val="21"/>
-          <w:lang w:eastAsia="ko-KR"/>
-        </w:rPr>
-        <w:t>경영지원팀</w:t>
-      </w:r>
-      <w:r>
-        <w:rPr>
-          <w:sz w:val="21"/>
-          <w:lang w:eastAsia="ko-KR"/>
-        </w:rPr>
-        <w:t xml:space="preserve"> </w:t>
-      </w:r>
-      <w:r>
-        <w:rPr>
-          <w:sz w:val="21"/>
-          <w:lang w:eastAsia="ko-KR"/>
-        </w:rPr>
-        <w:t>박준우입니다</w:t>
-      </w:r>
-      <w:r>
-        <w:rPr>
-          <w:sz w:val="21"/>
-          <w:lang w:eastAsia="ko-KR"/>
-        </w:rPr>
-        <w:t>.</w:t>
+          <w:rFonts w:ascii="맑은 고딕" w:eastAsia="맑은 고딕" w:hAnsi="맑은 고딕" w:cs="맑은 고딕" w:hint="eastAsia"/>
+          <w:b/>
+          <w:bCs/>
+          <w:lang w:eastAsia="ko-KR"/>
+        </w:rPr>
+        <w:t xml:space="preserve">각 부서의 특성을 반영한 정교한 </w:t>
+      </w:r>
+      <w:r>
+        <w:rPr>
+          <w:rFonts w:ascii="맑은 고딕" w:eastAsia="맑은 고딕" w:hAnsi="맑은 고딕" w:cs="맑은 고딕"/>
+          <w:b/>
+          <w:bCs/>
+          <w:lang w:eastAsia="ko-KR"/>
+        </w:rPr>
+        <w:t>“</w:t>
+      </w:r>
+      <w:r>
+        <w:rPr>
+          <w:rFonts w:ascii="맑은 고딕" w:eastAsia="맑은 고딕" w:hAnsi="맑은 고딕" w:cs="맑은 고딕" w:hint="eastAsia"/>
+          <w:b/>
+          <w:bCs/>
+          <w:lang w:eastAsia="ko-KR"/>
+        </w:rPr>
+        <w:t>성과지표</w:t>
+      </w:r>
+      <w:r>
+        <w:rPr>
+          <w:rFonts w:ascii="맑은 고딕" w:eastAsia="맑은 고딕" w:hAnsi="맑은 고딕" w:cs="맑은 고딕"/>
+          <w:b/>
+          <w:bCs/>
+          <w:lang w:eastAsia="ko-KR"/>
+        </w:rPr>
+        <w:t>”</w:t>
+      </w:r>
+    </w:p>
+    <w:p>
+      <w:pPr>
+        <w:spacing w:after="0"/>
+        <w:rPr>
+          <w:rFonts w:ascii="맑은 고딕" w:eastAsia="맑은 고딕" w:hAnsi="맑은 고딕" w:cs="맑은 고딕"/>
+          <w:b/>
+          <w:bCs/>
+          <w:lang w:eastAsia="ko-KR"/>
+        </w:rPr>
+      </w:pPr>
+      <w:r>
+        <w:rPr>
+          <w:rFonts w:ascii="맑은 고딕" w:eastAsia="맑은 고딕" w:hAnsi="맑은 고딕" w:cs="맑은 고딕" w:hint="eastAsia"/>
+          <w:b/>
+          <w:bCs/>
+          <w:lang w:eastAsia="ko-KR"/>
+        </w:rPr>
+        <w:t xml:space="preserve">딜레마 ~ </w:t>
+      </w:r>
+      <w:r>
+        <w:rPr>
+          <w:rFonts w:ascii="맑은 고딕" w:eastAsia="맑은 고딕" w:hAnsi="맑은 고딕" w:cs="맑은 고딕" w:hint="eastAsia"/>
+          <w:b/>
+          <w:bCs/>
+          <w:lang w:eastAsia="ko-KR"/>
+        </w:rPr>
+        <w:t>HR, 김경원 과장께서~</w:t>
+      </w:r>
+      <w:r>
+        <w:rPr>
+          <w:rFonts w:ascii="맑은 고딕" w:eastAsia="맑은 고딕" w:hAnsi="맑은 고딕" w:cs="맑은 고딕" w:hint="eastAsia"/>
+          <w:b/>
+          <w:bCs/>
+          <w:lang w:eastAsia="ko-KR"/>
+        </w:rPr>
+        <w:t xml:space="preserve"> 방향성</w:t>
+      </w:r>
+    </w:p>
+    <w:p>
+      <w:pPr>
+        <w:spacing w:after="0"/>
+        <w:rPr>
+          <w:rFonts w:ascii="맑은 고딕" w:eastAsia="맑은 고딕" w:hAnsi="맑은 고딕" w:cs="맑은 고딕"/>
+          <w:b/>
+          <w:bCs/>
+          <w:u w:val="single"/>
+          <w:lang w:eastAsia="ko-KR"/>
+        </w:rPr>
+      </w:pPr>
+      <w:r>
+        <w:rPr>
+          <w:rFonts w:ascii="맑은 고딕" w:eastAsia="맑은 고딕" w:hAnsi="맑은 고딕" w:cs="맑은 고딕"/>
+          <w:b/>
+          <w:bCs/>
+          <w:u w:val="single"/>
+          <w:lang w:eastAsia="ko-KR"/>
+        </w:rPr>
+        <w:t>“</w:t>
+      </w:r>
+      <w:r>
+        <w:rPr>
+          <w:rFonts w:ascii="맑은 고딕" w:eastAsia="맑은 고딕" w:hAnsi="맑은 고딕" w:cs="맑은 고딕" w:hint="eastAsia"/>
+          <w:b/>
+          <w:bCs/>
+          <w:u w:val="single"/>
+          <w:lang w:eastAsia="ko-KR"/>
+        </w:rPr>
+        <w:t>내부에 정보가 없다면, 외부에서 최고 수준의 기준점을 가져오면 된다.</w:t>
+      </w:r>
+      <w:r>
+        <w:rPr>
+          <w:rFonts w:ascii="맑은 고딕" w:eastAsia="맑은 고딕" w:hAnsi="맑은 고딕" w:cs="맑은 고딕"/>
+          <w:b/>
+          <w:bCs/>
+          <w:u w:val="single"/>
+          <w:lang w:eastAsia="ko-KR"/>
+        </w:rPr>
+        <w:t>”</w:t>
+      </w:r>
+    </w:p>
+    <w:p>
+      <w:pPr>
+        <w:spacing w:after="0"/>
+        <w:rPr>
+          <w:rFonts w:hint="eastAsia"/>
+          <w:b/>
+          <w:bCs/>
+          <w:u w:val="single"/>
+          <w:lang w:eastAsia="ko-KR"/>
+        </w:rPr>
+      </w:pPr>
+      <w:r>
+        <w:rPr>
+          <w:rFonts w:ascii="맑은 고딕" w:eastAsia="맑은 고딕" w:hAnsi="맑은 고딕" w:cs="맑은 고딕"/>
+          <w:b/>
+          <w:bCs/>
+          <w:u w:val="single"/>
+          <w:lang w:eastAsia="ko-KR"/>
+        </w:rPr>
+        <w:t>“</w:t>
+      </w:r>
+      <w:r>
+        <w:rPr>
+          <w:rFonts w:ascii="맑은 고딕" w:eastAsia="맑은 고딕" w:hAnsi="맑은 고딕" w:cs="맑은 고딕" w:hint="eastAsia"/>
+          <w:b/>
+          <w:bCs/>
+          <w:u w:val="single"/>
+          <w:lang w:eastAsia="ko-KR"/>
+        </w:rPr>
+        <w:t>AI의 글로벌 벤치마킹 데이터와 직무 분석 능력</w:t>
+      </w:r>
+      <w:r>
+        <w:rPr>
+          <w:rFonts w:ascii="맑은 고딕" w:eastAsia="맑은 고딕" w:hAnsi="맑은 고딕" w:cs="맑은 고딕"/>
+          <w:b/>
+          <w:bCs/>
+          <w:u w:val="single"/>
+          <w:lang w:eastAsia="ko-KR"/>
+        </w:rPr>
+        <w:t>”</w:t>
+      </w:r>
+      <w:r>
+        <w:rPr>
+          <w:rFonts w:ascii="맑은 고딕" w:eastAsia="맑은 고딕" w:hAnsi="맑은 고딕" w:cs="맑은 고딕" w:hint="eastAsia"/>
+          <w:b/>
+          <w:bCs/>
+          <w:u w:val="single"/>
+          <w:lang w:eastAsia="ko-KR"/>
+        </w:rPr>
+        <w:t>을</w:t>
+      </w:r>
+      <w:r>
+        <w:rPr>
+          <w:rFonts w:ascii="맑은 고딕" w:eastAsia="맑은 고딕" w:hAnsi="맑은 고딕" w:cs="맑은 고딕" w:hint="eastAsia"/>
+          <w:b/>
+          <w:bCs/>
+          <w:lang w:eastAsia="ko-KR"/>
+        </w:rPr>
+        <w:t xml:space="preserve"> 활용하여</w:t>
+      </w:r>
+      <w:r>
+        <w:rPr>
+          <w:rFonts w:ascii="맑은 고딕" w:eastAsia="맑은 고딕" w:hAnsi="맑은 고딕" w:cs="맑은 고딕" w:hint="eastAsia"/>
+          <w:b/>
+          <w:bCs/>
+          <w:lang w:eastAsia="ko-KR"/>
+        </w:rPr>
+        <w:t xml:space="preserve"> 3개 부서의 직무별 OKR/KPI 평가지표와 구체적인 측정방법</w:t>
+      </w:r>
+      <w:r>
+        <w:rPr>
+          <w:rFonts w:ascii="맑은 고딕" w:eastAsia="맑은 고딕" w:hAnsi="맑은 고딕" w:cs="맑은 고딕"/>
+          <w:b/>
+          <w:bCs/>
+          <w:lang w:eastAsia="ko-KR"/>
+        </w:rPr>
+        <w:t>”</w:t>
+      </w:r>
+      <w:r>
+        <w:rPr>
+          <w:rFonts w:ascii="맑은 고딕" w:eastAsia="맑은 고딕" w:hAnsi="맑은 고딕" w:cs="맑은 고딕" w:hint="eastAsia"/>
+          <w:b/>
+          <w:bCs/>
+          <w:lang w:eastAsia="ko-KR"/>
+        </w:rPr>
+        <w:t xml:space="preserve">을 정량적, 정성적 그리고 핵심 KPI의 허점을 막는 추가 </w:t>
+      </w:r>
+      <w:r>
+        <w:rPr>
+          <w:rFonts w:ascii="맑은 고딕" w:eastAsia="맑은 고딕" w:hAnsi="맑은 고딕" w:cs="맑은 고딕"/>
+          <w:b/>
+          <w:bCs/>
+          <w:lang w:eastAsia="ko-KR"/>
+        </w:rPr>
+        <w:t>“</w:t>
+      </w:r>
+      <w:r>
+        <w:rPr>
+          <w:rFonts w:ascii="맑은 고딕" w:eastAsia="맑은 고딕" w:hAnsi="맑은 고딕" w:cs="맑은 고딕" w:hint="eastAsia"/>
+          <w:b/>
+          <w:bCs/>
+          <w:lang w:eastAsia="ko-KR"/>
+        </w:rPr>
+        <w:t>보완지표</w:t>
+      </w:r>
+      <w:r>
+        <w:rPr>
+          <w:rFonts w:ascii="맑은 고딕" w:eastAsia="맑은 고딕" w:hAnsi="맑은 고딕" w:cs="맑은 고딕"/>
+          <w:b/>
+          <w:bCs/>
+          <w:lang w:eastAsia="ko-KR"/>
+        </w:rPr>
+        <w:t>’</w:t>
+      </w:r>
+      <w:r>
+        <w:rPr>
+          <w:rFonts w:ascii="맑은 고딕" w:eastAsia="맑은 고딕" w:hAnsi="맑은 고딕" w:cs="맑은 고딕" w:hint="eastAsia"/>
+          <w:b/>
+          <w:bCs/>
+          <w:lang w:eastAsia="ko-KR"/>
+        </w:rPr>
+        <w:t>를 AI와 함께 설계했습니다.</w:t>
       </w:r>
     </w:p>
     <w:p>
@@ -1390,88 +1591,52 @@
       <w:pPr>
         <w:spacing w:before="40" w:after="60"/>
         <w:rPr>
+          <w:b/>
+          <w:bCs/>
           <w:lang w:eastAsia="ko-KR"/>
         </w:rPr>
       </w:pPr>
       <w:r>
         <w:rPr>
-          <w:sz w:val="21"/>
-          <w:lang w:eastAsia="ko-KR"/>
-        </w:rPr>
-        <w:t>저는</w:t>
-      </w:r>
-      <w:r>
-        <w:rPr>
-          <w:sz w:val="21"/>
-          <w:lang w:eastAsia="ko-KR"/>
-        </w:rPr>
-        <w:t xml:space="preserve"> </w:t>
-      </w:r>
-      <w:r>
-        <w:rPr>
-          <w:sz w:val="21"/>
-          <w:lang w:eastAsia="ko-KR"/>
-        </w:rPr>
-        <w:t>입사</w:t>
-      </w:r>
-      <w:r>
-        <w:rPr>
-          <w:sz w:val="21"/>
-          <w:lang w:eastAsia="ko-KR"/>
-        </w:rPr>
-        <w:t xml:space="preserve"> </w:t>
-      </w:r>
-      <w:r>
-        <w:rPr>
-          <w:sz w:val="21"/>
-          <w:lang w:eastAsia="ko-KR"/>
-        </w:rPr>
-        <w:t>두</w:t>
-      </w:r>
-      <w:r>
-        <w:rPr>
-          <w:sz w:val="21"/>
-          <w:lang w:eastAsia="ko-KR"/>
-        </w:rPr>
-        <w:t xml:space="preserve"> </w:t>
-      </w:r>
-      <w:r>
-        <w:rPr>
-          <w:sz w:val="21"/>
-          <w:lang w:eastAsia="ko-KR"/>
-        </w:rPr>
-        <w:t>달</w:t>
-      </w:r>
-      <w:r>
-        <w:rPr>
-          <w:sz w:val="21"/>
-          <w:lang w:eastAsia="ko-KR"/>
-        </w:rPr>
-        <w:t xml:space="preserve"> </w:t>
-      </w:r>
-      <w:r>
-        <w:rPr>
-          <w:sz w:val="21"/>
-          <w:lang w:eastAsia="ko-KR"/>
-        </w:rPr>
-        <w:t>차</w:t>
-      </w:r>
-      <w:r>
-        <w:rPr>
-          <w:sz w:val="21"/>
-          <w:lang w:eastAsia="ko-KR"/>
-        </w:rPr>
-        <w:t xml:space="preserve"> </w:t>
-      </w:r>
-      <w:r>
-        <w:rPr>
-          <w:sz w:val="21"/>
-          <w:lang w:eastAsia="ko-KR"/>
-        </w:rPr>
-        <w:t>신입으로</w:t>
-      </w:r>
-      <w:r>
-        <w:rPr>
+          <w:rFonts w:ascii="맑은 고딕" w:eastAsia="맑은 고딕" w:hAnsi="맑은 고딕" w:cs="맑은 고딕" w:hint="eastAsia"/>
+          <w:b/>
+          <w:bCs/>
+          <w:sz w:val="21"/>
+          <w:lang w:eastAsia="ko-KR"/>
+        </w:rPr>
+        <w:t xml:space="preserve">그 </w:t>
+      </w:r>
+      <w:r>
+        <w:rPr>
+          <w:b/>
+          <w:bCs/>
+          <w:sz w:val="21"/>
+          <w:lang w:eastAsia="ko-KR"/>
+        </w:rPr>
+        <w:t>과정과</w:t>
+      </w:r>
+      <w:r>
+        <w:rPr>
+          <w:b/>
+          <w:bCs/>
+          <w:sz w:val="21"/>
+          <w:lang w:eastAsia="ko-KR"/>
+        </w:rPr>
+        <w:t xml:space="preserve"> </w:t>
+      </w:r>
+      <w:r>
+        <w:rPr>
+          <w:b/>
+          <w:bCs/>
+          <w:sz w:val="21"/>
+          <w:lang w:eastAsia="ko-KR"/>
+        </w:rPr>
+        <w:t>결과물을</w:t>
+      </w:r>
+      <w:r>
+        <w:rPr>
+          <w:b/>
+          <w:bCs/>
           <w:sz w:val="21"/>
           <w:lang w:eastAsia="ko-KR"/>
         </w:rPr>
@@ -1479,238 +1644,46 @@
       </w:r>
       <w:r>
         <w:rPr>
-          <w:sz w:val="21"/>
-          <w:lang w:eastAsia="ko-KR"/>
-        </w:rPr>
-        <w:t>이번</w:t>
-      </w:r>
-      <w:r>
-        <w:rPr>
-          <w:sz w:val="21"/>
-          <w:lang w:eastAsia="ko-KR"/>
-        </w:rPr>
-        <w:t xml:space="preserve"> </w:t>
-      </w:r>
-      <w:r>
-        <w:rPr>
-          <w:sz w:val="21"/>
-          <w:lang w:eastAsia="ko-KR"/>
-        </w:rPr>
-        <w:t>과제를</w:t>
-      </w:r>
-      <w:r>
-        <w:rPr>
-          <w:sz w:val="21"/>
-          <w:lang w:eastAsia="ko-KR"/>
-        </w:rPr>
-        <w:t xml:space="preserve"> </w:t>
-      </w:r>
-      <w:r>
-        <w:rPr>
-          <w:sz w:val="21"/>
-          <w:lang w:eastAsia="ko-KR"/>
-        </w:rPr>
-        <w:t>통해</w:t>
-      </w:r>
-      <w:r>
-        <w:rPr>
-          <w:sz w:val="21"/>
-          <w:lang w:eastAsia="ko-KR"/>
-        </w:rPr>
-        <w:t xml:space="preserve"> </w:t>
-      </w:r>
-      <w:r>
-        <w:rPr>
-          <w:sz w:val="21"/>
-          <w:lang w:eastAsia="ko-KR"/>
-        </w:rPr>
-        <w:t>글로벌</w:t>
-      </w:r>
-      <w:r>
-        <w:rPr>
-          <w:sz w:val="21"/>
-          <w:lang w:eastAsia="ko-KR"/>
-        </w:rPr>
-        <w:t xml:space="preserve"> 8</w:t>
-      </w:r>
-      <w:r>
-        <w:rPr>
-          <w:sz w:val="21"/>
-          <w:lang w:eastAsia="ko-KR"/>
-        </w:rPr>
-        <w:t>개</w:t>
-      </w:r>
-      <w:r>
-        <w:rPr>
-          <w:sz w:val="21"/>
-          <w:lang w:eastAsia="ko-KR"/>
-        </w:rPr>
-        <w:t xml:space="preserve"> </w:t>
-      </w:r>
-      <w:r>
-        <w:rPr>
-          <w:sz w:val="21"/>
-          <w:lang w:eastAsia="ko-KR"/>
-        </w:rPr>
-        <w:t>기업의</w:t>
-      </w:r>
-      <w:r>
-        <w:rPr>
-          <w:sz w:val="21"/>
-          <w:lang w:eastAsia="ko-KR"/>
-        </w:rPr>
-        <w:t xml:space="preserve"> </w:t>
-      </w:r>
-      <w:r>
-        <w:rPr>
-          <w:sz w:val="21"/>
-          <w:lang w:eastAsia="ko-KR"/>
-        </w:rPr>
-        <w:t>직무를</w:t>
-      </w:r>
-      <w:r>
-        <w:rPr>
-          <w:sz w:val="21"/>
-          <w:lang w:eastAsia="ko-KR"/>
-        </w:rPr>
-        <w:t xml:space="preserve"> AI</w:t>
-      </w:r>
-      <w:r>
-        <w:rPr>
-          <w:sz w:val="21"/>
-          <w:lang w:eastAsia="ko-KR"/>
-        </w:rPr>
-        <w:t>로</w:t>
-      </w:r>
-      <w:r>
-        <w:rPr>
-          <w:sz w:val="21"/>
-          <w:lang w:eastAsia="ko-KR"/>
-        </w:rPr>
-        <w:t xml:space="preserve"> </w:t>
-      </w:r>
-      <w:r>
-        <w:rPr>
-          <w:sz w:val="21"/>
-          <w:lang w:eastAsia="ko-KR"/>
-        </w:rPr>
-        <w:t>분석하고</w:t>
-      </w:r>
-      <w:r>
-        <w:rPr>
-          <w:sz w:val="21"/>
-          <w:lang w:eastAsia="ko-KR"/>
-        </w:rPr>
-        <w:t>,</w:t>
-      </w:r>
-    </w:p>
-    <w:p>
-      <w:pPr>
-        <w:spacing w:before="40" w:after="60"/>
-        <w:rPr>
-          <w:lang w:eastAsia="ko-KR"/>
-        </w:rPr>
-      </w:pPr>
-      <w:r>
-        <w:rPr>
-          <w:sz w:val="21"/>
-          <w:lang w:eastAsia="ko-KR"/>
-        </w:rPr>
-        <w:t>엔키아</w:t>
-      </w:r>
-      <w:r>
-        <w:rPr>
-          <w:sz w:val="21"/>
-          <w:lang w:eastAsia="ko-KR"/>
-        </w:rPr>
-        <w:t xml:space="preserve"> </w:t>
-      </w:r>
-      <w:r>
-        <w:rPr>
-          <w:sz w:val="21"/>
-          <w:lang w:eastAsia="ko-KR"/>
-        </w:rPr>
-        <w:t>영업</w:t>
-      </w:r>
-      <w:r>
-        <w:rPr>
-          <w:sz w:val="21"/>
-          <w:lang w:eastAsia="ko-KR"/>
-        </w:rPr>
-        <w:t>·</w:t>
-      </w:r>
-      <w:r>
-        <w:rPr>
-          <w:sz w:val="21"/>
-          <w:lang w:eastAsia="ko-KR"/>
-        </w:rPr>
-        <w:t>연구소</w:t>
-      </w:r>
-      <w:r>
-        <w:rPr>
-          <w:sz w:val="21"/>
-          <w:lang w:eastAsia="ko-KR"/>
-        </w:rPr>
-        <w:t>·</w:t>
-      </w:r>
-      <w:r>
-        <w:rPr>
-          <w:sz w:val="21"/>
-          <w:lang w:eastAsia="ko-KR"/>
-        </w:rPr>
-        <w:t>사업수행</w:t>
-      </w:r>
-      <w:r>
-        <w:rPr>
-          <w:sz w:val="21"/>
-          <w:lang w:eastAsia="ko-KR"/>
-        </w:rPr>
-        <w:t xml:space="preserve"> </w:t>
-      </w:r>
-      <w:r>
-        <w:rPr>
-          <w:sz w:val="21"/>
-          <w:lang w:eastAsia="ko-KR"/>
-        </w:rPr>
-        <w:t>세</w:t>
-      </w:r>
-      <w:r>
-        <w:rPr>
-          <w:sz w:val="21"/>
-          <w:lang w:eastAsia="ko-KR"/>
-        </w:rPr>
-        <w:t xml:space="preserve"> </w:t>
-      </w:r>
-      <w:r>
-        <w:rPr>
-          <w:sz w:val="21"/>
-          <w:lang w:eastAsia="ko-KR"/>
-        </w:rPr>
-        <w:t>직무의</w:t>
-      </w:r>
-      <w:r>
-        <w:rPr>
-          <w:sz w:val="21"/>
-          <w:lang w:eastAsia="ko-KR"/>
-        </w:rPr>
-        <w:t xml:space="preserve"> OKR·KPI</w:t>
-      </w:r>
-      <w:r>
-        <w:rPr>
-          <w:sz w:val="21"/>
-          <w:lang w:eastAsia="ko-KR"/>
-        </w:rPr>
-        <w:t>를</w:t>
-      </w:r>
-      <w:r>
-        <w:rPr>
-          <w:sz w:val="21"/>
-          <w:lang w:eastAsia="ko-KR"/>
-        </w:rPr>
-        <w:t xml:space="preserve"> </w:t>
-      </w:r>
-      <w:r>
-        <w:rPr>
+          <w:rFonts w:ascii="맑은 고딕" w:eastAsia="맑은 고딕" w:hAnsi="맑은 고딕" w:cs="맑은 고딕" w:hint="eastAsia"/>
+          <w:b/>
+          <w:bCs/>
+          <w:sz w:val="21"/>
+          <w:lang w:eastAsia="ko-KR"/>
+        </w:rPr>
+        <w:t xml:space="preserve">지금 보고 계시는 </w:t>
+      </w:r>
+      <w:r>
+        <w:rPr>
+          <w:b/>
+          <w:bCs/>
+          <w:sz w:val="21"/>
+          <w:lang w:eastAsia="ko-KR"/>
+        </w:rPr>
+        <w:t>보고서로</w:t>
+      </w:r>
+      <w:r>
+        <w:rPr>
+          <w:b/>
+          <w:bCs/>
+          <w:sz w:val="21"/>
+          <w:lang w:eastAsia="ko-KR"/>
+        </w:rPr>
+        <w:t xml:space="preserve"> </w:t>
+      </w:r>
+      <w:r>
+        <w:rPr>
+          <w:rFonts w:ascii="맑은 고딕" w:eastAsia="맑은 고딕" w:hAnsi="맑은 고딕" w:cs="맑은 고딕" w:hint="eastAsia"/>
+          <w:b/>
+          <w:bCs/>
+          <w:sz w:val="21"/>
+          <w:lang w:eastAsia="ko-KR"/>
+        </w:rPr>
+        <w:t xml:space="preserve">짧게 터치하고, </w:t>
+      </w:r>
+      <w:r>
+        <w:rPr>
+          <w:b/>
+          <w:bCs/>
           <w:sz w:val="21"/>
           <w:lang w:eastAsia="ko-KR"/>
         </w:rPr>
@@ -1718,184 +1691,17 @@
       </w:r>
       <w:r>
         <w:rPr>
-          <w:sz w:val="21"/>
-          <w:lang w:eastAsia="ko-KR"/>
-        </w:rPr>
-        <w:t xml:space="preserve"> </w:t>
-      </w:r>
-      <w:r>
-        <w:rPr>
-          <w:sz w:val="21"/>
-          <w:lang w:eastAsia="ko-KR"/>
-        </w:rPr>
-        <w:t>설계했습니다</w:t>
-      </w:r>
-      <w:r>
-        <w:rPr>
-          <w:sz w:val="21"/>
-          <w:lang w:eastAsia="ko-KR"/>
-        </w:rPr>
-        <w:t>.</w:t>
-      </w:r>
-    </w:p>
-    <w:p>
-      <w:pPr>
-        <w:spacing w:after="0"/>
-        <w:rPr>
-          <w:lang w:eastAsia="ko-KR"/>
-        </w:rPr>
-      </w:pPr>
-    </w:p>
-    <w:p>
-      <w:pPr>
-        <w:spacing w:before="40" w:after="60"/>
-        <w:rPr>
-          <w:lang w:eastAsia="ko-KR"/>
-        </w:rPr>
-      </w:pPr>
-      <w:r>
-        <w:rPr>
-          <w:sz w:val="21"/>
-          <w:lang w:eastAsia="ko-KR"/>
-        </w:rPr>
-        <w:t>오늘은</w:t>
-      </w:r>
-      <w:r>
-        <w:rPr>
-          <w:sz w:val="21"/>
-          <w:lang w:eastAsia="ko-KR"/>
-        </w:rPr>
-        <w:t xml:space="preserve"> </w:t>
-      </w:r>
-      <w:r>
-        <w:rPr>
-          <w:sz w:val="21"/>
-          <w:lang w:eastAsia="ko-KR"/>
-        </w:rPr>
-        <w:t>그</w:t>
-      </w:r>
-      <w:r>
-        <w:rPr>
-          <w:sz w:val="21"/>
-          <w:lang w:eastAsia="ko-KR"/>
-        </w:rPr>
-        <w:t xml:space="preserve"> </w:t>
-      </w:r>
-      <w:r>
-        <w:rPr>
-          <w:sz w:val="21"/>
-          <w:lang w:eastAsia="ko-KR"/>
-        </w:rPr>
-        <w:t>과정과</w:t>
-      </w:r>
-      <w:r>
-        <w:rPr>
-          <w:sz w:val="21"/>
-          <w:lang w:eastAsia="ko-KR"/>
-        </w:rPr>
-        <w:t xml:space="preserve"> </w:t>
-      </w:r>
-      <w:r>
-        <w:rPr>
-          <w:sz w:val="21"/>
-          <w:lang w:eastAsia="ko-KR"/>
-        </w:rPr>
-        <w:t>결과물을</w:t>
-      </w:r>
-      <w:r>
-        <w:rPr>
-          <w:sz w:val="21"/>
-          <w:lang w:eastAsia="ko-KR"/>
-        </w:rPr>
-        <w:t xml:space="preserve">, </w:t>
-      </w:r>
-      <w:r>
-        <w:rPr>
-          <w:sz w:val="21"/>
-          <w:lang w:eastAsia="ko-KR"/>
-        </w:rPr>
-        <w:t>먼저</w:t>
-      </w:r>
-      <w:r>
-        <w:rPr>
-          <w:sz w:val="21"/>
-          <w:lang w:eastAsia="ko-KR"/>
-        </w:rPr>
-        <w:t xml:space="preserve"> </w:t>
-      </w:r>
-      <w:r>
-        <w:rPr>
-          <w:sz w:val="21"/>
-          <w:lang w:eastAsia="ko-KR"/>
-        </w:rPr>
-        <w:t>보고서로</w:t>
-      </w:r>
-      <w:r>
-        <w:rPr>
-          <w:sz w:val="21"/>
-          <w:lang w:eastAsia="ko-KR"/>
-        </w:rPr>
-        <w:t xml:space="preserve"> </w:t>
-      </w:r>
-      <w:r>
-        <w:rPr>
-          <w:sz w:val="21"/>
-          <w:lang w:eastAsia="ko-KR"/>
-        </w:rPr>
-        <w:t>설명드린</w:t>
-      </w:r>
-      <w:r>
-        <w:rPr>
-          <w:sz w:val="21"/>
-          <w:lang w:eastAsia="ko-KR"/>
-        </w:rPr>
-        <w:t xml:space="preserve"> </w:t>
-      </w:r>
-      <w:r>
-        <w:rPr>
-          <w:sz w:val="21"/>
-          <w:lang w:eastAsia="ko-KR"/>
-        </w:rPr>
-        <w:t>뒤</w:t>
-      </w:r>
-    </w:p>
-    <w:p>
-      <w:pPr>
-        <w:spacing w:before="40" w:after="60"/>
-        <w:rPr>
-          <w:lang w:eastAsia="ko-KR"/>
-        </w:rPr>
-      </w:pPr>
-      <w:r>
-        <w:rPr>
-          <w:sz w:val="21"/>
-          <w:lang w:eastAsia="ko-KR"/>
-        </w:rPr>
-        <w:t>제가</w:t>
-      </w:r>
-      <w:r>
-        <w:rPr>
-          <w:sz w:val="21"/>
-          <w:lang w:eastAsia="ko-KR"/>
-        </w:rPr>
-        <w:t xml:space="preserve"> </w:t>
-      </w:r>
-      <w:r>
-        <w:rPr>
-          <w:sz w:val="21"/>
-          <w:lang w:eastAsia="ko-KR"/>
-        </w:rPr>
-        <w:t>직접</w:t>
-      </w:r>
-      <w:r>
-        <w:rPr>
-          <w:sz w:val="21"/>
-          <w:lang w:eastAsia="ko-KR"/>
-        </w:rPr>
-        <w:t xml:space="preserve"> </w:t>
-      </w:r>
-      <w:r>
-        <w:rPr>
+          <w:b/>
+          <w:bCs/>
+          <w:sz w:val="21"/>
+          <w:lang w:eastAsia="ko-KR"/>
+        </w:rPr>
+        <w:t xml:space="preserve"> </w:t>
+      </w:r>
+      <w:r>
+        <w:rPr>
+          <w:b/>
+          <w:bCs/>
           <w:sz w:val="21"/>
           <w:lang w:eastAsia="ko-KR"/>
         </w:rPr>
@@ -1903,13 +1709,17 @@
       </w:r>
       <w:r>
         <w:rPr>
-          <w:sz w:val="21"/>
-          <w:lang w:eastAsia="ko-KR"/>
-        </w:rPr>
-        <w:t xml:space="preserve"> </w:t>
-      </w:r>
-      <w:r>
-        <w:rPr>
+          <w:b/>
+          <w:bCs/>
+          <w:sz w:val="21"/>
+          <w:lang w:eastAsia="ko-KR"/>
+        </w:rPr>
+        <w:t xml:space="preserve"> </w:t>
+      </w:r>
+      <w:r>
+        <w:rPr>
+          <w:b/>
+          <w:bCs/>
           <w:sz w:val="21"/>
           <w:lang w:eastAsia="ko-KR"/>
         </w:rPr>
@@ -1917,13 +1727,17 @@
       </w:r>
       <w:r>
         <w:rPr>
-          <w:sz w:val="21"/>
-          <w:lang w:eastAsia="ko-KR"/>
-        </w:rPr>
-        <w:t xml:space="preserve"> </w:t>
-      </w:r>
-      <w:r>
-        <w:rPr>
+          <w:b/>
+          <w:bCs/>
+          <w:sz w:val="21"/>
+          <w:lang w:eastAsia="ko-KR"/>
+        </w:rPr>
+        <w:t xml:space="preserve"> </w:t>
+      </w:r>
+      <w:r>
+        <w:rPr>
+          <w:b/>
+          <w:bCs/>
           <w:sz w:val="21"/>
           <w:lang w:eastAsia="ko-KR"/>
         </w:rPr>
@@ -1931,13 +1745,17 @@
       </w:r>
       <w:r>
         <w:rPr>
-          <w:sz w:val="21"/>
-          <w:lang w:eastAsia="ko-KR"/>
-        </w:rPr>
-        <w:t xml:space="preserve"> </w:t>
-      </w:r>
-      <w:r>
-        <w:rPr>
+          <w:b/>
+          <w:bCs/>
+          <w:sz w:val="21"/>
+          <w:lang w:eastAsia="ko-KR"/>
+        </w:rPr>
+        <w:t xml:space="preserve"> </w:t>
+      </w:r>
+      <w:r>
+        <w:rPr>
+          <w:b/>
+          <w:bCs/>
           <w:sz w:val="21"/>
           <w:lang w:eastAsia="ko-KR"/>
         </w:rPr>
@@ -1945,13 +1763,17 @@
       </w:r>
       <w:r>
         <w:rPr>
-          <w:sz w:val="21"/>
-          <w:lang w:eastAsia="ko-KR"/>
-        </w:rPr>
-        <w:t xml:space="preserve"> </w:t>
-      </w:r>
-      <w:r>
-        <w:rPr>
+          <w:b/>
+          <w:bCs/>
+          <w:sz w:val="21"/>
+          <w:lang w:eastAsia="ko-KR"/>
+        </w:rPr>
+        <w:t xml:space="preserve"> </w:t>
+      </w:r>
+      <w:r>
+        <w:rPr>
+          <w:b/>
+          <w:bCs/>
           <w:sz w:val="21"/>
           <w:lang w:eastAsia="ko-KR"/>
         </w:rPr>
@@ -1959,13 +1781,17 @@
       </w:r>
       <w:r>
         <w:rPr>
-          <w:sz w:val="21"/>
-          <w:lang w:eastAsia="ko-KR"/>
-        </w:rPr>
-        <w:t xml:space="preserve"> </w:t>
-      </w:r>
-      <w:r>
-        <w:rPr>
+          <w:b/>
+          <w:bCs/>
+          <w:sz w:val="21"/>
+          <w:lang w:eastAsia="ko-KR"/>
+        </w:rPr>
+        <w:t xml:space="preserve"> </w:t>
+      </w:r>
+      <w:r>
+        <w:rPr>
+          <w:b/>
+          <w:bCs/>
           <w:sz w:val="21"/>
           <w:lang w:eastAsia="ko-KR"/>
         </w:rPr>
@@ -1973,6 +1799,8 @@
       </w:r>
       <w:r>
         <w:rPr>
+          <w:b/>
+          <w:bCs/>
           <w:sz w:val="21"/>
           <w:lang w:eastAsia="ko-KR"/>
         </w:rPr>
@@ -2809,45 +2637,137 @@
     </w:p>
     <w:p>
       <w:pPr>
-        <w:spacing w:after="0"/>
-        <w:rPr>
-          <w:rFonts w:eastAsia="맑은 고딕"/>
+        <w:spacing w:before="40" w:after="60"/>
+        <w:rPr>
           <w:lang w:eastAsia="ko-KR"/>
         </w:rPr>
       </w:pPr>
+      <w:r>
+        <w:rPr>
+          <w:rFonts w:ascii="맑은 고딕" w:eastAsia="맑은 고딕" w:hAnsi="맑은 고딕" w:cs="맑은 고딕" w:hint="eastAsia"/>
+          <w:b/>
+          <w:sz w:val="21"/>
+          <w:lang w:eastAsia="ko-KR"/>
+        </w:rPr>
+        <w:t xml:space="preserve">우선, </w:t>
+      </w:r>
+      <w:r>
+        <w:rPr>
+          <w:b/>
+          <w:sz w:val="21"/>
+          <w:lang w:eastAsia="ko-KR"/>
+        </w:rPr>
+        <w:t>엔키아와</w:t>
+      </w:r>
+      <w:r>
+        <w:rPr>
+          <w:b/>
+          <w:sz w:val="21"/>
+          <w:lang w:eastAsia="ko-KR"/>
+        </w:rPr>
+        <w:t xml:space="preserve"> </w:t>
+      </w:r>
+      <w:r>
+        <w:rPr>
+          <w:b/>
+          <w:sz w:val="21"/>
+          <w:lang w:eastAsia="ko-KR"/>
+        </w:rPr>
+        <w:t>같은</w:t>
+      </w:r>
+      <w:r>
+        <w:rPr>
+          <w:b/>
+          <w:sz w:val="21"/>
+          <w:lang w:eastAsia="ko-KR"/>
+        </w:rPr>
+        <w:t xml:space="preserve"> </w:t>
+      </w:r>
+      <w:r>
+        <w:rPr>
+          <w:b/>
+          <w:sz w:val="21"/>
+          <w:lang w:eastAsia="ko-KR"/>
+        </w:rPr>
+        <w:t>영역에서</w:t>
+      </w:r>
+      <w:r>
+        <w:rPr>
+          <w:b/>
+          <w:sz w:val="21"/>
+          <w:lang w:eastAsia="ko-KR"/>
+        </w:rPr>
+        <w:t xml:space="preserve"> </w:t>
+      </w:r>
+      <w:r>
+        <w:rPr>
+          <w:b/>
+          <w:sz w:val="21"/>
+          <w:lang w:eastAsia="ko-KR"/>
+        </w:rPr>
+        <w:t>일하는</w:t>
+      </w:r>
+      <w:r>
+        <w:rPr>
+          <w:b/>
+          <w:sz w:val="21"/>
+          <w:lang w:eastAsia="ko-KR"/>
+        </w:rPr>
+        <w:t xml:space="preserve"> 8</w:t>
+      </w:r>
+      <w:r>
+        <w:rPr>
+          <w:b/>
+          <w:sz w:val="21"/>
+          <w:lang w:eastAsia="ko-KR"/>
+        </w:rPr>
+        <w:t>개</w:t>
+      </w:r>
+      <w:r>
+        <w:rPr>
+          <w:b/>
+          <w:sz w:val="21"/>
+          <w:lang w:eastAsia="ko-KR"/>
+        </w:rPr>
+        <w:t xml:space="preserve"> </w:t>
+      </w:r>
+      <w:r>
+        <w:rPr>
+          <w:b/>
+          <w:sz w:val="21"/>
+          <w:lang w:eastAsia="ko-KR"/>
+        </w:rPr>
+        <w:t>기업을</w:t>
+      </w:r>
+      <w:r>
+        <w:rPr>
+          <w:b/>
+          <w:sz w:val="21"/>
+          <w:lang w:eastAsia="ko-KR"/>
+        </w:rPr>
+        <w:t xml:space="preserve"> </w:t>
+      </w:r>
+      <w:r>
+        <w:rPr>
+          <w:b/>
+          <w:sz w:val="21"/>
+          <w:lang w:eastAsia="ko-KR"/>
+        </w:rPr>
+        <w:t>선정했습니다</w:t>
+      </w:r>
+      <w:r>
+        <w:rPr>
+          <w:b/>
+          <w:sz w:val="21"/>
+          <w:lang w:eastAsia="ko-KR"/>
+        </w:rPr>
+        <w:t>.</w:t>
+      </w:r>
     </w:p>
     <w:p>
       <w:pPr>
         <w:spacing w:after="0"/>
         <w:rPr>
-          <w:rFonts w:eastAsia="맑은 고딕"/>
-          <w:lang w:eastAsia="ko-KR"/>
-        </w:rPr>
-      </w:pPr>
-    </w:p>
-    <w:p>
-      <w:pPr>
-        <w:spacing w:after="0"/>
-        <w:rPr>
-          <w:rFonts w:eastAsia="맑은 고딕"/>
-          <w:lang w:eastAsia="ko-KR"/>
-        </w:rPr>
-      </w:pPr>
-    </w:p>
-    <w:p>
-      <w:pPr>
-        <w:spacing w:after="0"/>
-        <w:rPr>
-          <w:rFonts w:eastAsia="맑은 고딕"/>
-          <w:lang w:eastAsia="ko-KR"/>
-        </w:rPr>
-      </w:pPr>
-    </w:p>
-    <w:p>
-      <w:pPr>
-        <w:spacing w:after="0"/>
-        <w:rPr>
-          <w:rFonts w:eastAsia="맑은 고딕"/>
           <w:lang w:eastAsia="ko-KR"/>
         </w:rPr>
       </w:pPr>
@@ -2856,6 +2776,7 @@
       <w:pPr>
         <w:spacing w:before="40" w:after="60"/>
         <w:rPr>
+          <w:rFonts w:eastAsia="맑은 고딕" w:hint="eastAsia"/>
           <w:lang w:eastAsia="ko-KR"/>
         </w:rPr>
       </w:pPr>
@@ -2866,107 +2787,822 @@
           <w:lang w:eastAsia="ko-KR"/>
         </w:rPr>
         <w:lastRenderedPageBreak/>
-        <w:t>엔키아와</w:t>
-      </w:r>
-      <w:r>
-        <w:rPr>
-          <w:b/>
-          <w:sz w:val="21"/>
-          <w:lang w:eastAsia="ko-KR"/>
-        </w:rPr>
-        <w:t xml:space="preserve"> </w:t>
-      </w:r>
-      <w:r>
-        <w:rPr>
-          <w:b/>
-          <w:sz w:val="21"/>
-          <w:lang w:eastAsia="ko-KR"/>
-        </w:rPr>
-        <w:t>같은</w:t>
-      </w:r>
-      <w:r>
-        <w:rPr>
-          <w:b/>
-          <w:sz w:val="21"/>
-          <w:lang w:eastAsia="ko-KR"/>
-        </w:rPr>
-        <w:t xml:space="preserve"> </w:t>
-      </w:r>
-      <w:r>
-        <w:rPr>
-          <w:b/>
-          <w:sz w:val="21"/>
-          <w:lang w:eastAsia="ko-KR"/>
-        </w:rPr>
-        <w:t>영역에서</w:t>
-      </w:r>
-      <w:r>
-        <w:rPr>
-          <w:b/>
-          <w:sz w:val="21"/>
-          <w:lang w:eastAsia="ko-KR"/>
-        </w:rPr>
-        <w:t xml:space="preserve"> </w:t>
-      </w:r>
-      <w:r>
-        <w:rPr>
-          <w:b/>
-          <w:sz w:val="21"/>
-          <w:lang w:eastAsia="ko-KR"/>
-        </w:rPr>
-        <w:t>일하는</w:t>
-      </w:r>
-      <w:r>
-        <w:rPr>
-          <w:b/>
-          <w:sz w:val="21"/>
-          <w:lang w:eastAsia="ko-KR"/>
-        </w:rPr>
-        <w:t xml:space="preserve"> 8</w:t>
-      </w:r>
-      <w:r>
-        <w:rPr>
-          <w:b/>
-          <w:sz w:val="21"/>
-          <w:lang w:eastAsia="ko-KR"/>
-        </w:rPr>
-        <w:t>개</w:t>
-      </w:r>
-      <w:r>
-        <w:rPr>
-          <w:b/>
-          <w:sz w:val="21"/>
-          <w:lang w:eastAsia="ko-KR"/>
-        </w:rPr>
-        <w:t xml:space="preserve"> </w:t>
-      </w:r>
-      <w:r>
-        <w:rPr>
-          <w:b/>
-          <w:sz w:val="21"/>
-          <w:lang w:eastAsia="ko-KR"/>
-        </w:rPr>
-        <w:t>기업을</w:t>
-      </w:r>
-      <w:r>
-        <w:rPr>
-          <w:b/>
-          <w:sz w:val="21"/>
-          <w:lang w:eastAsia="ko-KR"/>
-        </w:rPr>
-        <w:t xml:space="preserve"> </w:t>
-      </w:r>
-      <w:r>
-        <w:rPr>
-          <w:b/>
-          <w:sz w:val="21"/>
-          <w:lang w:eastAsia="ko-KR"/>
-        </w:rPr>
-        <w:t>선정했습니다</w:t>
-      </w:r>
-      <w:r>
-        <w:rPr>
-          <w:b/>
+        <w:t>글로벌</w:t>
+      </w:r>
+      <w:r>
+        <w:rPr>
+          <w:b/>
+          <w:sz w:val="21"/>
+          <w:lang w:eastAsia="ko-KR"/>
+        </w:rPr>
+        <w:t xml:space="preserve"> 4</w:t>
+      </w:r>
+      <w:r>
+        <w:rPr>
+          <w:b/>
+          <w:sz w:val="21"/>
+          <w:lang w:eastAsia="ko-KR"/>
+        </w:rPr>
+        <w:t>개사</w:t>
+      </w:r>
+      <w:r>
+        <w:rPr>
+          <w:rFonts w:eastAsia="맑은 고딕" w:hint="eastAsia"/>
+          <w:b/>
+          <w:sz w:val="21"/>
+          <w:lang w:eastAsia="ko-KR"/>
+        </w:rPr>
+        <w:t>, 4</w:t>
+      </w:r>
+      <w:r>
+        <w:rPr>
+          <w:rFonts w:eastAsia="맑은 고딕" w:hint="eastAsia"/>
+          <w:b/>
+          <w:sz w:val="21"/>
+          <w:lang w:eastAsia="ko-KR"/>
+        </w:rPr>
+        <w:t>개사</w:t>
+      </w:r>
+      <w:r>
+        <w:rPr>
+          <w:rFonts w:eastAsia="맑은 고딕" w:hint="eastAsia"/>
+          <w:b/>
+          <w:sz w:val="21"/>
+          <w:lang w:eastAsia="ko-KR"/>
+        </w:rPr>
+        <w:t xml:space="preserve"> </w:t>
+      </w:r>
+      <w:r>
+        <w:rPr>
+          <w:rFonts w:eastAsia="맑은 고딕" w:hint="eastAsia"/>
+          <w:b/>
+          <w:sz w:val="21"/>
+          <w:lang w:eastAsia="ko-KR"/>
+        </w:rPr>
+        <w:t>모두</w:t>
+      </w:r>
+      <w:r>
+        <w:rPr>
+          <w:rFonts w:eastAsia="맑은 고딕" w:hint="eastAsia"/>
+          <w:b/>
+          <w:sz w:val="21"/>
+          <w:lang w:eastAsia="ko-KR"/>
+        </w:rPr>
+        <w:t xml:space="preserve"> </w:t>
+      </w:r>
+      <w:r>
+        <w:rPr>
+          <w:rFonts w:eastAsia="맑은 고딕" w:hint="eastAsia"/>
+          <w:b/>
+          <w:sz w:val="21"/>
+          <w:lang w:eastAsia="ko-KR"/>
+        </w:rPr>
+        <w:t>뉴욕증권거래소</w:t>
+      </w:r>
+      <w:r>
+        <w:rPr>
+          <w:rFonts w:eastAsia="맑은 고딕" w:hint="eastAsia"/>
+          <w:b/>
+          <w:sz w:val="21"/>
+          <w:lang w:eastAsia="ko-KR"/>
+        </w:rPr>
+        <w:t xml:space="preserve"> </w:t>
+      </w:r>
+      <w:r>
+        <w:rPr>
+          <w:rFonts w:eastAsia="맑은 고딕" w:hint="eastAsia"/>
+          <w:b/>
+          <w:sz w:val="21"/>
+          <w:lang w:eastAsia="ko-KR"/>
+        </w:rPr>
+        <w:t>및</w:t>
+      </w:r>
+      <w:r>
+        <w:rPr>
+          <w:rFonts w:eastAsia="맑은 고딕" w:hint="eastAsia"/>
+          <w:b/>
+          <w:sz w:val="21"/>
+          <w:lang w:eastAsia="ko-KR"/>
+        </w:rPr>
+        <w:t xml:space="preserve"> </w:t>
+      </w:r>
+      <w:r>
+        <w:rPr>
+          <w:rFonts w:eastAsia="맑은 고딕" w:hint="eastAsia"/>
+          <w:b/>
+          <w:sz w:val="21"/>
+          <w:lang w:eastAsia="ko-KR"/>
+        </w:rPr>
+        <w:t>나스닥에</w:t>
+      </w:r>
+      <w:r>
+        <w:rPr>
+          <w:rFonts w:eastAsia="맑은 고딕" w:hint="eastAsia"/>
+          <w:b/>
+          <w:sz w:val="21"/>
+          <w:lang w:eastAsia="ko-KR"/>
+        </w:rPr>
+        <w:t xml:space="preserve"> </w:t>
+      </w:r>
+      <w:r>
+        <w:rPr>
+          <w:rFonts w:eastAsia="맑은 고딕" w:hint="eastAsia"/>
+          <w:b/>
+          <w:sz w:val="21"/>
+          <w:lang w:eastAsia="ko-KR"/>
+        </w:rPr>
+        <w:t>상장되어</w:t>
+      </w:r>
+      <w:r>
+        <w:rPr>
+          <w:rFonts w:eastAsia="맑은 고딕" w:hint="eastAsia"/>
+          <w:b/>
+          <w:sz w:val="21"/>
+          <w:lang w:eastAsia="ko-KR"/>
+        </w:rPr>
+        <w:t xml:space="preserve"> </w:t>
+      </w:r>
+      <w:r>
+        <w:rPr>
+          <w:rFonts w:eastAsia="맑은 고딕" w:hint="eastAsia"/>
+          <w:b/>
+          <w:sz w:val="21"/>
+          <w:lang w:eastAsia="ko-KR"/>
+        </w:rPr>
+        <w:t>있습니다</w:t>
+      </w:r>
+      <w:r>
+        <w:rPr>
+          <w:rFonts w:eastAsia="맑은 고딕" w:hint="eastAsia"/>
+          <w:b/>
+          <w:sz w:val="21"/>
+          <w:lang w:eastAsia="ko-KR"/>
+        </w:rPr>
+        <w:t>.</w:t>
+      </w:r>
+    </w:p>
+    <w:p>
+      <w:pPr>
+        <w:spacing w:before="40" w:after="60"/>
+        <w:ind w:left="454"/>
+        <w:rPr>
+          <w:lang w:eastAsia="ko-KR"/>
+        </w:rPr>
+      </w:pPr>
+      <w:r>
+        <w:rPr>
+          <w:sz w:val="21"/>
+          <w:lang w:eastAsia="ko-KR"/>
+        </w:rPr>
+        <w:t xml:space="preserve">  - ServiceNow: IT </w:t>
+      </w:r>
+      <w:r>
+        <w:rPr>
+          <w:sz w:val="21"/>
+          <w:lang w:eastAsia="ko-KR"/>
+        </w:rPr>
+        <w:t>서비스</w:t>
+      </w:r>
+      <w:r>
+        <w:rPr>
+          <w:sz w:val="21"/>
+          <w:lang w:eastAsia="ko-KR"/>
+        </w:rPr>
+        <w:t xml:space="preserve"> </w:t>
+      </w:r>
+      <w:r>
+        <w:rPr>
+          <w:sz w:val="21"/>
+          <w:lang w:eastAsia="ko-KR"/>
+        </w:rPr>
+        <w:t>관리</w:t>
+      </w:r>
+      <w:r>
+        <w:rPr>
+          <w:sz w:val="21"/>
+          <w:lang w:eastAsia="ko-KR"/>
+        </w:rPr>
+        <w:t xml:space="preserve">(ITSM) </w:t>
+      </w:r>
+      <w:r>
+        <w:rPr>
+          <w:sz w:val="21"/>
+          <w:lang w:eastAsia="ko-KR"/>
+        </w:rPr>
+        <w:t>세계</w:t>
+      </w:r>
+      <w:r>
+        <w:rPr>
+          <w:sz w:val="21"/>
+          <w:lang w:eastAsia="ko-KR"/>
+        </w:rPr>
+        <w:t xml:space="preserve"> 1</w:t>
+      </w:r>
+      <w:r>
+        <w:rPr>
+          <w:sz w:val="21"/>
+          <w:lang w:eastAsia="ko-KR"/>
+        </w:rPr>
+        <w:t>위</w:t>
+      </w:r>
+      <w:r>
+        <w:rPr>
+          <w:sz w:val="21"/>
+          <w:lang w:eastAsia="ko-KR"/>
+        </w:rPr>
+        <w:t>. Polestar</w:t>
+      </w:r>
+      <w:r>
+        <w:rPr>
+          <w:rFonts w:eastAsia="맑은 고딕" w:hint="eastAsia"/>
+          <w:sz w:val="21"/>
+          <w:lang w:eastAsia="ko-KR"/>
+        </w:rPr>
+        <w:t xml:space="preserve"> IT</w:t>
+      </w:r>
+      <w:r>
+        <w:rPr>
+          <w:rFonts w:eastAsia="맑은 고딕" w:hint="eastAsia"/>
+          <w:sz w:val="21"/>
+          <w:lang w:eastAsia="ko-KR"/>
+        </w:rPr>
+        <w:t>S</w:t>
+      </w:r>
+      <w:r>
+        <w:rPr>
+          <w:rFonts w:eastAsia="맑은 고딕" w:hint="eastAsia"/>
+          <w:sz w:val="21"/>
+          <w:lang w:eastAsia="ko-KR"/>
+        </w:rPr>
+        <w:t>M</w:t>
+      </w:r>
+      <w:r>
+        <w:rPr>
+          <w:rFonts w:eastAsia="맑은 고딕" w:hint="eastAsia"/>
+          <w:sz w:val="21"/>
+          <w:lang w:eastAsia="ko-KR"/>
+        </w:rPr>
+        <w:t>과</w:t>
+      </w:r>
+      <w:r>
+        <w:rPr>
+          <w:sz w:val="21"/>
+          <w:lang w:eastAsia="ko-KR"/>
+        </w:rPr>
+        <w:t xml:space="preserve"> </w:t>
+      </w:r>
+      <w:r>
+        <w:rPr>
+          <w:sz w:val="21"/>
+          <w:lang w:eastAsia="ko-KR"/>
+        </w:rPr>
+        <w:t>가장</w:t>
+      </w:r>
+      <w:r>
+        <w:rPr>
+          <w:sz w:val="21"/>
+          <w:lang w:eastAsia="ko-KR"/>
+        </w:rPr>
+        <w:t xml:space="preserve"> </w:t>
+      </w:r>
+      <w:r>
+        <w:rPr>
+          <w:sz w:val="21"/>
+          <w:lang w:eastAsia="ko-KR"/>
+        </w:rPr>
+        <w:t>직접</w:t>
+      </w:r>
+      <w:r>
+        <w:rPr>
+          <w:sz w:val="21"/>
+          <w:lang w:eastAsia="ko-KR"/>
+        </w:rPr>
+        <w:t xml:space="preserve"> </w:t>
+      </w:r>
+      <w:r>
+        <w:rPr>
+          <w:sz w:val="21"/>
+          <w:lang w:eastAsia="ko-KR"/>
+        </w:rPr>
+        <w:t>비교됩니다</w:t>
+      </w:r>
+      <w:r>
+        <w:rPr>
+          <w:sz w:val="21"/>
+          <w:lang w:eastAsia="ko-KR"/>
+        </w:rPr>
+        <w:t>.</w:t>
+      </w:r>
+    </w:p>
+    <w:p>
+      <w:pPr>
+        <w:spacing w:before="40" w:after="60"/>
+        <w:ind w:left="454"/>
+        <w:rPr>
+          <w:lang w:eastAsia="ko-KR"/>
+        </w:rPr>
+      </w:pPr>
+      <w:r>
+        <w:rPr>
+          <w:sz w:val="21"/>
+          <w:lang w:eastAsia="ko-KR"/>
+        </w:rPr>
+        <w:t xml:space="preserve">  - Dynatrace</w:t>
+      </w:r>
+      <w:r>
+        <w:rPr>
+          <w:rFonts w:eastAsia="맑은 고딕" w:hint="eastAsia"/>
+          <w:sz w:val="21"/>
+          <w:lang w:eastAsia="ko-KR"/>
+        </w:rPr>
+        <w:t>(</w:t>
+      </w:r>
+      <w:r>
+        <w:rPr>
+          <w:rFonts w:eastAsia="맑은 고딕" w:hint="eastAsia"/>
+          <w:sz w:val="21"/>
+          <w:lang w:eastAsia="ko-KR"/>
+        </w:rPr>
+        <w:t>오스트리아</w:t>
+      </w:r>
+      <w:r>
+        <w:rPr>
+          <w:rFonts w:eastAsia="맑은 고딕" w:hint="eastAsia"/>
+          <w:sz w:val="21"/>
+          <w:lang w:eastAsia="ko-KR"/>
+        </w:rPr>
+        <w:t xml:space="preserve"> </w:t>
+      </w:r>
+      <w:r>
+        <w:rPr>
+          <w:rFonts w:eastAsia="맑은 고딕" w:hint="eastAsia"/>
+          <w:sz w:val="21"/>
+          <w:lang w:eastAsia="ko-KR"/>
+        </w:rPr>
+        <w:t>기업</w:t>
+      </w:r>
+      <w:r>
+        <w:rPr>
+          <w:rFonts w:eastAsia="맑은 고딕" w:hint="eastAsia"/>
+          <w:sz w:val="21"/>
+          <w:lang w:eastAsia="ko-KR"/>
+        </w:rPr>
+        <w:t>)</w:t>
+      </w:r>
+      <w:r>
+        <w:rPr>
+          <w:sz w:val="21"/>
+          <w:lang w:eastAsia="ko-KR"/>
+        </w:rPr>
+        <w:t xml:space="preserve">: AI </w:t>
+      </w:r>
+      <w:r>
+        <w:rPr>
+          <w:sz w:val="21"/>
+          <w:lang w:eastAsia="ko-KR"/>
+        </w:rPr>
+        <w:t>이상탐지</w:t>
+      </w:r>
+      <w:r>
+        <w:rPr>
+          <w:sz w:val="21"/>
+          <w:lang w:eastAsia="ko-KR"/>
+        </w:rPr>
+        <w:t xml:space="preserve"> AIOps </w:t>
+      </w:r>
+      <w:r>
+        <w:rPr>
+          <w:sz w:val="21"/>
+          <w:lang w:eastAsia="ko-KR"/>
+        </w:rPr>
+        <w:t>글로벌</w:t>
+      </w:r>
+      <w:r>
+        <w:rPr>
+          <w:sz w:val="21"/>
+          <w:lang w:eastAsia="ko-KR"/>
+        </w:rPr>
+        <w:t xml:space="preserve"> </w:t>
+      </w:r>
+      <w:r>
+        <w:rPr>
+          <w:sz w:val="21"/>
+          <w:lang w:eastAsia="ko-KR"/>
+        </w:rPr>
+        <w:t>기준점</w:t>
+      </w:r>
+      <w:r>
+        <w:rPr>
+          <w:sz w:val="21"/>
+          <w:lang w:eastAsia="ko-KR"/>
+        </w:rPr>
+        <w:t xml:space="preserve">. Polestar AI </w:t>
+      </w:r>
+      <w:r>
+        <w:rPr>
+          <w:sz w:val="21"/>
+          <w:lang w:eastAsia="ko-KR"/>
+        </w:rPr>
+        <w:t>기능</w:t>
+      </w:r>
+      <w:r>
+        <w:rPr>
+          <w:sz w:val="21"/>
+          <w:lang w:eastAsia="ko-KR"/>
+        </w:rPr>
+        <w:t xml:space="preserve"> </w:t>
+      </w:r>
+      <w:r>
+        <w:rPr>
+          <w:sz w:val="21"/>
+          <w:lang w:eastAsia="ko-KR"/>
+        </w:rPr>
+        <w:t>정확도</w:t>
+      </w:r>
+      <w:r>
+        <w:rPr>
+          <w:sz w:val="21"/>
+          <w:lang w:eastAsia="ko-KR"/>
+        </w:rPr>
+        <w:t xml:space="preserve"> </w:t>
+      </w:r>
+      <w:r>
+        <w:rPr>
+          <w:sz w:val="21"/>
+          <w:lang w:eastAsia="ko-KR"/>
+        </w:rPr>
+        <w:t>벤치마크</w:t>
+      </w:r>
+      <w:r>
+        <w:rPr>
+          <w:rFonts w:eastAsia="맑은 고딕" w:hint="eastAsia"/>
+          <w:sz w:val="21"/>
+          <w:lang w:eastAsia="ko-KR"/>
+        </w:rPr>
+        <w:t xml:space="preserve"> </w:t>
+      </w:r>
+      <w:r>
+        <w:rPr>
+          <w:rFonts w:eastAsia="맑은 고딕" w:hint="eastAsia"/>
+          <w:sz w:val="21"/>
+          <w:lang w:eastAsia="ko-KR"/>
+        </w:rPr>
+        <w:t>했습니다</w:t>
+      </w:r>
+      <w:r>
+        <w:rPr>
+          <w:sz w:val="21"/>
+          <w:lang w:eastAsia="ko-KR"/>
+        </w:rPr>
+        <w:t>.</w:t>
+      </w:r>
+    </w:p>
+    <w:p>
+      <w:pPr>
+        <w:spacing w:before="40" w:after="60"/>
+        <w:ind w:left="454"/>
+        <w:rPr>
+          <w:rFonts w:eastAsia="맑은 고딕" w:hint="eastAsia"/>
+          <w:lang w:eastAsia="ko-KR"/>
+        </w:rPr>
+      </w:pPr>
+      <w:r>
+        <w:rPr>
+          <w:sz w:val="21"/>
+          <w:lang w:eastAsia="ko-KR"/>
+        </w:rPr>
+        <w:t xml:space="preserve">  - Datadog</w:t>
+      </w:r>
+      <w:r>
+        <w:rPr>
+          <w:rFonts w:eastAsia="맑은 고딕" w:hint="eastAsia"/>
+          <w:sz w:val="21"/>
+          <w:lang w:eastAsia="ko-KR"/>
+        </w:rPr>
+        <w:t>(</w:t>
+      </w:r>
+      <w:r>
+        <w:rPr>
+          <w:rFonts w:eastAsia="맑은 고딕" w:hint="eastAsia"/>
+          <w:sz w:val="21"/>
+          <w:lang w:eastAsia="ko-KR"/>
+        </w:rPr>
+        <w:t>나스닥</w:t>
+      </w:r>
+      <w:r>
+        <w:rPr>
+          <w:rFonts w:eastAsia="맑은 고딕" w:hint="eastAsia"/>
+          <w:sz w:val="21"/>
+          <w:lang w:eastAsia="ko-KR"/>
+        </w:rPr>
+        <w:t>)</w:t>
+      </w:r>
+      <w:r>
+        <w:rPr>
+          <w:sz w:val="21"/>
+          <w:lang w:eastAsia="ko-KR"/>
+        </w:rPr>
+        <w:t xml:space="preserve">: </w:t>
+      </w:r>
+      <w:r>
+        <w:rPr>
+          <w:rFonts w:ascii="맑은 고딕" w:eastAsia="맑은 고딕" w:hAnsi="맑은 고딕" w:cs="맑은 고딕" w:hint="eastAsia"/>
+          <w:sz w:val="21"/>
+          <w:lang w:eastAsia="ko-KR"/>
+        </w:rPr>
+        <w:t xml:space="preserve">전세계 </w:t>
+      </w:r>
+      <w:r>
+        <w:rPr>
+          <w:sz w:val="21"/>
+          <w:lang w:eastAsia="ko-KR"/>
+        </w:rPr>
+        <w:t>실시간</w:t>
+      </w:r>
+      <w:r>
+        <w:rPr>
+          <w:sz w:val="21"/>
+          <w:lang w:eastAsia="ko-KR"/>
+        </w:rPr>
+        <w:t xml:space="preserve"> IT </w:t>
+      </w:r>
+      <w:r>
+        <w:rPr>
+          <w:sz w:val="21"/>
+          <w:lang w:eastAsia="ko-KR"/>
+        </w:rPr>
+        <w:t>모니터링</w:t>
+      </w:r>
+      <w:r>
+        <w:rPr>
+          <w:sz w:val="21"/>
+          <w:lang w:eastAsia="ko-KR"/>
+        </w:rPr>
+        <w:t xml:space="preserve"> </w:t>
+      </w:r>
+      <w:r>
+        <w:rPr>
+          <w:rFonts w:ascii="맑은 고딕" w:eastAsia="맑은 고딕" w:hAnsi="맑은 고딕" w:cs="맑은 고딕" w:hint="eastAsia"/>
+          <w:sz w:val="21"/>
+          <w:lang w:eastAsia="ko-KR"/>
+        </w:rPr>
+        <w:t xml:space="preserve">시장 1위. </w:t>
+      </w:r>
+      <w:r>
+        <w:rPr>
+          <w:sz w:val="21"/>
+          <w:lang w:eastAsia="ko-KR"/>
+        </w:rPr>
+        <w:t>Polestar</w:t>
+      </w:r>
+      <w:r>
+        <w:rPr>
+          <w:rFonts w:eastAsia="맑은 고딕" w:hint="eastAsia"/>
+          <w:sz w:val="21"/>
+          <w:lang w:eastAsia="ko-KR"/>
+        </w:rPr>
+        <w:t xml:space="preserve"> </w:t>
+      </w:r>
+      <w:r>
+        <w:rPr>
+          <w:rFonts w:eastAsia="맑은 고딕" w:hint="eastAsia"/>
+          <w:sz w:val="21"/>
+          <w:lang w:eastAsia="ko-KR"/>
+        </w:rPr>
+        <w:t>EMS</w:t>
+      </w:r>
+      <w:r>
+        <w:rPr>
+          <w:rFonts w:eastAsia="맑은 고딕" w:hint="eastAsia"/>
+          <w:sz w:val="21"/>
+          <w:lang w:eastAsia="ko-KR"/>
+        </w:rPr>
+        <w:t>와</w:t>
+      </w:r>
+      <w:r>
+        <w:rPr>
+          <w:rFonts w:eastAsia="맑은 고딕" w:hint="eastAsia"/>
+          <w:sz w:val="21"/>
+          <w:lang w:eastAsia="ko-KR"/>
+        </w:rPr>
+        <w:t xml:space="preserve"> </w:t>
+      </w:r>
+      <w:r>
+        <w:rPr>
+          <w:rFonts w:eastAsia="맑은 고딕" w:hint="eastAsia"/>
+          <w:sz w:val="21"/>
+          <w:lang w:eastAsia="ko-KR"/>
+        </w:rPr>
+        <w:t>역할이</w:t>
+      </w:r>
+      <w:r>
+        <w:rPr>
+          <w:rFonts w:eastAsia="맑은 고딕" w:hint="eastAsia"/>
+          <w:sz w:val="21"/>
+          <w:lang w:eastAsia="ko-KR"/>
+        </w:rPr>
+        <w:t xml:space="preserve"> </w:t>
+      </w:r>
+      <w:r>
+        <w:rPr>
+          <w:rFonts w:eastAsia="맑은 고딕" w:hint="eastAsia"/>
+          <w:sz w:val="21"/>
+          <w:lang w:eastAsia="ko-KR"/>
+        </w:rPr>
+        <w:t>동일합니다</w:t>
+      </w:r>
+      <w:r>
+        <w:rPr>
+          <w:rFonts w:eastAsia="맑은 고딕" w:hint="eastAsia"/>
+          <w:sz w:val="21"/>
+          <w:lang w:eastAsia="ko-KR"/>
+        </w:rPr>
+        <w:t>.</w:t>
+      </w:r>
+    </w:p>
+    <w:p>
+      <w:pPr>
+        <w:spacing w:before="40" w:after="60"/>
+        <w:ind w:left="454"/>
+        <w:rPr>
+          <w:rFonts w:hint="eastAsia"/>
+          <w:lang w:eastAsia="ko-KR"/>
+        </w:rPr>
+      </w:pPr>
+      <w:r>
+        <w:rPr>
+          <w:sz w:val="21"/>
+          <w:lang w:eastAsia="ko-KR"/>
+        </w:rPr>
+        <w:t xml:space="preserve">  - PagerDuty: </w:t>
+      </w:r>
+      <w:r>
+        <w:rPr>
+          <w:sz w:val="21"/>
+          <w:lang w:eastAsia="ko-KR"/>
+        </w:rPr>
+        <w:t>장애</w:t>
+      </w:r>
+      <w:r>
+        <w:rPr>
+          <w:sz w:val="21"/>
+          <w:lang w:eastAsia="ko-KR"/>
+        </w:rPr>
+        <w:t xml:space="preserve"> </w:t>
+      </w:r>
+      <w:r>
+        <w:rPr>
+          <w:rFonts w:ascii="맑은 고딕" w:eastAsia="맑은 고딕" w:hAnsi="맑은 고딕" w:cs="맑은 고딕" w:hint="eastAsia"/>
+          <w:sz w:val="21"/>
+          <w:lang w:eastAsia="ko-KR"/>
+        </w:rPr>
+        <w:t xml:space="preserve">대응 </w:t>
+      </w:r>
+      <w:r>
+        <w:rPr>
+          <w:sz w:val="21"/>
+          <w:lang w:eastAsia="ko-KR"/>
+        </w:rPr>
+        <w:t>자동화</w:t>
+      </w:r>
+      <w:r>
+        <w:rPr>
+          <w:rFonts w:eastAsia="맑은 고딕" w:hint="eastAsia"/>
+          <w:sz w:val="21"/>
+          <w:lang w:eastAsia="ko-KR"/>
+        </w:rPr>
+        <w:t xml:space="preserve"> </w:t>
+      </w:r>
+      <w:r>
+        <w:rPr>
+          <w:rFonts w:eastAsia="맑은 고딕" w:hint="eastAsia"/>
+          <w:sz w:val="21"/>
+          <w:lang w:eastAsia="ko-KR"/>
+        </w:rPr>
+        <w:t>세계</w:t>
+      </w:r>
+      <w:r>
+        <w:rPr>
+          <w:rFonts w:eastAsia="맑은 고딕" w:hint="eastAsia"/>
+          <w:sz w:val="21"/>
+          <w:lang w:eastAsia="ko-KR"/>
+        </w:rPr>
+        <w:t xml:space="preserve"> 1</w:t>
+      </w:r>
+      <w:r>
+        <w:rPr>
+          <w:rFonts w:eastAsia="맑은 고딕" w:hint="eastAsia"/>
+          <w:sz w:val="21"/>
+          <w:lang w:eastAsia="ko-KR"/>
+        </w:rPr>
+        <w:t>위</w:t>
+      </w:r>
+      <w:r>
+        <w:rPr>
+          <w:rFonts w:eastAsia="맑은 고딕" w:hint="eastAsia"/>
+          <w:sz w:val="21"/>
+          <w:lang w:eastAsia="ko-KR"/>
+        </w:rPr>
+        <w:t xml:space="preserve"> </w:t>
+      </w:r>
+      <w:r>
+        <w:rPr>
+          <w:rFonts w:eastAsia="맑은 고딕" w:hint="eastAsia"/>
+          <w:sz w:val="21"/>
+          <w:lang w:eastAsia="ko-KR"/>
+        </w:rPr>
+        <w:t>기업</w:t>
+      </w:r>
+      <w:r>
+        <w:rPr>
+          <w:rFonts w:eastAsia="맑은 고딕" w:hint="eastAsia"/>
+          <w:sz w:val="21"/>
+          <w:lang w:eastAsia="ko-KR"/>
+        </w:rPr>
+        <w:t xml:space="preserve">, </w:t>
+      </w:r>
+      <w:r>
+        <w:rPr>
+          <w:sz w:val="21"/>
+          <w:lang w:eastAsia="ko-KR"/>
+        </w:rPr>
+        <w:t>Polestar</w:t>
+      </w:r>
+      <w:r>
+        <w:rPr>
+          <w:rFonts w:ascii="맑은 고딕" w:eastAsia="맑은 고딕" w:hAnsi="맑은 고딕" w:cs="맑은 고딕" w:hint="eastAsia"/>
+          <w:sz w:val="21"/>
+          <w:lang w:eastAsia="ko-KR"/>
+        </w:rPr>
+        <w:t xml:space="preserve">의 </w:t>
+      </w:r>
+      <w:r>
+        <w:rPr>
+          <w:rFonts w:eastAsia="맑은 고딕" w:hint="eastAsia"/>
+          <w:sz w:val="21"/>
+          <w:lang w:eastAsia="ko-KR"/>
+        </w:rPr>
+        <w:t>장애</w:t>
+      </w:r>
+      <w:r>
+        <w:rPr>
+          <w:rFonts w:eastAsia="맑은 고딕" w:hint="eastAsia"/>
+          <w:sz w:val="21"/>
+          <w:lang w:eastAsia="ko-KR"/>
+        </w:rPr>
+        <w:t>처리</w:t>
+      </w:r>
+      <w:r>
+        <w:rPr>
+          <w:rFonts w:eastAsia="맑은 고딕" w:hint="eastAsia"/>
+          <w:sz w:val="21"/>
+          <w:lang w:eastAsia="ko-KR"/>
+        </w:rPr>
+        <w:t xml:space="preserve"> </w:t>
+      </w:r>
+      <w:r>
+        <w:rPr>
+          <w:rFonts w:eastAsia="맑은 고딕" w:hint="eastAsia"/>
+          <w:sz w:val="21"/>
+          <w:lang w:eastAsia="ko-KR"/>
+        </w:rPr>
+        <w:t>프로세스</w:t>
+      </w:r>
+      <w:r>
+        <w:rPr>
+          <w:rFonts w:eastAsia="맑은 고딕" w:hint="eastAsia"/>
+          <w:sz w:val="21"/>
+          <w:lang w:eastAsia="ko-KR"/>
+        </w:rPr>
+        <w:t xml:space="preserve"> </w:t>
+      </w:r>
+      <w:r>
+        <w:rPr>
+          <w:rFonts w:eastAsia="맑은 고딕" w:hint="eastAsia"/>
+          <w:sz w:val="21"/>
+          <w:lang w:eastAsia="ko-KR"/>
+        </w:rPr>
+        <w:t>벤치마크</w:t>
+      </w:r>
+      <w:r>
+        <w:rPr>
+          <w:rFonts w:eastAsia="맑은 고딕" w:hint="eastAsia"/>
+          <w:sz w:val="21"/>
+          <w:lang w:eastAsia="ko-KR"/>
+        </w:rPr>
+        <w:t xml:space="preserve"> </w:t>
+      </w:r>
+      <w:r>
+        <w:rPr>
+          <w:rFonts w:eastAsia="맑은 고딕" w:hint="eastAsia"/>
+          <w:sz w:val="21"/>
+          <w:lang w:eastAsia="ko-KR"/>
+        </w:rPr>
+        <w:t>했습니다</w:t>
+      </w:r>
+      <w:r>
+        <w:rPr>
+          <w:rFonts w:eastAsia="맑은 고딕" w:hint="eastAsia"/>
           <w:sz w:val="21"/>
           <w:lang w:eastAsia="ko-KR"/>
         </w:rPr>
@@ -2994,7 +3630,7 @@
           <w:sz w:val="21"/>
           <w:lang w:eastAsia="ko-KR"/>
         </w:rPr>
-        <w:t>글로벌</w:t>
+        <w:t>국내</w:t>
       </w:r>
       <w:r>
         <w:rPr>
@@ -3034,59 +3670,387 @@
           <w:sz w:val="21"/>
           <w:lang w:eastAsia="ko-KR"/>
         </w:rPr>
-        <w:t xml:space="preserve">  - ServiceNow: IT </w:t>
-      </w:r>
-      <w:r>
-        <w:rPr>
-          <w:sz w:val="21"/>
-          <w:lang w:eastAsia="ko-KR"/>
-        </w:rPr>
-        <w:t>서비스</w:t>
-      </w:r>
-      <w:r>
-        <w:rPr>
-          <w:sz w:val="21"/>
-          <w:lang w:eastAsia="ko-KR"/>
-        </w:rPr>
-        <w:t xml:space="preserve"> </w:t>
-      </w:r>
-      <w:r>
-        <w:rPr>
-          <w:sz w:val="21"/>
-          <w:lang w:eastAsia="ko-KR"/>
-        </w:rPr>
-        <w:t>관리</w:t>
-      </w:r>
-      <w:r>
-        <w:rPr>
-          <w:sz w:val="21"/>
-          <w:lang w:eastAsia="ko-KR"/>
-        </w:rPr>
-        <w:t xml:space="preserve">(ITSM) </w:t>
-      </w:r>
-      <w:r>
-        <w:rPr>
-          <w:sz w:val="21"/>
-          <w:lang w:eastAsia="ko-KR"/>
-        </w:rPr>
-        <w:t>세계</w:t>
-      </w:r>
-      <w:r>
-        <w:rPr>
-          <w:sz w:val="21"/>
-          <w:lang w:eastAsia="ko-KR"/>
-        </w:rPr>
-        <w:t xml:space="preserve"> 1</w:t>
-      </w:r>
-      <w:r>
-        <w:rPr>
-          <w:sz w:val="21"/>
-          <w:lang w:eastAsia="ko-KR"/>
-        </w:rPr>
-        <w:t>위</w:t>
-      </w:r>
-      <w:r>
-        <w:rPr>
+        <w:t xml:space="preserve">  - </w:t>
+      </w:r>
+      <w:r>
+        <w:rPr>
+          <w:sz w:val="21"/>
+          <w:lang w:eastAsia="ko-KR"/>
+        </w:rPr>
+        <w:t>더존비즈온</w:t>
+      </w:r>
+      <w:r>
+        <w:rPr>
+          <w:sz w:val="21"/>
+          <w:lang w:eastAsia="ko-KR"/>
+        </w:rPr>
+        <w:t xml:space="preserve">: </w:t>
+      </w:r>
+      <w:r>
+        <w:rPr>
+          <w:sz w:val="21"/>
+          <w:lang w:eastAsia="ko-KR"/>
+        </w:rPr>
+        <w:t>국내</w:t>
+      </w:r>
+      <w:r>
+        <w:rPr>
+          <w:sz w:val="21"/>
+          <w:lang w:eastAsia="ko-KR"/>
+        </w:rPr>
+        <w:t xml:space="preserve"> B2B </w:t>
+      </w:r>
+      <w:r>
+        <w:rPr>
+          <w:rFonts w:ascii="맑은 고딕" w:eastAsia="맑은 고딕" w:hAnsi="맑은 고딕" w:cs="맑은 고딕" w:hint="eastAsia"/>
+          <w:sz w:val="21"/>
+          <w:lang w:eastAsia="ko-KR"/>
+        </w:rPr>
+        <w:t xml:space="preserve">소프트웨어 회사인데, 공공기관과 기업을 상대로 소프트웨어를 </w:t>
+      </w:r>
+      <w:r>
+        <w:rPr>
+          <w:rFonts w:ascii="맑은 고딕" w:eastAsia="맑은 고딕" w:hAnsi="맑은 고딕" w:cs="맑은 고딕" w:hint="eastAsia"/>
+          <w:sz w:val="21"/>
+          <w:lang w:eastAsia="ko-KR"/>
+        </w:rPr>
+        <w:t xml:space="preserve">판매하는 </w:t>
+      </w:r>
+      <w:r>
+        <w:rPr>
+          <w:rFonts w:ascii="맑은 고딕" w:eastAsia="맑은 고딕" w:hAnsi="맑은 고딕" w:cs="맑은 고딕" w:hint="eastAsia"/>
+          <w:sz w:val="21"/>
+          <w:lang w:eastAsia="ko-KR"/>
+        </w:rPr>
+        <w:t>방식이 저희 엔키아와 가장 유사합니다.</w:t>
+      </w:r>
+      <w:r>
+        <w:rPr>
+          <w:rFonts w:ascii="맑은 고딕" w:eastAsia="맑은 고딕" w:hAnsi="맑은 고딕" w:cs="맑은 고딕" w:hint="eastAsia"/>
+          <w:sz w:val="21"/>
+          <w:lang w:eastAsia="ko-KR"/>
+        </w:rPr>
+        <w:t xml:space="preserve"> </w:t>
+      </w:r>
+      <w:r>
+        <w:rPr>
+          <w:rFonts w:ascii="맑은 고딕" w:eastAsia="맑은 고딕" w:hAnsi="맑은 고딕" w:cs="맑은 고딕"/>
+          <w:sz w:val="21"/>
+          <w:lang w:eastAsia="ko-KR"/>
+        </w:rPr>
+        <w:t>영업팀의 영업 방식과 고객 관리 KPI 설계에 가장 많이 참고했습니다.</w:t>
+      </w:r>
+    </w:p>
+    <w:p>
+      <w:pPr>
+        <w:spacing w:before="40" w:after="60"/>
+        <w:ind w:left="454" w:firstLine="96"/>
+        <w:rPr>
+          <w:rFonts w:eastAsia="맑은 고딕"/>
+          <w:sz w:val="21"/>
+          <w:lang w:eastAsia="ko-KR"/>
+        </w:rPr>
+      </w:pPr>
+      <w:r>
+        <w:rPr>
+          <w:sz w:val="21"/>
+          <w:lang w:eastAsia="ko-KR"/>
+        </w:rPr>
+        <w:t xml:space="preserve">- </w:t>
+      </w:r>
+      <w:r>
+        <w:rPr>
+          <w:sz w:val="21"/>
+          <w:lang w:eastAsia="ko-KR"/>
+        </w:rPr>
+        <w:t>티맥스소프트</w:t>
+      </w:r>
+      <w:r>
+        <w:rPr>
+          <w:rFonts w:eastAsia="맑은 고딕" w:hint="eastAsia"/>
+          <w:sz w:val="21"/>
+          <w:lang w:eastAsia="ko-KR"/>
+        </w:rPr>
+        <w:t xml:space="preserve">: </w:t>
+      </w:r>
+      <w:r>
+        <w:rPr>
+          <w:rFonts w:eastAsia="맑은 고딕" w:hint="eastAsia"/>
+          <w:sz w:val="21"/>
+          <w:lang w:eastAsia="ko-KR"/>
+        </w:rPr>
+        <w:t>국내</w:t>
+      </w:r>
+      <w:r>
+        <w:rPr>
+          <w:rFonts w:eastAsia="맑은 고딕" w:hint="eastAsia"/>
+          <w:sz w:val="21"/>
+          <w:lang w:eastAsia="ko-KR"/>
+        </w:rPr>
+        <w:t xml:space="preserve"> AI </w:t>
+      </w:r>
+      <w:r>
+        <w:rPr>
+          <w:rFonts w:eastAsia="맑은 고딕" w:hint="eastAsia"/>
+          <w:sz w:val="21"/>
+          <w:lang w:eastAsia="ko-KR"/>
+        </w:rPr>
+        <w:t>및</w:t>
+      </w:r>
+      <w:r>
+        <w:rPr>
+          <w:rFonts w:eastAsia="맑은 고딕" w:hint="eastAsia"/>
+          <w:sz w:val="21"/>
+          <w:lang w:eastAsia="ko-KR"/>
+        </w:rPr>
+        <w:t xml:space="preserve"> </w:t>
+      </w:r>
+      <w:r>
+        <w:rPr>
+          <w:rFonts w:eastAsia="맑은 고딕" w:hint="eastAsia"/>
+          <w:sz w:val="21"/>
+          <w:lang w:eastAsia="ko-KR"/>
+        </w:rPr>
+        <w:t>미들웨어</w:t>
+      </w:r>
+      <w:r>
+        <w:rPr>
+          <w:rFonts w:eastAsia="맑은 고딕" w:hint="eastAsia"/>
+          <w:sz w:val="21"/>
+          <w:lang w:eastAsia="ko-KR"/>
+        </w:rPr>
+        <w:t xml:space="preserve"> s/w </w:t>
+      </w:r>
+      <w:r>
+        <w:rPr>
+          <w:rFonts w:eastAsia="맑은 고딕" w:hint="eastAsia"/>
+          <w:sz w:val="21"/>
+          <w:lang w:eastAsia="ko-KR"/>
+        </w:rPr>
+        <w:t>개발사인데</w:t>
+      </w:r>
+      <w:r>
+        <w:rPr>
+          <w:rFonts w:eastAsia="맑은 고딕" w:hint="eastAsia"/>
+          <w:sz w:val="21"/>
+          <w:lang w:eastAsia="ko-KR"/>
+        </w:rPr>
+        <w:t xml:space="preserve">, </w:t>
+      </w:r>
+      <w:r>
+        <w:rPr>
+          <w:rFonts w:eastAsia="맑은 고딕" w:hint="eastAsia"/>
+          <w:sz w:val="21"/>
+          <w:lang w:eastAsia="ko-KR"/>
+        </w:rPr>
+        <w:t>우리</w:t>
+      </w:r>
+      <w:r>
+        <w:rPr>
+          <w:rFonts w:eastAsia="맑은 고딕" w:hint="eastAsia"/>
+          <w:sz w:val="21"/>
+          <w:lang w:eastAsia="ko-KR"/>
+        </w:rPr>
+        <w:t xml:space="preserve"> </w:t>
+      </w:r>
+      <w:r>
+        <w:rPr>
+          <w:rFonts w:eastAsia="맑은 고딕"/>
+          <w:sz w:val="21"/>
+          <w:lang w:eastAsia="ko-KR"/>
+        </w:rPr>
+        <w:t>연구소의</w:t>
+      </w:r>
+      <w:r>
+        <w:rPr>
+          <w:rFonts w:eastAsia="맑은 고딕"/>
+          <w:sz w:val="21"/>
+          <w:lang w:eastAsia="ko-KR"/>
+        </w:rPr>
+        <w:t xml:space="preserve"> </w:t>
+      </w:r>
+      <w:r>
+        <w:rPr>
+          <w:rFonts w:eastAsia="맑은 고딕"/>
+          <w:sz w:val="21"/>
+          <w:lang w:eastAsia="ko-KR"/>
+        </w:rPr>
+        <w:t>개발</w:t>
+      </w:r>
+      <w:r>
+        <w:rPr>
+          <w:rFonts w:eastAsia="맑은 고딕"/>
+          <w:sz w:val="21"/>
+          <w:lang w:eastAsia="ko-KR"/>
+        </w:rPr>
+        <w:t xml:space="preserve"> </w:t>
+      </w:r>
+      <w:r>
+        <w:rPr>
+          <w:rFonts w:eastAsia="맑은 고딕"/>
+          <w:sz w:val="21"/>
+          <w:lang w:eastAsia="ko-KR"/>
+        </w:rPr>
+        <w:t>생산성과</w:t>
+      </w:r>
+      <w:r>
+        <w:rPr>
+          <w:rFonts w:eastAsia="맑은 고딕"/>
+          <w:sz w:val="21"/>
+          <w:lang w:eastAsia="ko-KR"/>
+        </w:rPr>
+        <w:t xml:space="preserve"> </w:t>
+      </w:r>
+      <w:r>
+        <w:rPr>
+          <w:rFonts w:eastAsia="맑은 고딕"/>
+          <w:sz w:val="21"/>
+          <w:lang w:eastAsia="ko-KR"/>
+        </w:rPr>
+        <w:t>품질</w:t>
+      </w:r>
+      <w:r>
+        <w:rPr>
+          <w:rFonts w:eastAsia="맑은 고딕"/>
+          <w:sz w:val="21"/>
+          <w:lang w:eastAsia="ko-KR"/>
+        </w:rPr>
+        <w:t xml:space="preserve"> KPI </w:t>
+      </w:r>
+      <w:r>
+        <w:rPr>
+          <w:rFonts w:eastAsia="맑은 고딕"/>
+          <w:sz w:val="21"/>
+          <w:lang w:eastAsia="ko-KR"/>
+        </w:rPr>
+        <w:t>설계에</w:t>
+      </w:r>
+      <w:r>
+        <w:rPr>
+          <w:rFonts w:eastAsia="맑은 고딕"/>
+          <w:sz w:val="21"/>
+          <w:lang w:eastAsia="ko-KR"/>
+        </w:rPr>
+        <w:t xml:space="preserve"> </w:t>
+      </w:r>
+      <w:r>
+        <w:rPr>
+          <w:rFonts w:eastAsia="맑은 고딕"/>
+          <w:sz w:val="21"/>
+          <w:lang w:eastAsia="ko-KR"/>
+        </w:rPr>
+        <w:t>참고했습니다</w:t>
+      </w:r>
+      <w:r>
+        <w:rPr>
+          <w:rFonts w:eastAsia="맑은 고딕"/>
+          <w:sz w:val="21"/>
+          <w:lang w:eastAsia="ko-KR"/>
+        </w:rPr>
+        <w:t>.</w:t>
+      </w:r>
+    </w:p>
+    <w:p>
+      <w:pPr>
+        <w:spacing w:before="40" w:after="60"/>
+        <w:ind w:left="454" w:firstLine="96"/>
+        <w:rPr>
+          <w:rFonts w:eastAsia="맑은 고딕"/>
+          <w:sz w:val="21"/>
+          <w:lang w:eastAsia="ko-KR"/>
+        </w:rPr>
+      </w:pPr>
+      <w:r>
+        <w:rPr>
+          <w:rFonts w:eastAsia="맑은 고딕" w:hint="eastAsia"/>
+          <w:sz w:val="21"/>
+          <w:lang w:eastAsia="ko-KR"/>
+        </w:rPr>
+        <w:t xml:space="preserve">- </w:t>
+      </w:r>
+      <w:r>
+        <w:rPr>
+          <w:rFonts w:eastAsia="맑은 고딕" w:hint="eastAsia"/>
+          <w:sz w:val="21"/>
+          <w:lang w:eastAsia="ko-KR"/>
+        </w:rPr>
+        <w:t>가비아</w:t>
+      </w:r>
+      <w:r>
+        <w:rPr>
+          <w:rFonts w:eastAsia="맑은 고딕" w:hint="eastAsia"/>
+          <w:sz w:val="21"/>
+          <w:lang w:eastAsia="ko-KR"/>
+        </w:rPr>
+        <w:t xml:space="preserve">: </w:t>
+      </w:r>
+      <w:r>
+        <w:rPr>
+          <w:rFonts w:eastAsia="맑은 고딕" w:hint="eastAsia"/>
+          <w:sz w:val="21"/>
+          <w:lang w:eastAsia="ko-KR"/>
+        </w:rPr>
+        <w:t>서</w:t>
+      </w:r>
+      <w:r>
+        <w:rPr>
+          <w:rFonts w:eastAsia="맑은 고딕" w:hint="eastAsia"/>
+          <w:sz w:val="21"/>
+          <w:lang w:eastAsia="ko-KR"/>
+        </w:rPr>
+        <w:t>버</w:t>
+      </w:r>
+      <w:r>
+        <w:rPr>
+          <w:rFonts w:eastAsia="맑은 고딕" w:hint="eastAsia"/>
+          <w:sz w:val="21"/>
+          <w:lang w:eastAsia="ko-KR"/>
+        </w:rPr>
+        <w:t xml:space="preserve"> </w:t>
+      </w:r>
+      <w:r>
+        <w:rPr>
+          <w:rFonts w:eastAsia="맑은 고딕" w:hint="eastAsia"/>
+          <w:sz w:val="21"/>
+          <w:lang w:eastAsia="ko-KR"/>
+        </w:rPr>
+        <w:t>호스팅과</w:t>
+      </w:r>
+      <w:r>
+        <w:rPr>
+          <w:rFonts w:eastAsia="맑은 고딕" w:hint="eastAsia"/>
+          <w:sz w:val="21"/>
+          <w:lang w:eastAsia="ko-KR"/>
+        </w:rPr>
+        <w:t xml:space="preserve"> IDC, Internet Data Center </w:t>
+      </w:r>
+      <w:r>
+        <w:rPr>
+          <w:rFonts w:eastAsia="맑은 고딕" w:hint="eastAsia"/>
+          <w:sz w:val="21"/>
+          <w:lang w:eastAsia="ko-KR"/>
+        </w:rPr>
+        <w:t>운영</w:t>
+      </w:r>
+      <w:r>
+        <w:rPr>
+          <w:rFonts w:eastAsia="맑은 고딕" w:hint="eastAsia"/>
+          <w:sz w:val="21"/>
+          <w:lang w:eastAsia="ko-KR"/>
+        </w:rPr>
+        <w:t xml:space="preserve"> </w:t>
+      </w:r>
+      <w:r>
+        <w:rPr>
+          <w:rFonts w:eastAsia="맑은 고딕" w:hint="eastAsia"/>
+          <w:sz w:val="21"/>
+          <w:lang w:eastAsia="ko-KR"/>
+        </w:rPr>
+        <w:t>전문기업입니다</w:t>
+      </w:r>
+      <w:r>
+        <w:rPr>
+          <w:rFonts w:eastAsia="맑은 고딕" w:hint="eastAsia"/>
           <w:sz w:val="21"/>
           <w:lang w:eastAsia="ko-KR"/>
         </w:rPr>
@@ -3094,48 +4058,89 @@
       </w:r>
       <w:r>
         <w:rPr>
-          <w:sz w:val="21"/>
-          <w:lang w:eastAsia="ko-KR"/>
-        </w:rPr>
-        <w:t>엔키아</w:t>
-      </w:r>
-      <w:r>
-        <w:rPr>
-          <w:sz w:val="21"/>
-          <w:lang w:eastAsia="ko-KR"/>
-        </w:rPr>
-        <w:t xml:space="preserve"> Polestar</w:t>
-      </w:r>
-      <w:r>
-        <w:rPr>
-          <w:sz w:val="21"/>
-          <w:lang w:eastAsia="ko-KR"/>
-        </w:rPr>
-        <w:t>와</w:t>
-      </w:r>
-      <w:r>
-        <w:rPr>
-          <w:sz w:val="21"/>
-          <w:lang w:eastAsia="ko-KR"/>
-        </w:rPr>
-        <w:t xml:space="preserve"> </w:t>
-      </w:r>
-      <w:r>
-        <w:rPr>
-          <w:sz w:val="21"/>
-          <w:lang w:eastAsia="ko-KR"/>
-        </w:rPr>
-        <w:t>가장</w:t>
-      </w:r>
-      <w:r>
-        <w:rPr>
-          <w:sz w:val="21"/>
-          <w:lang w:eastAsia="ko-KR"/>
-        </w:rPr>
-        <w:t xml:space="preserve"> </w:t>
-      </w:r>
-      <w:r>
-        <w:rPr>
+          <w:rFonts w:eastAsia="맑은 고딕"/>
+          <w:b/>
+          <w:bCs/>
+          <w:sz w:val="21"/>
+          <w:lang w:eastAsia="ko-KR"/>
+        </w:rPr>
+        <w:t>저희</w:t>
+      </w:r>
+      <w:r>
+        <w:rPr>
+          <w:rFonts w:eastAsia="맑은 고딕"/>
+          <w:b/>
+          <w:bCs/>
+          <w:sz w:val="21"/>
+          <w:lang w:eastAsia="ko-KR"/>
+        </w:rPr>
+        <w:t xml:space="preserve"> </w:t>
+      </w:r>
+      <w:r>
+        <w:rPr>
+          <w:rFonts w:eastAsia="맑은 고딕"/>
+          <w:b/>
+          <w:bCs/>
+          <w:sz w:val="21"/>
+          <w:lang w:eastAsia="ko-KR"/>
+        </w:rPr>
+        <w:t>사업수행팀처럼</w:t>
+      </w:r>
+      <w:r>
+        <w:rPr>
+          <w:rFonts w:eastAsia="맑은 고딕"/>
+          <w:b/>
+          <w:bCs/>
+          <w:sz w:val="21"/>
+          <w:lang w:eastAsia="ko-KR"/>
+        </w:rPr>
+        <w:t xml:space="preserve"> </w:t>
+      </w:r>
+      <w:r>
+        <w:rPr>
+          <w:rFonts w:eastAsia="맑은 고딕"/>
+          <w:b/>
+          <w:bCs/>
+          <w:sz w:val="21"/>
+          <w:lang w:eastAsia="ko-KR"/>
+        </w:rPr>
+        <w:t>고객사</w:t>
+      </w:r>
+      <w:r>
+        <w:rPr>
+          <w:rFonts w:eastAsia="맑은 고딕"/>
+          <w:b/>
+          <w:bCs/>
+          <w:sz w:val="21"/>
+          <w:lang w:eastAsia="ko-KR"/>
+        </w:rPr>
+        <w:t xml:space="preserve"> IT </w:t>
+      </w:r>
+      <w:r>
+        <w:rPr>
+          <w:rFonts w:eastAsia="맑은 고딕"/>
+          <w:b/>
+          <w:bCs/>
+          <w:sz w:val="21"/>
+          <w:lang w:eastAsia="ko-KR"/>
+        </w:rPr>
+        <w:t>인프라를</w:t>
+      </w:r>
+      <w:r>
+        <w:rPr>
+          <w:rFonts w:eastAsia="맑은 고딕"/>
+          <w:b/>
+          <w:bCs/>
+          <w:sz w:val="21"/>
+          <w:lang w:eastAsia="ko-KR"/>
+        </w:rPr>
+        <w:t xml:space="preserve"> </w:t>
+      </w:r>
+      <w:r>
+        <w:rPr>
+          <w:rFonts w:eastAsia="맑은 고딕"/>
+          <w:b/>
+          <w:bCs/>
           <w:sz w:val="21"/>
           <w:lang w:eastAsia="ko-KR"/>
         </w:rPr>
@@ -3143,20 +4148,151 @@
       </w:r>
       <w:r>
         <w:rPr>
-          <w:sz w:val="21"/>
-          <w:lang w:eastAsia="ko-KR"/>
-        </w:rPr>
-        <w:t xml:space="preserve"> </w:t>
-      </w:r>
-      <w:r>
-        <w:rPr>
-          <w:sz w:val="21"/>
-          <w:lang w:eastAsia="ko-KR"/>
-        </w:rPr>
-        <w:t>비교됩니다</w:t>
-      </w:r>
-      <w:r>
-        <w:rPr>
+          <w:rFonts w:eastAsia="맑은 고딕"/>
+          <w:b/>
+          <w:bCs/>
+          <w:sz w:val="21"/>
+          <w:lang w:eastAsia="ko-KR"/>
+        </w:rPr>
+        <w:t xml:space="preserve"> </w:t>
+      </w:r>
+      <w:r>
+        <w:rPr>
+          <w:rFonts w:eastAsia="맑은 고딕"/>
+          <w:b/>
+          <w:bCs/>
+          <w:sz w:val="21"/>
+          <w:lang w:eastAsia="ko-KR"/>
+        </w:rPr>
+        <w:t>운영한다는</w:t>
+      </w:r>
+      <w:r>
+        <w:rPr>
+          <w:rFonts w:eastAsia="맑은 고딕"/>
+          <w:b/>
+          <w:bCs/>
+          <w:sz w:val="21"/>
+          <w:lang w:eastAsia="ko-KR"/>
+        </w:rPr>
+        <w:t xml:space="preserve"> </w:t>
+      </w:r>
+      <w:r>
+        <w:rPr>
+          <w:rFonts w:eastAsia="맑은 고딕"/>
+          <w:b/>
+          <w:bCs/>
+          <w:sz w:val="21"/>
+          <w:lang w:eastAsia="ko-KR"/>
+        </w:rPr>
+        <w:t>점에서</w:t>
+      </w:r>
+      <w:r>
+        <w:rPr>
+          <w:rFonts w:eastAsia="맑은 고딕"/>
+          <w:b/>
+          <w:bCs/>
+          <w:sz w:val="21"/>
+          <w:lang w:eastAsia="ko-KR"/>
+        </w:rPr>
+        <w:t xml:space="preserve"> </w:t>
+      </w:r>
+      <w:r>
+        <w:rPr>
+          <w:rFonts w:eastAsia="맑은 고딕"/>
+          <w:b/>
+          <w:bCs/>
+          <w:sz w:val="21"/>
+          <w:lang w:eastAsia="ko-KR"/>
+        </w:rPr>
+        <w:t>유사</w:t>
+      </w:r>
+      <w:r>
+        <w:rPr>
+          <w:rFonts w:eastAsia="맑은 고딕" w:hint="eastAsia"/>
+          <w:b/>
+          <w:bCs/>
+          <w:sz w:val="21"/>
+          <w:lang w:eastAsia="ko-KR"/>
+        </w:rPr>
+        <w:t>해서</w:t>
+      </w:r>
+      <w:r>
+        <w:rPr>
+          <w:rFonts w:eastAsia="맑은 고딕"/>
+          <w:b/>
+          <w:bCs/>
+          <w:sz w:val="21"/>
+          <w:lang w:eastAsia="ko-KR"/>
+        </w:rPr>
+        <w:t>,</w:t>
+      </w:r>
+      <w:r>
+        <w:rPr>
+          <w:rFonts w:eastAsia="맑은 고딕"/>
+          <w:sz w:val="21"/>
+          <w:lang w:eastAsia="ko-KR"/>
+        </w:rPr>
+        <w:t xml:space="preserve"> IDC </w:t>
+      </w:r>
+      <w:r>
+        <w:rPr>
+          <w:rFonts w:eastAsia="맑은 고딕"/>
+          <w:sz w:val="21"/>
+          <w:lang w:eastAsia="ko-KR"/>
+        </w:rPr>
+        <w:t>운영</w:t>
+      </w:r>
+      <w:r>
+        <w:rPr>
+          <w:rFonts w:eastAsia="맑은 고딕"/>
+          <w:sz w:val="21"/>
+          <w:lang w:eastAsia="ko-KR"/>
+        </w:rPr>
+        <w:t xml:space="preserve"> </w:t>
+      </w:r>
+      <w:r>
+        <w:rPr>
+          <w:rFonts w:eastAsia="맑은 고딕"/>
+          <w:sz w:val="21"/>
+          <w:lang w:eastAsia="ko-KR"/>
+        </w:rPr>
+        <w:t>고객만족도</w:t>
+      </w:r>
+      <w:r>
+        <w:rPr>
+          <w:rFonts w:eastAsia="맑은 고딕"/>
+          <w:sz w:val="21"/>
+          <w:lang w:eastAsia="ko-KR"/>
+        </w:rPr>
+        <w:t xml:space="preserve"> </w:t>
+      </w:r>
+      <w:r>
+        <w:rPr>
+          <w:rFonts w:eastAsia="맑은 고딕"/>
+          <w:sz w:val="21"/>
+          <w:lang w:eastAsia="ko-KR"/>
+        </w:rPr>
+        <w:t>측정방식을</w:t>
+      </w:r>
+      <w:r>
+        <w:rPr>
+          <w:rFonts w:eastAsia="맑은 고딕"/>
+          <w:sz w:val="21"/>
+          <w:lang w:eastAsia="ko-KR"/>
+        </w:rPr>
+        <w:t xml:space="preserve"> </w:t>
+      </w:r>
+      <w:r>
+        <w:rPr>
+          <w:rFonts w:eastAsia="맑은 고딕"/>
+          <w:sz w:val="21"/>
+          <w:lang w:eastAsia="ko-KR"/>
+        </w:rPr>
+        <w:t>참고했습니다</w:t>
+      </w:r>
+      <w:r>
+        <w:rPr>
+          <w:rFonts w:eastAsia="맑은 고딕"/>
           <w:sz w:val="21"/>
           <w:lang w:eastAsia="ko-KR"/>
         </w:rPr>
@@ -3168,2598 +4304,83 @@
         <w:spacing w:before="40" w:after="60"/>
         <w:ind w:left="454"/>
         <w:rPr>
+          <w:rFonts w:ascii="맑은 고딕" w:eastAsia="맑은 고딕" w:hAnsi="맑은 고딕" w:cs="맑은 고딕"/>
+          <w:sz w:val="21"/>
           <w:lang w:eastAsia="ko-KR"/>
         </w:rPr>
       </w:pPr>
       <w:r>
         <w:rPr>
-          <w:sz w:val="21"/>
-          <w:lang w:eastAsia="ko-KR"/>
-        </w:rPr>
-        <w:t xml:space="preserve">  - Dynatrace: AI </w:t>
-      </w:r>
-      <w:r>
-        <w:rPr>
-          <w:sz w:val="21"/>
-          <w:lang w:eastAsia="ko-KR"/>
-        </w:rPr>
-        <w:t>이상탐지</w:t>
-      </w:r>
-      <w:r>
-        <w:rPr>
-          <w:sz w:val="21"/>
-          <w:lang w:eastAsia="ko-KR"/>
-        </w:rPr>
-        <w:t xml:space="preserve"> AIOps </w:t>
-      </w:r>
-      <w:r>
-        <w:rPr>
-          <w:sz w:val="21"/>
-          <w:lang w:eastAsia="ko-KR"/>
-        </w:rPr>
-        <w:t>글로벌</w:t>
-      </w:r>
-      <w:r>
-        <w:rPr>
-          <w:sz w:val="21"/>
-          <w:lang w:eastAsia="ko-KR"/>
-        </w:rPr>
-        <w:t xml:space="preserve"> </w:t>
-      </w:r>
-      <w:r>
-        <w:rPr>
-          <w:sz w:val="21"/>
-          <w:lang w:eastAsia="ko-KR"/>
-        </w:rPr>
-        <w:t>기준점</w:t>
-      </w:r>
-      <w:r>
-        <w:rPr>
-          <w:sz w:val="21"/>
-          <w:lang w:eastAsia="ko-KR"/>
-        </w:rPr>
-        <w:t xml:space="preserve">. Polestar AI </w:t>
-      </w:r>
-      <w:r>
-        <w:rPr>
-          <w:sz w:val="21"/>
-          <w:lang w:eastAsia="ko-KR"/>
-        </w:rPr>
-        <w:t>기능</w:t>
-      </w:r>
-      <w:r>
-        <w:rPr>
-          <w:sz w:val="21"/>
-          <w:lang w:eastAsia="ko-KR"/>
-        </w:rPr>
-        <w:t xml:space="preserve"> </w:t>
-      </w:r>
-      <w:r>
-        <w:rPr>
-          <w:sz w:val="21"/>
-          <w:lang w:eastAsia="ko-KR"/>
-        </w:rPr>
-        <w:t>정확도</w:t>
-      </w:r>
-      <w:r>
-        <w:rPr>
-          <w:sz w:val="21"/>
-          <w:lang w:eastAsia="ko-KR"/>
-        </w:rPr>
-        <w:t xml:space="preserve"> </w:t>
-      </w:r>
-      <w:r>
-        <w:rPr>
-          <w:sz w:val="21"/>
-          <w:lang w:eastAsia="ko-KR"/>
-        </w:rPr>
-        <w:t>벤치마크</w:t>
-      </w:r>
-      <w:r>
-        <w:rPr>
-          <w:sz w:val="21"/>
-          <w:lang w:eastAsia="ko-KR"/>
-        </w:rPr>
-        <w:t>.</w:t>
+          <w:rFonts w:eastAsia="맑은 고딕" w:hint="eastAsia"/>
+          <w:sz w:val="21"/>
+          <w:lang w:eastAsia="ko-KR"/>
+        </w:rPr>
+        <w:t xml:space="preserve">- </w:t>
+      </w:r>
+      <w:r>
+        <w:rPr>
+          <w:sz w:val="21"/>
+          <w:lang w:eastAsia="ko-KR"/>
+        </w:rPr>
+        <w:t>카카오엔터프라이즈</w:t>
+      </w:r>
+      <w:r>
+        <w:rPr>
+          <w:sz w:val="21"/>
+          <w:lang w:eastAsia="ko-KR"/>
+        </w:rPr>
+        <w:t xml:space="preserve">: </w:t>
+      </w:r>
+      <w:r>
+        <w:rPr>
+          <w:rFonts w:ascii="맑은 고딕" w:eastAsia="맑은 고딕" w:hAnsi="맑은 고딕" w:cs="맑은 고딕" w:hint="eastAsia"/>
+          <w:sz w:val="21"/>
+          <w:lang w:eastAsia="ko-KR"/>
+        </w:rPr>
+        <w:t xml:space="preserve">AI와 클라우드를 기반으로 기업용서비스를 </w:t>
+      </w:r>
+      <w:r>
+        <w:rPr>
+          <w:rFonts w:ascii="맑은 고딕" w:eastAsia="맑은 고딕" w:hAnsi="맑은 고딕" w:cs="맑은 고딕" w:hint="eastAsia"/>
+          <w:sz w:val="21"/>
+          <w:lang w:eastAsia="ko-KR"/>
+        </w:rPr>
+        <w:t xml:space="preserve">운영하는 회사입니다. </w:t>
+      </w:r>
+      <w:r>
+        <w:rPr>
+          <w:rFonts w:ascii="맑은 고딕" w:eastAsia="맑은 고딕" w:hAnsi="맑은 고딕" w:cs="맑은 고딕"/>
+          <w:b/>
+          <w:bCs/>
+          <w:sz w:val="21"/>
+          <w:lang w:eastAsia="ko-KR"/>
+        </w:rPr>
+        <w:t>Polestar의 AI 기능 및 서비스 안정성 측면에서 유사하며,</w:t>
+      </w:r>
+      <w:r>
+        <w:rPr>
+          <w:rFonts w:ascii="맑은 고딕" w:eastAsia="맑은 고딕" w:hAnsi="맑은 고딕" w:cs="맑은 고딕"/>
+          <w:sz w:val="21"/>
+          <w:lang w:eastAsia="ko-KR"/>
+        </w:rPr>
+        <w:t xml:space="preserve"> </w:t>
+      </w:r>
+      <w:r>
+        <w:rPr>
+          <w:rFonts w:ascii="맑은 고딕" w:eastAsia="맑은 고딕" w:hAnsi="맑은 고딕" w:cs="맑은 고딕" w:hint="eastAsia"/>
+          <w:sz w:val="21"/>
+          <w:lang w:eastAsia="ko-KR"/>
+        </w:rPr>
+        <w:t>SLA, Service Level Agreement와 장애복구 시간 기준 설계에 참고했습니다.</w:t>
       </w:r>
     </w:p>
     <w:p>
       <w:pPr>
         <w:spacing w:before="40" w:after="60"/>
-        <w:ind w:left="454"/>
-        <w:rPr>
-          <w:lang w:eastAsia="ko-KR"/>
-        </w:rPr>
-      </w:pPr>
-      <w:r>
-        <w:rPr>
-          <w:sz w:val="21"/>
-          <w:lang w:eastAsia="ko-KR"/>
-        </w:rPr>
-        <w:t xml:space="preserve">  - Datadog: </w:t>
-      </w:r>
-      <w:r>
-        <w:rPr>
-          <w:sz w:val="21"/>
-          <w:lang w:eastAsia="ko-KR"/>
-        </w:rPr>
-        <w:t>실시간</w:t>
-      </w:r>
-      <w:r>
-        <w:rPr>
-          <w:sz w:val="21"/>
-          <w:lang w:eastAsia="ko-KR"/>
-        </w:rPr>
-        <w:t xml:space="preserve"> IT </w:t>
-      </w:r>
-      <w:r>
-        <w:rPr>
-          <w:sz w:val="21"/>
-          <w:lang w:eastAsia="ko-KR"/>
-        </w:rPr>
-        <w:t>인프라</w:t>
-      </w:r>
-      <w:r>
-        <w:rPr>
-          <w:sz w:val="21"/>
-          <w:lang w:eastAsia="ko-KR"/>
-        </w:rPr>
-        <w:t xml:space="preserve"> </w:t>
-      </w:r>
-      <w:r>
-        <w:rPr>
-          <w:sz w:val="21"/>
-          <w:lang w:eastAsia="ko-KR"/>
-        </w:rPr>
-        <w:t>모니터링</w:t>
-      </w:r>
-      <w:r>
-        <w:rPr>
-          <w:sz w:val="21"/>
-          <w:lang w:eastAsia="ko-KR"/>
-        </w:rPr>
-        <w:t xml:space="preserve"> </w:t>
-      </w:r>
-      <w:r>
-        <w:rPr>
-          <w:sz w:val="21"/>
-          <w:lang w:eastAsia="ko-KR"/>
-        </w:rPr>
-        <w:t>강자</w:t>
-      </w:r>
-      <w:r>
-        <w:rPr>
-          <w:sz w:val="21"/>
-          <w:lang w:eastAsia="ko-KR"/>
-        </w:rPr>
-        <w:t>.</w:t>
-      </w:r>
-    </w:p>
-    <w:p>
-      <w:pPr>
-        <w:spacing w:before="40" w:after="60"/>
-        <w:ind w:left="454"/>
-        <w:rPr>
-          <w:lang w:eastAsia="ko-KR"/>
-        </w:rPr>
-      </w:pPr>
-      <w:r>
-        <w:rPr>
-          <w:sz w:val="21"/>
-          <w:lang w:eastAsia="ko-KR"/>
-        </w:rPr>
-        <w:t xml:space="preserve">  - PagerDuty: </w:t>
-      </w:r>
-      <w:r>
-        <w:rPr>
-          <w:sz w:val="21"/>
-          <w:lang w:eastAsia="ko-KR"/>
-        </w:rPr>
-        <w:t>장애</w:t>
-      </w:r>
-      <w:r>
-        <w:rPr>
-          <w:sz w:val="21"/>
-          <w:lang w:eastAsia="ko-KR"/>
-        </w:rPr>
-        <w:t xml:space="preserve"> </w:t>
-      </w:r>
-      <w:r>
-        <w:rPr>
-          <w:sz w:val="21"/>
-          <w:lang w:eastAsia="ko-KR"/>
-        </w:rPr>
-        <w:t>자동화</w:t>
-      </w:r>
-      <w:r>
-        <w:rPr>
-          <w:sz w:val="21"/>
-          <w:lang w:eastAsia="ko-KR"/>
-        </w:rPr>
-        <w:t>·</w:t>
-      </w:r>
-      <w:r>
-        <w:rPr>
-          <w:sz w:val="21"/>
-          <w:lang w:eastAsia="ko-KR"/>
-        </w:rPr>
-        <w:t>알림</w:t>
-      </w:r>
-      <w:r>
-        <w:rPr>
-          <w:sz w:val="21"/>
-          <w:lang w:eastAsia="ko-KR"/>
-        </w:rPr>
-        <w:t xml:space="preserve"> </w:t>
-      </w:r>
-      <w:r>
-        <w:rPr>
-          <w:sz w:val="21"/>
-          <w:lang w:eastAsia="ko-KR"/>
-        </w:rPr>
-        <w:t>전문</w:t>
-      </w:r>
-      <w:r>
-        <w:rPr>
-          <w:sz w:val="21"/>
-          <w:lang w:eastAsia="ko-KR"/>
-        </w:rPr>
-        <w:t>. MTTR</w:t>
-      </w:r>
-      <w:r>
-        <w:rPr>
-          <w:rFonts w:eastAsia="맑은 고딕" w:hint="eastAsia"/>
-          <w:sz w:val="21"/>
-          <w:lang w:eastAsia="ko-KR"/>
-        </w:rPr>
-        <w:t xml:space="preserve">, Mean Time To Recovery. </w:t>
-      </w:r>
-      <w:r>
-        <w:rPr>
-          <w:rFonts w:eastAsia="맑은 고딕" w:hint="eastAsia"/>
-          <w:sz w:val="21"/>
-          <w:lang w:eastAsia="ko-KR"/>
-        </w:rPr>
-        <w:t>장애가</w:t>
-      </w:r>
-      <w:r>
-        <w:rPr>
-          <w:rFonts w:eastAsia="맑은 고딕" w:hint="eastAsia"/>
-          <w:sz w:val="21"/>
-          <w:lang w:eastAsia="ko-KR"/>
-        </w:rPr>
-        <w:t xml:space="preserve"> </w:t>
-      </w:r>
-      <w:r>
-        <w:rPr>
-          <w:rFonts w:eastAsia="맑은 고딕" w:hint="eastAsia"/>
-          <w:sz w:val="21"/>
-          <w:lang w:eastAsia="ko-KR"/>
-        </w:rPr>
-        <w:t>발생한</w:t>
-      </w:r>
-      <w:r>
-        <w:rPr>
-          <w:rFonts w:eastAsia="맑은 고딕" w:hint="eastAsia"/>
-          <w:sz w:val="21"/>
-          <w:lang w:eastAsia="ko-KR"/>
-        </w:rPr>
-        <w:t xml:space="preserve"> </w:t>
-      </w:r>
-      <w:r>
-        <w:rPr>
-          <w:rFonts w:eastAsia="맑은 고딕" w:hint="eastAsia"/>
-          <w:sz w:val="21"/>
-          <w:lang w:eastAsia="ko-KR"/>
-        </w:rPr>
-        <w:t>후</w:t>
-      </w:r>
-      <w:r>
-        <w:rPr>
-          <w:rFonts w:eastAsia="맑은 고딕" w:hint="eastAsia"/>
-          <w:sz w:val="21"/>
-          <w:lang w:eastAsia="ko-KR"/>
-        </w:rPr>
-        <w:t xml:space="preserve"> </w:t>
-      </w:r>
-      <w:r>
-        <w:rPr>
-          <w:rFonts w:eastAsia="맑은 고딕" w:hint="eastAsia"/>
-          <w:sz w:val="21"/>
-          <w:lang w:eastAsia="ko-KR"/>
-        </w:rPr>
-        <w:t>정상으로</w:t>
-      </w:r>
-      <w:r>
-        <w:rPr>
-          <w:rFonts w:eastAsia="맑은 고딕" w:hint="eastAsia"/>
-          <w:sz w:val="21"/>
-          <w:lang w:eastAsia="ko-KR"/>
-        </w:rPr>
-        <w:t xml:space="preserve"> </w:t>
-      </w:r>
-      <w:r>
-        <w:rPr>
-          <w:rFonts w:eastAsia="맑은 고딕" w:hint="eastAsia"/>
-          <w:sz w:val="21"/>
-          <w:lang w:eastAsia="ko-KR"/>
-        </w:rPr>
-        <w:t>돌아오는</w:t>
-      </w:r>
-      <w:r>
-        <w:rPr>
-          <w:rFonts w:eastAsia="맑은 고딕" w:hint="eastAsia"/>
-          <w:sz w:val="21"/>
-          <w:lang w:eastAsia="ko-KR"/>
-        </w:rPr>
-        <w:t xml:space="preserve"> </w:t>
-      </w:r>
-      <w:r>
-        <w:rPr>
-          <w:rFonts w:eastAsia="맑은 고딕" w:hint="eastAsia"/>
-          <w:sz w:val="21"/>
-          <w:lang w:eastAsia="ko-KR"/>
-        </w:rPr>
-        <w:t>데</w:t>
-      </w:r>
-      <w:r>
-        <w:rPr>
-          <w:rFonts w:eastAsia="맑은 고딕" w:hint="eastAsia"/>
-          <w:sz w:val="21"/>
-          <w:lang w:eastAsia="ko-KR"/>
-        </w:rPr>
-        <w:t xml:space="preserve"> </w:t>
-      </w:r>
-      <w:r>
-        <w:rPr>
-          <w:rFonts w:eastAsia="맑은 고딕" w:hint="eastAsia"/>
-          <w:sz w:val="21"/>
-          <w:lang w:eastAsia="ko-KR"/>
-        </w:rPr>
-        <w:t>걸리는</w:t>
-      </w:r>
-      <w:r>
-        <w:rPr>
-          <w:rFonts w:eastAsia="맑은 고딕" w:hint="eastAsia"/>
-          <w:sz w:val="21"/>
-          <w:lang w:eastAsia="ko-KR"/>
-        </w:rPr>
-        <w:t xml:space="preserve"> </w:t>
-      </w:r>
-      <w:r>
-        <w:rPr>
-          <w:rFonts w:eastAsia="맑은 고딕" w:hint="eastAsia"/>
-          <w:sz w:val="21"/>
-          <w:lang w:eastAsia="ko-KR"/>
-        </w:rPr>
-        <w:t>평군시간</w:t>
-      </w:r>
-      <w:r>
-        <w:rPr>
-          <w:sz w:val="21"/>
-          <w:lang w:eastAsia="ko-KR"/>
-        </w:rPr>
-        <w:t xml:space="preserve"> </w:t>
-      </w:r>
-      <w:r>
-        <w:rPr>
-          <w:sz w:val="21"/>
-          <w:lang w:eastAsia="ko-KR"/>
-        </w:rPr>
-        <w:t>기준의</w:t>
-      </w:r>
-      <w:r>
-        <w:rPr>
-          <w:sz w:val="21"/>
-          <w:lang w:eastAsia="ko-KR"/>
-        </w:rPr>
-        <w:t xml:space="preserve"> </w:t>
-      </w:r>
-      <w:r>
-        <w:rPr>
-          <w:sz w:val="21"/>
-          <w:lang w:eastAsia="ko-KR"/>
-        </w:rPr>
-        <w:t>원천</w:t>
-      </w:r>
-      <w:r>
-        <w:rPr>
-          <w:sz w:val="21"/>
-          <w:lang w:eastAsia="ko-KR"/>
-        </w:rPr>
-        <w:t>.</w:t>
-      </w:r>
-    </w:p>
-    <w:p>
-      <w:pPr>
-        <w:spacing w:after="0"/>
-        <w:rPr>
-          <w:lang w:eastAsia="ko-KR"/>
-        </w:rPr>
-      </w:pPr>
-    </w:p>
-    <w:p>
-      <w:pPr>
-        <w:spacing w:before="40" w:after="60"/>
-        <w:rPr>
-          <w:lang w:eastAsia="ko-KR"/>
-        </w:rPr>
-      </w:pPr>
-      <w:r>
-        <w:rPr>
-          <w:b/>
-          <w:sz w:val="21"/>
-          <w:lang w:eastAsia="ko-KR"/>
-        </w:rPr>
-        <w:t>국내</w:t>
-      </w:r>
-      <w:r>
-        <w:rPr>
-          <w:b/>
-          <w:sz w:val="21"/>
-          <w:lang w:eastAsia="ko-KR"/>
-        </w:rPr>
-        <w:t xml:space="preserve"> 4</w:t>
-      </w:r>
-      <w:r>
-        <w:rPr>
-          <w:b/>
-          <w:sz w:val="21"/>
-          <w:lang w:eastAsia="ko-KR"/>
-        </w:rPr>
-        <w:t>개사</w:t>
-      </w:r>
-      <w:r>
-        <w:rPr>
-          <w:b/>
-          <w:sz w:val="21"/>
-          <w:lang w:eastAsia="ko-KR"/>
-        </w:rPr>
-        <w:t>:</w:t>
-      </w:r>
-    </w:p>
-    <w:p>
-      <w:pPr>
-        <w:spacing w:before="40" w:after="60"/>
-        <w:ind w:left="454"/>
-        <w:rPr>
-          <w:lang w:eastAsia="ko-KR"/>
-        </w:rPr>
-      </w:pPr>
-      <w:r>
-        <w:rPr>
-          <w:sz w:val="21"/>
-          <w:lang w:eastAsia="ko-KR"/>
-        </w:rPr>
-        <w:t xml:space="preserve">  - </w:t>
-      </w:r>
-      <w:r>
-        <w:rPr>
-          <w:sz w:val="21"/>
-          <w:lang w:eastAsia="ko-KR"/>
-        </w:rPr>
-        <w:t>더존비즈온</w:t>
-      </w:r>
-      <w:r>
-        <w:rPr>
-          <w:sz w:val="21"/>
-          <w:lang w:eastAsia="ko-KR"/>
-        </w:rPr>
-        <w:t xml:space="preserve">: </w:t>
-      </w:r>
-      <w:r>
-        <w:rPr>
-          <w:sz w:val="21"/>
-          <w:lang w:eastAsia="ko-KR"/>
-        </w:rPr>
-        <w:t>국내</w:t>
-      </w:r>
-      <w:r>
-        <w:rPr>
-          <w:sz w:val="21"/>
-          <w:lang w:eastAsia="ko-KR"/>
-        </w:rPr>
-        <w:t xml:space="preserve"> B2B </w:t>
-      </w:r>
-      <w:r>
-        <w:rPr>
-          <w:sz w:val="21"/>
-          <w:lang w:eastAsia="ko-KR"/>
-        </w:rPr>
-        <w:t>영업</w:t>
-      </w:r>
-      <w:r>
-        <w:rPr>
-          <w:sz w:val="21"/>
-          <w:lang w:eastAsia="ko-KR"/>
-        </w:rPr>
-        <w:t xml:space="preserve"> </w:t>
-      </w:r>
-      <w:r>
-        <w:rPr>
-          <w:sz w:val="21"/>
-          <w:lang w:eastAsia="ko-KR"/>
-        </w:rPr>
-        <w:t>현실과</w:t>
-      </w:r>
-      <w:r>
-        <w:rPr>
-          <w:sz w:val="21"/>
-          <w:lang w:eastAsia="ko-KR"/>
-        </w:rPr>
-        <w:t xml:space="preserve"> </w:t>
-      </w:r>
-      <w:r>
-        <w:rPr>
-          <w:sz w:val="21"/>
-          <w:lang w:eastAsia="ko-KR"/>
-        </w:rPr>
-        <w:t>공공</w:t>
-      </w:r>
-      <w:r>
-        <w:rPr>
-          <w:sz w:val="21"/>
-          <w:lang w:eastAsia="ko-KR"/>
-        </w:rPr>
-        <w:t xml:space="preserve"> </w:t>
-      </w:r>
-      <w:r>
-        <w:rPr>
-          <w:sz w:val="21"/>
-          <w:lang w:eastAsia="ko-KR"/>
-        </w:rPr>
-        <w:t>입찰</w:t>
-      </w:r>
-      <w:r>
-        <w:rPr>
-          <w:sz w:val="21"/>
-          <w:lang w:eastAsia="ko-KR"/>
-        </w:rPr>
-        <w:t xml:space="preserve"> </w:t>
-      </w:r>
-      <w:r>
-        <w:rPr>
-          <w:sz w:val="21"/>
-          <w:lang w:eastAsia="ko-KR"/>
-        </w:rPr>
-        <w:t>구조를</w:t>
-      </w:r>
-      <w:r>
-        <w:rPr>
-          <w:sz w:val="21"/>
-          <w:lang w:eastAsia="ko-KR"/>
-        </w:rPr>
-        <w:t xml:space="preserve"> </w:t>
-      </w:r>
-      <w:r>
-        <w:rPr>
-          <w:sz w:val="21"/>
-          <w:lang w:eastAsia="ko-KR"/>
-        </w:rPr>
-        <w:t>반영했습니다</w:t>
-      </w:r>
-      <w:r>
-        <w:rPr>
-          <w:sz w:val="21"/>
-          <w:lang w:eastAsia="ko-KR"/>
-        </w:rPr>
-        <w:t>.</w:t>
-      </w:r>
-    </w:p>
-    <w:p>
-      <w:pPr>
-        <w:spacing w:before="40" w:after="60"/>
-        <w:ind w:left="454"/>
-        <w:rPr>
-          <w:lang w:eastAsia="ko-KR"/>
-        </w:rPr>
-      </w:pPr>
-      <w:r>
-        <w:rPr>
-          <w:sz w:val="21"/>
-          <w:lang w:eastAsia="ko-KR"/>
-        </w:rPr>
-        <w:t xml:space="preserve">  - </w:t>
-      </w:r>
-      <w:r>
-        <w:rPr>
-          <w:sz w:val="21"/>
-          <w:lang w:eastAsia="ko-KR"/>
-        </w:rPr>
-        <w:t>티맥스소프트</w:t>
-      </w:r>
-      <w:r>
-        <w:rPr>
-          <w:sz w:val="21"/>
-          <w:lang w:eastAsia="ko-KR"/>
-        </w:rPr>
-        <w:t>·</w:t>
-      </w:r>
-      <w:r>
-        <w:rPr>
-          <w:sz w:val="21"/>
-          <w:lang w:eastAsia="ko-KR"/>
-        </w:rPr>
-        <w:t>카카오엔터프라이즈</w:t>
-      </w:r>
-      <w:r>
-        <w:rPr>
-          <w:sz w:val="21"/>
-          <w:lang w:eastAsia="ko-KR"/>
-        </w:rPr>
-        <w:t xml:space="preserve">: </w:t>
-      </w:r>
-      <w:r>
-        <w:rPr>
-          <w:sz w:val="21"/>
-          <w:lang w:eastAsia="ko-KR"/>
-        </w:rPr>
-        <w:t>개발</w:t>
-      </w:r>
-      <w:r>
-        <w:rPr>
-          <w:sz w:val="21"/>
-          <w:lang w:eastAsia="ko-KR"/>
-        </w:rPr>
-        <w:t xml:space="preserve"> </w:t>
-      </w:r>
-      <w:r>
-        <w:rPr>
-          <w:sz w:val="21"/>
-          <w:lang w:eastAsia="ko-KR"/>
-        </w:rPr>
-        <w:t>품질</w:t>
-      </w:r>
-      <w:r>
-        <w:rPr>
-          <w:sz w:val="21"/>
-          <w:lang w:eastAsia="ko-KR"/>
-        </w:rPr>
-        <w:t xml:space="preserve"> KPI </w:t>
-      </w:r>
-      <w:r>
-        <w:rPr>
-          <w:sz w:val="21"/>
-          <w:lang w:eastAsia="ko-KR"/>
-        </w:rPr>
-        <w:t>기준</w:t>
-      </w:r>
-      <w:r>
-        <w:rPr>
-          <w:sz w:val="21"/>
-          <w:lang w:eastAsia="ko-KR"/>
-        </w:rPr>
-        <w:t>.</w:t>
-      </w:r>
-    </w:p>
-    <w:p>
-      <w:pPr>
-        <w:spacing w:before="40" w:after="60"/>
-        <w:ind w:left="454"/>
-        <w:rPr>
-          <w:lang w:eastAsia="ko-KR"/>
-        </w:rPr>
-      </w:pPr>
-      <w:r>
-        <w:rPr>
-          <w:sz w:val="21"/>
-          <w:lang w:eastAsia="ko-KR"/>
-        </w:rPr>
-        <w:t xml:space="preserve">  - </w:t>
-      </w:r>
-      <w:r>
-        <w:rPr>
-          <w:sz w:val="21"/>
-          <w:lang w:eastAsia="ko-KR"/>
-        </w:rPr>
-        <w:t>가비아</w:t>
-      </w:r>
-      <w:r>
-        <w:rPr>
-          <w:sz w:val="21"/>
-          <w:lang w:eastAsia="ko-KR"/>
-        </w:rPr>
-        <w:t xml:space="preserve">: IDC </w:t>
-      </w:r>
-      <w:r>
-        <w:rPr>
-          <w:sz w:val="21"/>
-          <w:lang w:eastAsia="ko-KR"/>
-        </w:rPr>
-        <w:t>운영</w:t>
-      </w:r>
-      <w:r>
-        <w:rPr>
-          <w:sz w:val="21"/>
-          <w:lang w:eastAsia="ko-KR"/>
-        </w:rPr>
-        <w:t xml:space="preserve"> </w:t>
-      </w:r>
-      <w:r>
-        <w:rPr>
-          <w:sz w:val="21"/>
-          <w:lang w:eastAsia="ko-KR"/>
-        </w:rPr>
-        <w:t>고객</w:t>
-      </w:r>
-      <w:r>
-        <w:rPr>
-          <w:sz w:val="21"/>
-          <w:lang w:eastAsia="ko-KR"/>
-        </w:rPr>
-        <w:t xml:space="preserve"> </w:t>
-      </w:r>
-      <w:r>
-        <w:rPr>
-          <w:sz w:val="21"/>
-          <w:lang w:eastAsia="ko-KR"/>
-        </w:rPr>
-        <w:t>만족도</w:t>
-      </w:r>
-      <w:r>
-        <w:rPr>
-          <w:sz w:val="21"/>
-          <w:lang w:eastAsia="ko-KR"/>
-        </w:rPr>
-        <w:t xml:space="preserve"> </w:t>
-      </w:r>
-      <w:r>
-        <w:rPr>
-          <w:sz w:val="21"/>
-          <w:lang w:eastAsia="ko-KR"/>
-        </w:rPr>
-        <w:t>측정</w:t>
-      </w:r>
-      <w:r>
-        <w:rPr>
-          <w:sz w:val="21"/>
-          <w:lang w:eastAsia="ko-KR"/>
-        </w:rPr>
-        <w:t xml:space="preserve"> </w:t>
-      </w:r>
-      <w:r>
-        <w:rPr>
-          <w:sz w:val="21"/>
-          <w:lang w:eastAsia="ko-KR"/>
-        </w:rPr>
-        <w:t>방식</w:t>
-      </w:r>
-      <w:r>
-        <w:rPr>
-          <w:sz w:val="21"/>
-          <w:lang w:eastAsia="ko-KR"/>
-        </w:rPr>
-        <w:t xml:space="preserve"> </w:t>
-      </w:r>
-      <w:r>
-        <w:rPr>
-          <w:sz w:val="21"/>
-          <w:lang w:eastAsia="ko-KR"/>
-        </w:rPr>
-        <w:t>참고</w:t>
-      </w:r>
-      <w:r>
-        <w:rPr>
-          <w:sz w:val="21"/>
-          <w:lang w:eastAsia="ko-KR"/>
-        </w:rPr>
-        <w:t>.</w:t>
-      </w:r>
-    </w:p>
-    <w:p>
-      <w:pPr>
-        <w:shd w:val="clear" w:color="auto" w:fill="FFF7ED"/>
-        <w:spacing w:before="80" w:after="40"/>
-        <w:ind w:left="340"/>
-        <w:rPr>
-          <w:lang w:eastAsia="ko-KR"/>
-        </w:rPr>
-      </w:pPr>
-      <w:r>
-        <w:rPr>
-          <w:b/>
-          <w:color w:val="9A3412"/>
-          <w:sz w:val="20"/>
-          <w:lang w:eastAsia="ko-KR"/>
-        </w:rPr>
-        <w:t>[</w:t>
-      </w:r>
-      <w:r>
-        <w:rPr>
-          <w:b/>
-          <w:color w:val="9A3412"/>
-          <w:sz w:val="20"/>
-          <w:lang w:eastAsia="ko-KR"/>
-        </w:rPr>
-        <w:t>화면</w:t>
-      </w:r>
-      <w:r>
-        <w:rPr>
-          <w:b/>
-          <w:color w:val="9A3412"/>
-          <w:sz w:val="20"/>
-          <w:lang w:eastAsia="ko-KR"/>
-        </w:rPr>
-        <w:t xml:space="preserve">] </w:t>
-      </w:r>
-      <w:r>
-        <w:rPr>
-          <w:b/>
-          <w:color w:val="9A3412"/>
-          <w:sz w:val="20"/>
-          <w:lang w:eastAsia="ko-KR"/>
-        </w:rPr>
-        <w:t>같은</w:t>
-      </w:r>
-      <w:r>
-        <w:rPr>
-          <w:b/>
-          <w:color w:val="9A3412"/>
-          <w:sz w:val="20"/>
-          <w:lang w:eastAsia="ko-KR"/>
-        </w:rPr>
-        <w:t xml:space="preserve"> 3</w:t>
-      </w:r>
-      <w:r>
-        <w:rPr>
-          <w:b/>
-          <w:color w:val="9A3412"/>
-          <w:sz w:val="20"/>
-          <w:lang w:eastAsia="ko-KR"/>
-        </w:rPr>
-        <w:t>부</w:t>
-      </w:r>
-      <w:r>
-        <w:rPr>
-          <w:b/>
-          <w:color w:val="9A3412"/>
-          <w:sz w:val="20"/>
-          <w:lang w:eastAsia="ko-KR"/>
-        </w:rPr>
-        <w:t xml:space="preserve"> </w:t>
-      </w:r>
-      <w:r>
-        <w:rPr>
-          <w:b/>
-          <w:color w:val="9A3412"/>
-          <w:sz w:val="20"/>
-          <w:lang w:eastAsia="ko-KR"/>
-        </w:rPr>
-        <w:t>섹션</w:t>
-      </w:r>
-      <w:r>
-        <w:rPr>
-          <w:b/>
-          <w:color w:val="9A3412"/>
-          <w:sz w:val="20"/>
-          <w:lang w:eastAsia="ko-KR"/>
-        </w:rPr>
-        <w:t xml:space="preserve"> </w:t>
-      </w:r>
-      <w:r>
-        <w:rPr>
-          <w:b/>
-          <w:color w:val="9A3412"/>
-          <w:sz w:val="20"/>
-          <w:lang w:eastAsia="ko-KR"/>
-        </w:rPr>
-        <w:t>내</w:t>
-      </w:r>
-      <w:r>
-        <w:rPr>
-          <w:b/>
-          <w:color w:val="9A3412"/>
-          <w:sz w:val="20"/>
-          <w:lang w:eastAsia="ko-KR"/>
-        </w:rPr>
-        <w:t xml:space="preserve"> "3-2. </w:t>
-      </w:r>
-      <w:r>
-        <w:rPr>
-          <w:b/>
-          <w:color w:val="9A3412"/>
-          <w:sz w:val="20"/>
-          <w:lang w:eastAsia="ko-KR"/>
-        </w:rPr>
-        <w:t>분석</w:t>
-      </w:r>
-      <w:r>
-        <w:rPr>
-          <w:b/>
-          <w:color w:val="9A3412"/>
-          <w:sz w:val="20"/>
-          <w:lang w:eastAsia="ko-KR"/>
-        </w:rPr>
-        <w:t xml:space="preserve"> </w:t>
-      </w:r>
-      <w:r>
-        <w:rPr>
-          <w:b/>
-          <w:color w:val="9A3412"/>
-          <w:sz w:val="20"/>
-          <w:lang w:eastAsia="ko-KR"/>
-        </w:rPr>
-        <w:t>프레임워크</w:t>
-      </w:r>
-      <w:r>
-        <w:rPr>
-          <w:b/>
-          <w:color w:val="9A3412"/>
-          <w:sz w:val="20"/>
-          <w:lang w:eastAsia="ko-KR"/>
-        </w:rPr>
-        <w:t xml:space="preserve">" </w:t>
-      </w:r>
-      <w:r>
-        <w:rPr>
-          <w:b/>
-          <w:color w:val="9A3412"/>
-          <w:sz w:val="20"/>
-          <w:lang w:eastAsia="ko-KR"/>
-        </w:rPr>
-        <w:t>부분으로</w:t>
-      </w:r>
-      <w:r>
-        <w:rPr>
-          <w:b/>
-          <w:color w:val="9A3412"/>
-          <w:sz w:val="20"/>
-          <w:lang w:eastAsia="ko-KR"/>
-        </w:rPr>
-        <w:t xml:space="preserve"> </w:t>
-      </w:r>
-      <w:r>
-        <w:rPr>
-          <w:b/>
-          <w:color w:val="9A3412"/>
-          <w:sz w:val="20"/>
-          <w:lang w:eastAsia="ko-KR"/>
-        </w:rPr>
-        <w:t>스크롤</w:t>
-      </w:r>
-    </w:p>
-    <w:p>
-      <w:pPr>
-        <w:shd w:val="clear" w:color="auto" w:fill="FFF7ED"/>
-        <w:spacing w:before="20" w:after="20"/>
-        <w:ind w:left="680"/>
-        <w:rPr>
-          <w:lang w:eastAsia="ko-KR"/>
-        </w:rPr>
-      </w:pPr>
-      <w:r>
-        <w:rPr>
-          <w:color w:val="9A3412"/>
-          <w:sz w:val="19"/>
-          <w:lang w:eastAsia="ko-KR"/>
-        </w:rPr>
-        <w:t xml:space="preserve">-&gt; MEDDIC / DORA / SLO </w:t>
-      </w:r>
-      <w:r>
-        <w:rPr>
-          <w:color w:val="9A3412"/>
-          <w:sz w:val="19"/>
-          <w:lang w:eastAsia="ko-KR"/>
-        </w:rPr>
-        <w:t>세</w:t>
-      </w:r>
-      <w:r>
-        <w:rPr>
-          <w:color w:val="9A3412"/>
-          <w:sz w:val="19"/>
-          <w:lang w:eastAsia="ko-KR"/>
-        </w:rPr>
-        <w:t xml:space="preserve"> </w:t>
-      </w:r>
-      <w:r>
-        <w:rPr>
-          <w:color w:val="9A3412"/>
-          <w:sz w:val="19"/>
-          <w:lang w:eastAsia="ko-KR"/>
-        </w:rPr>
-        <w:t>가지</w:t>
-      </w:r>
-      <w:r>
-        <w:rPr>
-          <w:color w:val="9A3412"/>
-          <w:sz w:val="19"/>
-          <w:lang w:eastAsia="ko-KR"/>
-        </w:rPr>
-        <w:t xml:space="preserve"> </w:t>
-      </w:r>
-      <w:r>
-        <w:rPr>
-          <w:color w:val="9A3412"/>
-          <w:sz w:val="19"/>
-          <w:lang w:eastAsia="ko-KR"/>
-        </w:rPr>
-        <w:t>방법론이</w:t>
-      </w:r>
-      <w:r>
-        <w:rPr>
-          <w:color w:val="9A3412"/>
-          <w:sz w:val="19"/>
-          <w:lang w:eastAsia="ko-KR"/>
-        </w:rPr>
-        <w:t xml:space="preserve"> </w:t>
-      </w:r>
-      <w:r>
-        <w:rPr>
-          <w:color w:val="9A3412"/>
-          <w:sz w:val="19"/>
-          <w:lang w:eastAsia="ko-KR"/>
-        </w:rPr>
-        <w:t>언급된</w:t>
-      </w:r>
-      <w:r>
-        <w:rPr>
-          <w:color w:val="9A3412"/>
-          <w:sz w:val="19"/>
-          <w:lang w:eastAsia="ko-KR"/>
-        </w:rPr>
-        <w:t xml:space="preserve"> </w:t>
-      </w:r>
-      <w:r>
-        <w:rPr>
-          <w:color w:val="9A3412"/>
-          <w:sz w:val="19"/>
-          <w:lang w:eastAsia="ko-KR"/>
-        </w:rPr>
-        <w:t>영역이</w:t>
-      </w:r>
-      <w:r>
-        <w:rPr>
-          <w:color w:val="9A3412"/>
-          <w:sz w:val="19"/>
-          <w:lang w:eastAsia="ko-KR"/>
-        </w:rPr>
-        <w:t xml:space="preserve"> </w:t>
-      </w:r>
-      <w:r>
-        <w:rPr>
-          <w:color w:val="9A3412"/>
-          <w:sz w:val="19"/>
-          <w:lang w:eastAsia="ko-KR"/>
-        </w:rPr>
-        <w:t>보이도록</w:t>
-      </w:r>
-      <w:r>
-        <w:rPr>
-          <w:color w:val="9A3412"/>
-          <w:sz w:val="19"/>
-          <w:lang w:eastAsia="ko-KR"/>
-        </w:rPr>
-        <w:t xml:space="preserve"> </w:t>
-      </w:r>
-      <w:r>
-        <w:rPr>
-          <w:color w:val="9A3412"/>
-          <w:sz w:val="19"/>
-          <w:lang w:eastAsia="ko-KR"/>
-        </w:rPr>
-        <w:t>하세요</w:t>
-      </w:r>
-      <w:r>
-        <w:rPr>
-          <w:color w:val="9A3412"/>
-          <w:sz w:val="19"/>
-          <w:lang w:eastAsia="ko-KR"/>
-        </w:rPr>
-        <w:t>.</w:t>
-      </w:r>
-    </w:p>
-    <w:p>
-      <w:pPr>
-        <w:spacing w:after="0"/>
-        <w:rPr>
-          <w:lang w:eastAsia="ko-KR"/>
-        </w:rPr>
-      </w:pPr>
-    </w:p>
-    <w:p>
-      <w:pPr>
-        <w:spacing w:before="40" w:after="60"/>
-        <w:rPr>
-          <w:lang w:eastAsia="ko-KR"/>
-        </w:rPr>
-      </w:pPr>
-      <w:r>
-        <w:rPr>
-          <w:sz w:val="21"/>
-          <w:lang w:eastAsia="ko-KR"/>
-        </w:rPr>
-        <w:t>분석할</w:t>
-      </w:r>
-      <w:r>
-        <w:rPr>
-          <w:sz w:val="21"/>
-          <w:lang w:eastAsia="ko-KR"/>
-        </w:rPr>
-        <w:t xml:space="preserve"> </w:t>
-      </w:r>
-      <w:r>
-        <w:rPr>
-          <w:sz w:val="21"/>
-          <w:lang w:eastAsia="ko-KR"/>
-        </w:rPr>
-        <w:t>때</w:t>
-      </w:r>
-      <w:r>
-        <w:rPr>
-          <w:sz w:val="21"/>
-          <w:lang w:eastAsia="ko-KR"/>
-        </w:rPr>
-        <w:t xml:space="preserve"> 3</w:t>
-      </w:r>
-      <w:r>
-        <w:rPr>
-          <w:sz w:val="21"/>
-          <w:lang w:eastAsia="ko-KR"/>
-        </w:rPr>
-        <w:t>가지</w:t>
-      </w:r>
-      <w:r>
-        <w:rPr>
-          <w:sz w:val="21"/>
-          <w:lang w:eastAsia="ko-KR"/>
-        </w:rPr>
-        <w:t xml:space="preserve"> </w:t>
-      </w:r>
-      <w:r>
-        <w:rPr>
-          <w:sz w:val="21"/>
-          <w:lang w:eastAsia="ko-KR"/>
-        </w:rPr>
-        <w:t>글로벌</w:t>
-      </w:r>
-      <w:r>
-        <w:rPr>
-          <w:sz w:val="21"/>
-          <w:lang w:eastAsia="ko-KR"/>
-        </w:rPr>
-        <w:t xml:space="preserve"> </w:t>
-      </w:r>
-      <w:r>
-        <w:rPr>
-          <w:sz w:val="21"/>
-          <w:lang w:eastAsia="ko-KR"/>
-        </w:rPr>
-        <w:t>방법론을</w:t>
-      </w:r>
-      <w:r>
-        <w:rPr>
-          <w:sz w:val="21"/>
-          <w:lang w:eastAsia="ko-KR"/>
-        </w:rPr>
-        <w:t xml:space="preserve"> </w:t>
-      </w:r>
-      <w:r>
-        <w:rPr>
-          <w:sz w:val="21"/>
-          <w:lang w:eastAsia="ko-KR"/>
-        </w:rPr>
-        <w:t>일관되게</w:t>
-      </w:r>
-      <w:r>
-        <w:rPr>
-          <w:sz w:val="21"/>
-          <w:lang w:eastAsia="ko-KR"/>
-        </w:rPr>
-        <w:t xml:space="preserve"> </w:t>
-      </w:r>
-      <w:r>
-        <w:rPr>
-          <w:sz w:val="21"/>
-          <w:lang w:eastAsia="ko-KR"/>
-        </w:rPr>
-        <w:t>적용했습니다</w:t>
-      </w:r>
-      <w:r>
-        <w:rPr>
-          <w:sz w:val="21"/>
-          <w:lang w:eastAsia="ko-KR"/>
-        </w:rPr>
-        <w:t>.</w:t>
-      </w:r>
-    </w:p>
-    <w:p>
-      <w:pPr>
-        <w:spacing w:before="40" w:after="60"/>
-        <w:ind w:left="454"/>
-        <w:rPr>
-          <w:lang w:eastAsia="ko-KR"/>
-        </w:rPr>
-      </w:pPr>
-      <w:r>
-        <w:rPr>
-          <w:sz w:val="21"/>
-          <w:lang w:eastAsia="ko-KR"/>
-        </w:rPr>
-        <w:t xml:space="preserve">  - MEDDIC: </w:t>
-      </w:r>
-      <w:r>
-        <w:rPr>
-          <w:sz w:val="21"/>
-          <w:lang w:eastAsia="ko-KR"/>
-        </w:rPr>
-        <w:t>영업</w:t>
-      </w:r>
-      <w:r>
-        <w:rPr>
-          <w:sz w:val="21"/>
-          <w:lang w:eastAsia="ko-KR"/>
-        </w:rPr>
-        <w:t xml:space="preserve"> </w:t>
-      </w:r>
-      <w:r>
-        <w:rPr>
-          <w:sz w:val="21"/>
-          <w:lang w:eastAsia="ko-KR"/>
-        </w:rPr>
-        <w:t>파이프라인</w:t>
-      </w:r>
-      <w:r>
-        <w:rPr>
-          <w:sz w:val="21"/>
-          <w:lang w:eastAsia="ko-KR"/>
-        </w:rPr>
-        <w:t xml:space="preserve"> </w:t>
-      </w:r>
-      <w:r>
-        <w:rPr>
-          <w:sz w:val="21"/>
-          <w:lang w:eastAsia="ko-KR"/>
-        </w:rPr>
-        <w:t>정량</w:t>
-      </w:r>
-      <w:r>
-        <w:rPr>
-          <w:sz w:val="21"/>
-          <w:lang w:eastAsia="ko-KR"/>
-        </w:rPr>
-        <w:t xml:space="preserve"> </w:t>
-      </w:r>
-      <w:r>
-        <w:rPr>
-          <w:sz w:val="21"/>
-          <w:lang w:eastAsia="ko-KR"/>
-        </w:rPr>
-        <w:t>평가</w:t>
-      </w:r>
-      <w:r>
-        <w:rPr>
-          <w:sz w:val="21"/>
-          <w:lang w:eastAsia="ko-KR"/>
-        </w:rPr>
-        <w:t xml:space="preserve"> </w:t>
-      </w:r>
-      <w:r>
-        <w:rPr>
-          <w:sz w:val="21"/>
-          <w:lang w:eastAsia="ko-KR"/>
-        </w:rPr>
-        <w:t>방법론</w:t>
-      </w:r>
-    </w:p>
-    <w:p>
-      <w:pPr>
-        <w:spacing w:before="40" w:after="60"/>
-        <w:ind w:left="454"/>
-        <w:rPr>
-          <w:lang w:eastAsia="ko-KR"/>
-        </w:rPr>
-      </w:pPr>
-      <w:r>
-        <w:rPr>
-          <w:sz w:val="21"/>
-          <w:lang w:eastAsia="ko-KR"/>
-        </w:rPr>
-        <w:t xml:space="preserve">  - DORA 4 </w:t>
-      </w:r>
-      <w:r>
-        <w:rPr>
-          <w:sz w:val="21"/>
-          <w:lang w:eastAsia="ko-KR"/>
-        </w:rPr>
-        <w:t>메트릭</w:t>
-      </w:r>
-      <w:r>
-        <w:rPr>
-          <w:sz w:val="21"/>
-          <w:lang w:eastAsia="ko-KR"/>
-        </w:rPr>
-        <w:t>: Google</w:t>
-      </w:r>
-      <w:r>
-        <w:rPr>
-          <w:sz w:val="21"/>
-          <w:lang w:eastAsia="ko-KR"/>
-        </w:rPr>
-        <w:t>이</w:t>
-      </w:r>
-      <w:r>
-        <w:rPr>
-          <w:sz w:val="21"/>
-          <w:lang w:eastAsia="ko-KR"/>
-        </w:rPr>
-        <w:t xml:space="preserve"> </w:t>
-      </w:r>
-      <w:r>
-        <w:rPr>
-          <w:sz w:val="21"/>
-          <w:lang w:eastAsia="ko-KR"/>
-        </w:rPr>
-        <w:t>만든</w:t>
-      </w:r>
-      <w:r>
-        <w:rPr>
-          <w:sz w:val="21"/>
-          <w:lang w:eastAsia="ko-KR"/>
-        </w:rPr>
-        <w:t xml:space="preserve"> </w:t>
-      </w:r>
-      <w:r>
-        <w:rPr>
-          <w:sz w:val="21"/>
-          <w:lang w:eastAsia="ko-KR"/>
-        </w:rPr>
-        <w:t>개발팀</w:t>
-      </w:r>
-      <w:r>
-        <w:rPr>
-          <w:sz w:val="21"/>
-          <w:lang w:eastAsia="ko-KR"/>
-        </w:rPr>
-        <w:t xml:space="preserve"> </w:t>
-      </w:r>
-      <w:r>
-        <w:rPr>
-          <w:sz w:val="21"/>
-          <w:lang w:eastAsia="ko-KR"/>
-        </w:rPr>
-        <w:t>성과</w:t>
-      </w:r>
-      <w:r>
-        <w:rPr>
-          <w:sz w:val="21"/>
-          <w:lang w:eastAsia="ko-KR"/>
-        </w:rPr>
-        <w:t xml:space="preserve"> </w:t>
-      </w:r>
-      <w:r>
-        <w:rPr>
-          <w:sz w:val="21"/>
-          <w:lang w:eastAsia="ko-KR"/>
-        </w:rPr>
-        <w:t>측정</w:t>
-      </w:r>
-      <w:r>
-        <w:rPr>
-          <w:sz w:val="21"/>
-          <w:lang w:eastAsia="ko-KR"/>
-        </w:rPr>
-        <w:t xml:space="preserve"> </w:t>
-      </w:r>
-      <w:r>
-        <w:rPr>
-          <w:sz w:val="21"/>
-          <w:lang w:eastAsia="ko-KR"/>
-        </w:rPr>
-        <w:t>기준</w:t>
-      </w:r>
-      <w:r>
-        <w:rPr>
-          <w:sz w:val="21"/>
-          <w:lang w:eastAsia="ko-KR"/>
-        </w:rPr>
-        <w:t xml:space="preserve"> 4</w:t>
-      </w:r>
-      <w:r>
-        <w:rPr>
-          <w:sz w:val="21"/>
-          <w:lang w:eastAsia="ko-KR"/>
-        </w:rPr>
-        <w:t>가지</w:t>
-      </w:r>
-    </w:p>
-    <w:p>
-      <w:pPr>
-        <w:spacing w:before="40" w:after="60"/>
-        <w:ind w:left="454"/>
-        <w:rPr>
-          <w:lang w:eastAsia="ko-KR"/>
-        </w:rPr>
-      </w:pPr>
-      <w:r>
-        <w:rPr>
-          <w:sz w:val="21"/>
-          <w:lang w:eastAsia="ko-KR"/>
-        </w:rPr>
-        <w:t xml:space="preserve">  - SLO + Error Budget: </w:t>
-      </w:r>
-      <w:r>
-        <w:rPr>
-          <w:sz w:val="21"/>
-          <w:lang w:eastAsia="ko-KR"/>
-        </w:rPr>
-        <w:t>운영</w:t>
-      </w:r>
-      <w:r>
-        <w:rPr>
-          <w:sz w:val="21"/>
-          <w:lang w:eastAsia="ko-KR"/>
-        </w:rPr>
-        <w:t xml:space="preserve"> </w:t>
-      </w:r>
-      <w:r>
-        <w:rPr>
-          <w:sz w:val="21"/>
-          <w:lang w:eastAsia="ko-KR"/>
-        </w:rPr>
-        <w:t>신뢰성</w:t>
-      </w:r>
-      <w:r>
-        <w:rPr>
-          <w:sz w:val="21"/>
-          <w:lang w:eastAsia="ko-KR"/>
-        </w:rPr>
-        <w:t xml:space="preserve"> </w:t>
-      </w:r>
-      <w:r>
-        <w:rPr>
-          <w:sz w:val="21"/>
-          <w:lang w:eastAsia="ko-KR"/>
-        </w:rPr>
-        <w:t>수치</w:t>
-      </w:r>
-      <w:r>
-        <w:rPr>
-          <w:sz w:val="21"/>
-          <w:lang w:eastAsia="ko-KR"/>
-        </w:rPr>
-        <w:t xml:space="preserve"> </w:t>
-      </w:r>
-      <w:r>
-        <w:rPr>
-          <w:sz w:val="21"/>
-          <w:lang w:eastAsia="ko-KR"/>
-        </w:rPr>
-        <w:t>관리</w:t>
-      </w:r>
-      <w:r>
-        <w:rPr>
-          <w:sz w:val="21"/>
-          <w:lang w:eastAsia="ko-KR"/>
-        </w:rPr>
-        <w:t xml:space="preserve"> </w:t>
-      </w:r>
-      <w:r>
-        <w:rPr>
-          <w:sz w:val="21"/>
-          <w:lang w:eastAsia="ko-KR"/>
-        </w:rPr>
-        <w:t>방식</w:t>
-      </w:r>
-    </w:p>
-    <w:p>
-      <w:pPr>
-        <w:spacing w:before="320" w:after="80"/>
-        <w:rPr>
-          <w:lang w:eastAsia="ko-KR"/>
-        </w:rPr>
-      </w:pPr>
-      <w:r>
-        <w:rPr>
-          <w:b/>
-          <w:color w:val="1E40AF"/>
-          <w:sz w:val="30"/>
-          <w:lang w:eastAsia="ko-KR"/>
-        </w:rPr>
-        <w:t>3</w:t>
-      </w:r>
-      <w:r>
-        <w:rPr>
-          <w:b/>
-          <w:color w:val="1E40AF"/>
-          <w:sz w:val="30"/>
-          <w:lang w:eastAsia="ko-KR"/>
-        </w:rPr>
-        <w:t>부</w:t>
-      </w:r>
-      <w:r>
-        <w:rPr>
-          <w:b/>
-          <w:color w:val="1E40AF"/>
-          <w:sz w:val="30"/>
-          <w:lang w:eastAsia="ko-KR"/>
-        </w:rPr>
-        <w:t xml:space="preserve"> | </w:t>
-      </w:r>
-      <w:r>
-        <w:rPr>
-          <w:b/>
-          <w:color w:val="1E40AF"/>
-          <w:sz w:val="30"/>
-          <w:lang w:eastAsia="ko-KR"/>
-        </w:rPr>
-        <w:t>핵심</w:t>
-      </w:r>
-      <w:r>
-        <w:rPr>
-          <w:b/>
-          <w:color w:val="1E40AF"/>
-          <w:sz w:val="30"/>
-          <w:lang w:eastAsia="ko-KR"/>
-        </w:rPr>
-        <w:t xml:space="preserve"> </w:t>
-      </w:r>
-      <w:r>
-        <w:rPr>
-          <w:b/>
-          <w:color w:val="1E40AF"/>
-          <w:sz w:val="30"/>
-          <w:lang w:eastAsia="ko-KR"/>
-        </w:rPr>
-        <w:t>인사이트</w:t>
-      </w:r>
-      <w:r>
-        <w:rPr>
-          <w:b/>
-          <w:color w:val="1E40AF"/>
-          <w:sz w:val="30"/>
-          <w:lang w:eastAsia="ko-KR"/>
-        </w:rPr>
-        <w:t xml:space="preserve"> 3</w:t>
-      </w:r>
-      <w:r>
-        <w:rPr>
-          <w:b/>
-          <w:color w:val="1E40AF"/>
-          <w:sz w:val="30"/>
-          <w:lang w:eastAsia="ko-KR"/>
-        </w:rPr>
-        <w:t>가지</w:t>
-      </w:r>
-      <w:r>
-        <w:rPr>
-          <w:b/>
-          <w:color w:val="1E40AF"/>
-          <w:sz w:val="30"/>
-          <w:lang w:eastAsia="ko-KR"/>
-        </w:rPr>
-        <w:t xml:space="preserve">  (1:30 ~ 2:30)</w:t>
-      </w:r>
-    </w:p>
-    <w:p>
-      <w:pPr>
-        <w:spacing w:before="60" w:after="60"/>
-        <w:ind w:left="283"/>
-        <w:rPr>
-          <w:lang w:eastAsia="ko-KR"/>
-        </w:rPr>
-      </w:pPr>
-      <w:r>
-        <w:rPr>
-          <w:i/>
-          <w:color w:val="6B7280"/>
-          <w:sz w:val="19"/>
-          <w:lang w:eastAsia="ko-KR"/>
-        </w:rPr>
-        <w:t>인사이트를</w:t>
-      </w:r>
-      <w:r>
-        <w:rPr>
-          <w:i/>
-          <w:color w:val="6B7280"/>
-          <w:sz w:val="19"/>
-          <w:lang w:eastAsia="ko-KR"/>
-        </w:rPr>
-        <w:t xml:space="preserve"> </w:t>
-      </w:r>
-      <w:r>
-        <w:rPr>
-          <w:i/>
-          <w:color w:val="6B7280"/>
-          <w:sz w:val="19"/>
-          <w:lang w:eastAsia="ko-KR"/>
-        </w:rPr>
-        <w:t>말할</w:t>
-      </w:r>
-      <w:r>
-        <w:rPr>
-          <w:i/>
-          <w:color w:val="6B7280"/>
-          <w:sz w:val="19"/>
-          <w:lang w:eastAsia="ko-KR"/>
-        </w:rPr>
-        <w:t xml:space="preserve"> </w:t>
-      </w:r>
-      <w:r>
-        <w:rPr>
-          <w:i/>
-          <w:color w:val="6B7280"/>
-          <w:sz w:val="19"/>
-          <w:lang w:eastAsia="ko-KR"/>
-        </w:rPr>
-        <w:t>때</w:t>
-      </w:r>
-      <w:r>
-        <w:rPr>
-          <w:i/>
-          <w:color w:val="6B7280"/>
-          <w:sz w:val="19"/>
-          <w:lang w:eastAsia="ko-KR"/>
-        </w:rPr>
-        <w:t xml:space="preserve"> </w:t>
-      </w:r>
-      <w:r>
-        <w:rPr>
-          <w:i/>
-          <w:color w:val="6B7280"/>
-          <w:sz w:val="19"/>
-          <w:lang w:eastAsia="ko-KR"/>
-        </w:rPr>
-        <w:t>보고서</w:t>
-      </w:r>
-      <w:r>
-        <w:rPr>
-          <w:i/>
-          <w:color w:val="6B7280"/>
-          <w:sz w:val="19"/>
-          <w:lang w:eastAsia="ko-KR"/>
-        </w:rPr>
-        <w:t xml:space="preserve"> </w:t>
-      </w:r>
-      <w:r>
-        <w:rPr>
-          <w:i/>
-          <w:color w:val="6B7280"/>
-          <w:sz w:val="19"/>
-          <w:lang w:eastAsia="ko-KR"/>
-        </w:rPr>
-        <w:t>해당</w:t>
-      </w:r>
-      <w:r>
-        <w:rPr>
-          <w:i/>
-          <w:color w:val="6B7280"/>
-          <w:sz w:val="19"/>
-          <w:lang w:eastAsia="ko-KR"/>
-        </w:rPr>
-        <w:t xml:space="preserve"> </w:t>
-      </w:r>
-      <w:r>
-        <w:rPr>
-          <w:i/>
-          <w:color w:val="6B7280"/>
-          <w:sz w:val="19"/>
-          <w:lang w:eastAsia="ko-KR"/>
-        </w:rPr>
-        <w:t>섹션을</w:t>
-      </w:r>
-      <w:r>
-        <w:rPr>
-          <w:i/>
-          <w:color w:val="6B7280"/>
-          <w:sz w:val="19"/>
-          <w:lang w:eastAsia="ko-KR"/>
-        </w:rPr>
-        <w:t xml:space="preserve"> </w:t>
-      </w:r>
-      <w:r>
-        <w:rPr>
-          <w:i/>
-          <w:color w:val="6B7280"/>
-          <w:sz w:val="19"/>
-          <w:lang w:eastAsia="ko-KR"/>
-        </w:rPr>
-        <w:t>화면에서</w:t>
-      </w:r>
-      <w:r>
-        <w:rPr>
-          <w:i/>
-          <w:color w:val="6B7280"/>
-          <w:sz w:val="19"/>
-          <w:lang w:eastAsia="ko-KR"/>
-        </w:rPr>
-        <w:t xml:space="preserve"> </w:t>
-      </w:r>
-      <w:r>
-        <w:rPr>
-          <w:i/>
-          <w:color w:val="6B7280"/>
-          <w:sz w:val="19"/>
-          <w:lang w:eastAsia="ko-KR"/>
-        </w:rPr>
-        <w:t>짚어주면</w:t>
-      </w:r>
-      <w:r>
-        <w:rPr>
-          <w:i/>
-          <w:color w:val="6B7280"/>
-          <w:sz w:val="19"/>
-          <w:lang w:eastAsia="ko-KR"/>
-        </w:rPr>
-        <w:t xml:space="preserve"> </w:t>
-      </w:r>
-      <w:r>
-        <w:rPr>
-          <w:i/>
-          <w:color w:val="6B7280"/>
-          <w:sz w:val="19"/>
-          <w:lang w:eastAsia="ko-KR"/>
-        </w:rPr>
-        <w:t>신뢰도가</w:t>
-      </w:r>
-      <w:r>
-        <w:rPr>
-          <w:i/>
-          <w:color w:val="6B7280"/>
-          <w:sz w:val="19"/>
-          <w:lang w:eastAsia="ko-KR"/>
-        </w:rPr>
-        <w:t xml:space="preserve"> </w:t>
-      </w:r>
-      <w:r>
-        <w:rPr>
-          <w:i/>
-          <w:color w:val="6B7280"/>
-          <w:sz w:val="19"/>
-          <w:lang w:eastAsia="ko-KR"/>
-        </w:rPr>
-        <w:t>올라갑니다</w:t>
-      </w:r>
-      <w:r>
-        <w:rPr>
-          <w:i/>
-          <w:color w:val="6B7280"/>
-          <w:sz w:val="19"/>
-          <w:lang w:eastAsia="ko-KR"/>
-        </w:rPr>
-        <w:t>.</w:t>
-      </w:r>
-    </w:p>
-    <w:p>
-      <w:pPr>
-        <w:shd w:val="clear" w:color="auto" w:fill="FFF7ED"/>
-        <w:spacing w:before="80" w:after="40"/>
-        <w:ind w:left="340"/>
-        <w:rPr>
-          <w:lang w:eastAsia="ko-KR"/>
-        </w:rPr>
-      </w:pPr>
-      <w:r>
-        <w:rPr>
-          <w:b/>
-          <w:color w:val="9A3412"/>
-          <w:sz w:val="20"/>
-          <w:lang w:eastAsia="ko-KR"/>
-        </w:rPr>
-        <w:t>[</w:t>
-      </w:r>
-      <w:r>
-        <w:rPr>
-          <w:b/>
-          <w:color w:val="9A3412"/>
-          <w:sz w:val="20"/>
-          <w:lang w:eastAsia="ko-KR"/>
-        </w:rPr>
-        <w:t>화면</w:t>
-      </w:r>
-      <w:r>
-        <w:rPr>
-          <w:b/>
-          <w:color w:val="9A3412"/>
-          <w:sz w:val="20"/>
-          <w:lang w:eastAsia="ko-KR"/>
-        </w:rPr>
-        <w:t xml:space="preserve">] </w:t>
-      </w:r>
-      <w:r>
-        <w:rPr>
-          <w:b/>
-          <w:color w:val="9A3412"/>
-          <w:sz w:val="20"/>
-          <w:lang w:eastAsia="ko-KR"/>
-        </w:rPr>
-        <w:t>보고서</w:t>
-      </w:r>
-      <w:r>
-        <w:rPr>
-          <w:b/>
-          <w:color w:val="9A3412"/>
-          <w:sz w:val="20"/>
-          <w:lang w:eastAsia="ko-KR"/>
-        </w:rPr>
-        <w:t xml:space="preserve"> "4</w:t>
-      </w:r>
-      <w:r>
-        <w:rPr>
-          <w:b/>
-          <w:color w:val="9A3412"/>
-          <w:sz w:val="20"/>
-          <w:lang w:eastAsia="ko-KR"/>
-        </w:rPr>
-        <w:t>부</w:t>
-      </w:r>
-      <w:r>
-        <w:rPr>
-          <w:b/>
-          <w:color w:val="9A3412"/>
-          <w:sz w:val="20"/>
-          <w:lang w:eastAsia="ko-KR"/>
-        </w:rPr>
-        <w:t xml:space="preserve"> — </w:t>
-      </w:r>
-      <w:r>
-        <w:rPr>
-          <w:b/>
-          <w:color w:val="9A3412"/>
-          <w:sz w:val="20"/>
-          <w:lang w:eastAsia="ko-KR"/>
-        </w:rPr>
-        <w:t>글로벌</w:t>
-      </w:r>
-      <w:r>
-        <w:rPr>
-          <w:b/>
-          <w:color w:val="9A3412"/>
-          <w:sz w:val="20"/>
-          <w:lang w:eastAsia="ko-KR"/>
-        </w:rPr>
-        <w:t xml:space="preserve"> 4</w:t>
-      </w:r>
-      <w:r>
-        <w:rPr>
-          <w:b/>
-          <w:color w:val="9A3412"/>
-          <w:sz w:val="20"/>
-          <w:lang w:eastAsia="ko-KR"/>
-        </w:rPr>
-        <w:t>개사</w:t>
-      </w:r>
-      <w:r>
-        <w:rPr>
-          <w:b/>
-          <w:color w:val="9A3412"/>
-          <w:sz w:val="20"/>
-          <w:lang w:eastAsia="ko-KR"/>
-        </w:rPr>
-        <w:t xml:space="preserve"> </w:t>
-      </w:r>
-      <w:r>
-        <w:rPr>
-          <w:b/>
-          <w:color w:val="9A3412"/>
-          <w:sz w:val="20"/>
-          <w:lang w:eastAsia="ko-KR"/>
-        </w:rPr>
-        <w:t>핵심</w:t>
-      </w:r>
-      <w:r>
-        <w:rPr>
-          <w:b/>
-          <w:color w:val="9A3412"/>
-          <w:sz w:val="20"/>
-          <w:lang w:eastAsia="ko-KR"/>
-        </w:rPr>
-        <w:t xml:space="preserve"> </w:t>
-      </w:r>
-      <w:r>
-        <w:rPr>
-          <w:b/>
-          <w:color w:val="9A3412"/>
-          <w:sz w:val="20"/>
-          <w:lang w:eastAsia="ko-KR"/>
-        </w:rPr>
-        <w:t>인사이트</w:t>
-      </w:r>
-      <w:r>
-        <w:rPr>
-          <w:b/>
-          <w:color w:val="9A3412"/>
-          <w:sz w:val="20"/>
-          <w:lang w:eastAsia="ko-KR"/>
-        </w:rPr>
-        <w:t xml:space="preserve">" </w:t>
-      </w:r>
-      <w:r>
-        <w:rPr>
-          <w:b/>
-          <w:color w:val="9A3412"/>
-          <w:sz w:val="20"/>
-          <w:lang w:eastAsia="ko-KR"/>
-        </w:rPr>
-        <w:t>섹션으로</w:t>
-      </w:r>
-      <w:r>
-        <w:rPr>
-          <w:b/>
-          <w:color w:val="9A3412"/>
-          <w:sz w:val="20"/>
-          <w:lang w:eastAsia="ko-KR"/>
-        </w:rPr>
-        <w:t xml:space="preserve"> </w:t>
-      </w:r>
-      <w:r>
-        <w:rPr>
-          <w:b/>
-          <w:color w:val="9A3412"/>
-          <w:sz w:val="20"/>
-          <w:lang w:eastAsia="ko-KR"/>
-        </w:rPr>
-        <w:t>이동</w:t>
-      </w:r>
-    </w:p>
-    <w:p>
-      <w:pPr>
-        <w:shd w:val="clear" w:color="auto" w:fill="FFF7ED"/>
-        <w:spacing w:before="20" w:after="20"/>
-        <w:ind w:left="680"/>
-        <w:rPr>
-          <w:lang w:eastAsia="ko-KR"/>
-        </w:rPr>
-      </w:pPr>
-      <w:r>
-        <w:rPr>
-          <w:color w:val="9A3412"/>
-          <w:sz w:val="19"/>
-          <w:lang w:eastAsia="ko-KR"/>
-        </w:rPr>
-        <w:t xml:space="preserve">-&gt; ServiceNow </w:t>
-      </w:r>
-      <w:r>
-        <w:rPr>
-          <w:color w:val="9A3412"/>
-          <w:sz w:val="19"/>
-          <w:lang w:eastAsia="ko-KR"/>
-        </w:rPr>
-        <w:t>영업</w:t>
-      </w:r>
-      <w:r>
-        <w:rPr>
-          <w:color w:val="9A3412"/>
-          <w:sz w:val="19"/>
-          <w:lang w:eastAsia="ko-KR"/>
-        </w:rPr>
-        <w:t xml:space="preserve"> / Dynatrace AI </w:t>
-      </w:r>
-      <w:r>
-        <w:rPr>
-          <w:color w:val="9A3412"/>
-          <w:sz w:val="19"/>
-          <w:lang w:eastAsia="ko-KR"/>
-        </w:rPr>
-        <w:t>정확도</w:t>
-      </w:r>
-      <w:r>
-        <w:rPr>
-          <w:color w:val="9A3412"/>
-          <w:sz w:val="19"/>
-          <w:lang w:eastAsia="ko-KR"/>
-        </w:rPr>
-        <w:t xml:space="preserve"> </w:t>
-      </w:r>
-      <w:r>
-        <w:rPr>
-          <w:color w:val="9A3412"/>
-          <w:sz w:val="19"/>
-          <w:lang w:eastAsia="ko-KR"/>
-        </w:rPr>
-        <w:t>내용이</w:t>
-      </w:r>
-      <w:r>
-        <w:rPr>
-          <w:color w:val="9A3412"/>
-          <w:sz w:val="19"/>
-          <w:lang w:eastAsia="ko-KR"/>
-        </w:rPr>
-        <w:t xml:space="preserve"> </w:t>
-      </w:r>
-      <w:r>
-        <w:rPr>
-          <w:color w:val="9A3412"/>
-          <w:sz w:val="19"/>
-          <w:lang w:eastAsia="ko-KR"/>
-        </w:rPr>
-        <w:t>보이는</w:t>
-      </w:r>
-      <w:r>
-        <w:rPr>
-          <w:color w:val="9A3412"/>
-          <w:sz w:val="19"/>
-          <w:lang w:eastAsia="ko-KR"/>
-        </w:rPr>
-        <w:t xml:space="preserve"> </w:t>
-      </w:r>
-      <w:r>
-        <w:rPr>
-          <w:color w:val="9A3412"/>
-          <w:sz w:val="19"/>
-          <w:lang w:eastAsia="ko-KR"/>
-        </w:rPr>
-        <w:t>위치로</w:t>
-      </w:r>
-      <w:r>
-        <w:rPr>
-          <w:color w:val="9A3412"/>
-          <w:sz w:val="19"/>
-          <w:lang w:eastAsia="ko-KR"/>
-        </w:rPr>
-        <w:t xml:space="preserve"> </w:t>
-      </w:r>
-      <w:r>
-        <w:rPr>
-          <w:color w:val="9A3412"/>
-          <w:sz w:val="19"/>
-          <w:lang w:eastAsia="ko-KR"/>
-        </w:rPr>
-        <w:t>맞추세요</w:t>
-      </w:r>
-      <w:r>
-        <w:rPr>
-          <w:color w:val="9A3412"/>
-          <w:sz w:val="19"/>
-          <w:lang w:eastAsia="ko-KR"/>
-        </w:rPr>
-        <w:t>.</w:t>
-      </w:r>
-    </w:p>
-    <w:p>
-      <w:pPr>
-        <w:spacing w:after="0"/>
-        <w:rPr>
-          <w:lang w:eastAsia="ko-KR"/>
-        </w:rPr>
-      </w:pPr>
-    </w:p>
-    <w:p>
-      <w:pPr>
-        <w:spacing w:before="40" w:after="60"/>
-        <w:rPr>
-          <w:lang w:eastAsia="ko-KR"/>
-        </w:rPr>
-      </w:pPr>
-      <w:r>
-        <w:rPr>
-          <w:b/>
-          <w:sz w:val="21"/>
-          <w:lang w:eastAsia="ko-KR"/>
-        </w:rPr>
-        <w:t>8</w:t>
-      </w:r>
-      <w:r>
-        <w:rPr>
-          <w:b/>
-          <w:sz w:val="21"/>
-          <w:lang w:eastAsia="ko-KR"/>
-        </w:rPr>
-        <w:t>개</w:t>
-      </w:r>
-      <w:r>
-        <w:rPr>
-          <w:b/>
-          <w:sz w:val="21"/>
-          <w:lang w:eastAsia="ko-KR"/>
-        </w:rPr>
-        <w:t xml:space="preserve"> </w:t>
-      </w:r>
-      <w:r>
-        <w:rPr>
-          <w:b/>
-          <w:sz w:val="21"/>
-          <w:lang w:eastAsia="ko-KR"/>
-        </w:rPr>
-        <w:t>기업</w:t>
-      </w:r>
-      <w:r>
-        <w:rPr>
-          <w:b/>
-          <w:sz w:val="21"/>
-          <w:lang w:eastAsia="ko-KR"/>
-        </w:rPr>
-        <w:t xml:space="preserve"> </w:t>
-      </w:r>
-      <w:r>
-        <w:rPr>
-          <w:b/>
-          <w:sz w:val="21"/>
-          <w:lang w:eastAsia="ko-KR"/>
-        </w:rPr>
-        <w:t>분석에서</w:t>
-      </w:r>
-      <w:r>
-        <w:rPr>
-          <w:b/>
-          <w:sz w:val="21"/>
-          <w:lang w:eastAsia="ko-KR"/>
-        </w:rPr>
-        <w:t xml:space="preserve"> </w:t>
-      </w:r>
-      <w:r>
-        <w:rPr>
-          <w:b/>
-          <w:sz w:val="21"/>
-          <w:lang w:eastAsia="ko-KR"/>
-        </w:rPr>
-        <w:t>나온</w:t>
-      </w:r>
-      <w:r>
-        <w:rPr>
-          <w:b/>
-          <w:sz w:val="21"/>
-          <w:lang w:eastAsia="ko-KR"/>
-        </w:rPr>
-        <w:t xml:space="preserve"> </w:t>
-      </w:r>
-      <w:r>
-        <w:rPr>
-          <w:b/>
-          <w:sz w:val="21"/>
-          <w:lang w:eastAsia="ko-KR"/>
-        </w:rPr>
-        <w:t>가장</w:t>
-      </w:r>
-      <w:r>
-        <w:rPr>
-          <w:b/>
-          <w:sz w:val="21"/>
-          <w:lang w:eastAsia="ko-KR"/>
-        </w:rPr>
-        <w:t xml:space="preserve"> </w:t>
-      </w:r>
-      <w:r>
-        <w:rPr>
-          <w:b/>
-          <w:sz w:val="21"/>
-          <w:lang w:eastAsia="ko-KR"/>
-        </w:rPr>
-        <w:t>중요한</w:t>
-      </w:r>
-      <w:r>
-        <w:rPr>
-          <w:b/>
-          <w:sz w:val="21"/>
-          <w:lang w:eastAsia="ko-KR"/>
-        </w:rPr>
-        <w:t xml:space="preserve"> </w:t>
-      </w:r>
-      <w:r>
-        <w:rPr>
-          <w:b/>
-          <w:sz w:val="21"/>
-          <w:lang w:eastAsia="ko-KR"/>
-        </w:rPr>
-        <w:t>인사이트</w:t>
-      </w:r>
-      <w:r>
-        <w:rPr>
-          <w:b/>
-          <w:sz w:val="21"/>
-          <w:lang w:eastAsia="ko-KR"/>
-        </w:rPr>
-        <w:t xml:space="preserve"> </w:t>
-      </w:r>
-      <w:r>
-        <w:rPr>
-          <w:b/>
-          <w:sz w:val="21"/>
-          <w:lang w:eastAsia="ko-KR"/>
-        </w:rPr>
-        <w:t>세</w:t>
-      </w:r>
-      <w:r>
-        <w:rPr>
-          <w:b/>
-          <w:sz w:val="21"/>
-          <w:lang w:eastAsia="ko-KR"/>
-        </w:rPr>
-        <w:t xml:space="preserve"> </w:t>
-      </w:r>
-      <w:r>
-        <w:rPr>
-          <w:b/>
-          <w:sz w:val="21"/>
-          <w:lang w:eastAsia="ko-KR"/>
-        </w:rPr>
-        <w:t>가지입니다</w:t>
-      </w:r>
-      <w:r>
-        <w:rPr>
-          <w:b/>
-          <w:sz w:val="21"/>
-          <w:lang w:eastAsia="ko-KR"/>
-        </w:rPr>
-        <w:t>.</w:t>
-      </w:r>
-    </w:p>
-    <w:p>
-      <w:pPr>
-        <w:spacing w:after="0"/>
-        <w:rPr>
-          <w:lang w:eastAsia="ko-KR"/>
-        </w:rPr>
-      </w:pPr>
-    </w:p>
-    <w:p>
-      <w:pPr>
-        <w:spacing w:before="40" w:after="60"/>
-        <w:rPr>
-          <w:lang w:eastAsia="ko-KR"/>
-        </w:rPr>
-      </w:pPr>
-      <w:r>
-        <w:rPr>
-          <w:b/>
-          <w:color w:val="059669"/>
-          <w:sz w:val="21"/>
-          <w:lang w:eastAsia="ko-KR"/>
-        </w:rPr>
-        <w:t>[</w:t>
-      </w:r>
-      <w:r>
-        <w:rPr>
-          <w:b/>
-          <w:color w:val="059669"/>
-          <w:sz w:val="21"/>
-          <w:lang w:eastAsia="ko-KR"/>
-        </w:rPr>
-        <w:t>인사이트</w:t>
-      </w:r>
-      <w:r>
-        <w:rPr>
-          <w:b/>
-          <w:color w:val="059669"/>
-          <w:sz w:val="21"/>
-          <w:lang w:eastAsia="ko-KR"/>
-        </w:rPr>
-        <w:t xml:space="preserve"> 1] </w:t>
-      </w:r>
-      <w:r>
-        <w:rPr>
-          <w:b/>
-          <w:color w:val="059669"/>
-          <w:sz w:val="21"/>
-          <w:lang w:eastAsia="ko-KR"/>
-        </w:rPr>
-        <w:t>영업</w:t>
-      </w:r>
-      <w:r>
-        <w:rPr>
-          <w:b/>
-          <w:color w:val="059669"/>
-          <w:sz w:val="21"/>
-          <w:lang w:eastAsia="ko-KR"/>
-        </w:rPr>
-        <w:t xml:space="preserve"> </w:t>
-      </w:r>
-      <w:r>
-        <w:rPr>
-          <w:b/>
-          <w:color w:val="059669"/>
-          <w:sz w:val="21"/>
-          <w:lang w:eastAsia="ko-KR"/>
-        </w:rPr>
-        <w:t>파이프라인은</w:t>
-      </w:r>
-      <w:r>
-        <w:rPr>
-          <w:b/>
-          <w:color w:val="059669"/>
-          <w:sz w:val="21"/>
-          <w:lang w:eastAsia="ko-KR"/>
-        </w:rPr>
-        <w:t xml:space="preserve"> </w:t>
-      </w:r>
-      <w:r>
-        <w:rPr>
-          <w:b/>
-          <w:color w:val="059669"/>
-          <w:sz w:val="21"/>
-          <w:lang w:eastAsia="ko-KR"/>
-        </w:rPr>
-        <w:t>목표</w:t>
-      </w:r>
-      <w:r>
-        <w:rPr>
-          <w:b/>
-          <w:color w:val="059669"/>
-          <w:sz w:val="21"/>
-          <w:lang w:eastAsia="ko-KR"/>
-        </w:rPr>
-        <w:t xml:space="preserve"> </w:t>
-      </w:r>
-      <w:r>
-        <w:rPr>
-          <w:b/>
-          <w:color w:val="059669"/>
-          <w:sz w:val="21"/>
-          <w:lang w:eastAsia="ko-KR"/>
-        </w:rPr>
-        <w:t>매출의</w:t>
-      </w:r>
-      <w:r>
-        <w:rPr>
-          <w:b/>
-          <w:color w:val="059669"/>
-          <w:sz w:val="21"/>
-          <w:lang w:eastAsia="ko-KR"/>
-        </w:rPr>
-        <w:t xml:space="preserve"> 3</w:t>
-      </w:r>
-      <w:r>
-        <w:rPr>
-          <w:b/>
-          <w:color w:val="059669"/>
-          <w:sz w:val="21"/>
-          <w:lang w:eastAsia="ko-KR"/>
-        </w:rPr>
-        <w:t>배가</w:t>
-      </w:r>
-      <w:r>
-        <w:rPr>
-          <w:b/>
-          <w:color w:val="059669"/>
-          <w:sz w:val="21"/>
-          <w:lang w:eastAsia="ko-KR"/>
-        </w:rPr>
-        <w:t xml:space="preserve"> </w:t>
-      </w:r>
-      <w:r>
-        <w:rPr>
-          <w:b/>
-          <w:color w:val="059669"/>
-          <w:sz w:val="21"/>
-          <w:lang w:eastAsia="ko-KR"/>
-        </w:rPr>
-        <w:t>필요합니다</w:t>
-      </w:r>
-      <w:r>
-        <w:rPr>
-          <w:b/>
-          <w:color w:val="059669"/>
-          <w:sz w:val="21"/>
-          <w:lang w:eastAsia="ko-KR"/>
-        </w:rPr>
-        <w:t>.</w:t>
-      </w:r>
-    </w:p>
-    <w:p>
-      <w:pPr>
-        <w:spacing w:before="40" w:after="60"/>
-        <w:ind w:left="454"/>
-        <w:rPr>
-          <w:lang w:eastAsia="ko-KR"/>
-        </w:rPr>
-      </w:pPr>
-      <w:r>
-        <w:rPr>
-          <w:sz w:val="21"/>
-          <w:lang w:eastAsia="ko-KR"/>
-        </w:rPr>
-        <w:t xml:space="preserve">ServiceNow </w:t>
-      </w:r>
-      <w:r>
-        <w:rPr>
-          <w:sz w:val="21"/>
-          <w:lang w:eastAsia="ko-KR"/>
-        </w:rPr>
-        <w:t>기준</w:t>
-      </w:r>
-      <w:r>
-        <w:rPr>
-          <w:sz w:val="21"/>
-          <w:lang w:eastAsia="ko-KR"/>
-        </w:rPr>
-        <w:t>, 10</w:t>
-      </w:r>
-      <w:r>
-        <w:rPr>
-          <w:sz w:val="21"/>
-          <w:lang w:eastAsia="ko-KR"/>
-        </w:rPr>
-        <w:t>건을</w:t>
-      </w:r>
-      <w:r>
-        <w:rPr>
-          <w:sz w:val="21"/>
-          <w:lang w:eastAsia="ko-KR"/>
-        </w:rPr>
-        <w:t xml:space="preserve"> </w:t>
-      </w:r>
-      <w:r>
-        <w:rPr>
-          <w:sz w:val="21"/>
-          <w:lang w:eastAsia="ko-KR"/>
-        </w:rPr>
-        <w:t>논의해야</w:t>
-      </w:r>
-      <w:r>
-        <w:rPr>
-          <w:sz w:val="21"/>
-          <w:lang w:eastAsia="ko-KR"/>
-        </w:rPr>
-        <w:t xml:space="preserve"> 3</w:t>
-      </w:r>
-      <w:r>
-        <w:rPr>
-          <w:sz w:val="21"/>
-          <w:lang w:eastAsia="ko-KR"/>
-        </w:rPr>
-        <w:t>건이</w:t>
-      </w:r>
-      <w:r>
-        <w:rPr>
-          <w:sz w:val="21"/>
-          <w:lang w:eastAsia="ko-KR"/>
-        </w:rPr>
-        <w:t xml:space="preserve"> </w:t>
-      </w:r>
-      <w:r>
-        <w:rPr>
-          <w:sz w:val="21"/>
-          <w:lang w:eastAsia="ko-KR"/>
-        </w:rPr>
-        <w:t>계약됩니다</w:t>
-      </w:r>
-      <w:r>
-        <w:rPr>
-          <w:sz w:val="21"/>
-          <w:lang w:eastAsia="ko-KR"/>
-        </w:rPr>
-        <w:t>.</w:t>
-      </w:r>
-    </w:p>
-    <w:p>
-      <w:pPr>
-        <w:spacing w:before="40" w:after="60"/>
-        <w:ind w:left="454"/>
-        <w:rPr>
-          <w:rFonts w:eastAsia="맑은 고딕"/>
-          <w:sz w:val="21"/>
-          <w:lang w:eastAsia="ko-KR"/>
-        </w:rPr>
-      </w:pPr>
-      <w:r>
-        <w:rPr>
-          <w:rFonts w:ascii="맑은 고딕" w:eastAsia="맑은 고딕" w:hAnsi="맑은 고딕" w:cs="맑은 고딕" w:hint="eastAsia"/>
-          <w:sz w:val="21"/>
-          <w:lang w:eastAsia="ko-KR"/>
-        </w:rPr>
-        <w:t xml:space="preserve">즉, </w:t>
-      </w:r>
-      <w:r>
-        <w:rPr>
-          <w:rFonts w:ascii="맑은 고딕" w:eastAsia="맑은 고딕" w:hAnsi="맑은 고딕" w:cs="맑은 고딕" w:hint="eastAsia"/>
-          <w:sz w:val="21"/>
-          <w:lang w:eastAsia="ko-KR"/>
-        </w:rPr>
-        <w:t xml:space="preserve">저희 </w:t>
-      </w:r>
-      <w:r>
-        <w:rPr>
-          <w:sz w:val="21"/>
-          <w:lang w:eastAsia="ko-KR"/>
-        </w:rPr>
-        <w:t>올해</w:t>
-      </w:r>
-      <w:r>
-        <w:rPr>
-          <w:sz w:val="21"/>
-          <w:lang w:eastAsia="ko-KR"/>
-        </w:rPr>
-        <w:t xml:space="preserve"> </w:t>
-      </w:r>
-      <w:r>
-        <w:rPr>
-          <w:rFonts w:ascii="맑은 고딕" w:eastAsia="맑은 고딕" w:hAnsi="맑은 고딕" w:cs="맑은 고딕" w:hint="eastAsia"/>
-          <w:sz w:val="21"/>
-          <w:lang w:eastAsia="ko-KR"/>
-        </w:rPr>
-        <w:t xml:space="preserve">매출 </w:t>
-      </w:r>
-      <w:r>
-        <w:rPr>
-          <w:sz w:val="21"/>
-          <w:lang w:eastAsia="ko-KR"/>
-        </w:rPr>
-        <w:t>목표</w:t>
-      </w:r>
-      <w:r>
-        <w:rPr>
-          <w:sz w:val="21"/>
-          <w:lang w:eastAsia="ko-KR"/>
-        </w:rPr>
-        <w:t xml:space="preserve"> 230</w:t>
-      </w:r>
-      <w:r>
-        <w:rPr>
-          <w:sz w:val="21"/>
-          <w:lang w:eastAsia="ko-KR"/>
-        </w:rPr>
-        <w:t>억</w:t>
-      </w:r>
-      <w:r>
-        <w:rPr>
-          <w:rFonts w:ascii="맑은 고딕" w:eastAsia="맑은 고딕" w:hAnsi="맑은 고딕" w:cs="맑은 고딕" w:hint="eastAsia"/>
-          <w:sz w:val="21"/>
-          <w:lang w:eastAsia="ko-KR"/>
-        </w:rPr>
-        <w:t>원</w:t>
-      </w:r>
-      <w:r>
-        <w:rPr>
-          <w:sz w:val="21"/>
-          <w:lang w:eastAsia="ko-KR"/>
-        </w:rPr>
-        <w:t xml:space="preserve"> </w:t>
-      </w:r>
-      <w:r>
-        <w:rPr>
-          <w:sz w:val="21"/>
-          <w:lang w:eastAsia="ko-KR"/>
-        </w:rPr>
-        <w:t>기준으로</w:t>
-      </w:r>
-      <w:r>
-        <w:rPr>
-          <w:rFonts w:eastAsia="맑은 고딕" w:hint="eastAsia"/>
-          <w:sz w:val="21"/>
-          <w:lang w:eastAsia="ko-KR"/>
-        </w:rPr>
-        <w:t xml:space="preserve"> 3</w:t>
-      </w:r>
-      <w:r>
-        <w:rPr>
-          <w:rFonts w:eastAsia="맑은 고딕" w:hint="eastAsia"/>
-          <w:sz w:val="21"/>
-          <w:lang w:eastAsia="ko-KR"/>
-        </w:rPr>
-        <w:t>배인</w:t>
-      </w:r>
-      <w:r>
-        <w:rPr>
-          <w:rFonts w:eastAsia="맑은 고딕" w:hint="eastAsia"/>
-          <w:sz w:val="21"/>
-          <w:lang w:eastAsia="ko-KR"/>
-        </w:rPr>
-        <w:t xml:space="preserve"> </w:t>
-      </w:r>
-      <w:r>
-        <w:rPr>
-          <w:sz w:val="21"/>
-          <w:lang w:eastAsia="ko-KR"/>
-        </w:rPr>
-        <w:t>690</w:t>
-      </w:r>
-      <w:r>
-        <w:rPr>
-          <w:sz w:val="21"/>
-          <w:lang w:eastAsia="ko-KR"/>
-        </w:rPr>
-        <w:t>억</w:t>
-      </w:r>
-      <w:r>
-        <w:rPr>
-          <w:rFonts w:ascii="맑은 고딕" w:eastAsia="맑은 고딕" w:hAnsi="맑은 고딕" w:cs="맑은 고딕" w:hint="eastAsia"/>
-          <w:sz w:val="21"/>
-          <w:lang w:eastAsia="ko-KR"/>
-        </w:rPr>
-        <w:t xml:space="preserve">원어치의 계약논의가 동시에 진행하고 있어야한다는 </w:t>
-      </w:r>
-      <w:r>
-        <w:rPr>
-          <w:rFonts w:ascii="맑은 고딕" w:eastAsia="맑은 고딕" w:hAnsi="맑은 고딕" w:cs="맑은 고딕" w:hint="eastAsia"/>
-          <w:sz w:val="21"/>
-          <w:lang w:eastAsia="ko-KR"/>
-        </w:rPr>
-        <w:t>의미입니다.</w:t>
-      </w:r>
-    </w:p>
-    <w:p>
-      <w:pPr>
-        <w:spacing w:after="0"/>
-        <w:rPr>
+        <w:ind w:firstLineChars="300" w:firstLine="630"/>
+        <w:rPr>
+          <w:rFonts w:ascii="맑은 고딕" w:eastAsia="맑은 고딕" w:hAnsi="맑은 고딕" w:cs="맑은 고딕"/>
+          <w:sz w:val="21"/>
           <w:lang w:eastAsia="ko-KR"/>
         </w:rPr>
       </w:pPr>
@@ -5816,7 +4437,7 @@
           <w:sz w:val="20"/>
           <w:lang w:eastAsia="ko-KR"/>
         </w:rPr>
-        <w:t xml:space="preserve"> 4</w:t>
+        <w:t xml:space="preserve"> 3</w:t>
       </w:r>
       <w:r>
         <w:rPr>
@@ -5843,6 +4464,24 @@
           <w:sz w:val="20"/>
           <w:lang w:eastAsia="ko-KR"/>
         </w:rPr>
+        <w:t>섹션</w:t>
+      </w:r>
+      <w:r>
+        <w:rPr>
+          <w:b/>
+          <w:color w:val="9A3412"/>
+          <w:sz w:val="20"/>
+          <w:lang w:eastAsia="ko-KR"/>
+        </w:rPr>
+        <w:t xml:space="preserve"> </w:t>
+      </w:r>
+      <w:r>
+        <w:rPr>
+          <w:b/>
+          <w:color w:val="9A3412"/>
+          <w:sz w:val="20"/>
+          <w:lang w:eastAsia="ko-KR"/>
+        </w:rPr>
         <w:t>내</w:t>
       </w:r>
       <w:r>
@@ -5852,16 +4491,52 @@
           <w:sz w:val="20"/>
           <w:lang w:eastAsia="ko-KR"/>
         </w:rPr>
-        <w:t xml:space="preserve"> Dynatrace </w:t>
-      </w:r>
-      <w:r>
-        <w:rPr>
-          <w:b/>
-          <w:color w:val="9A3412"/>
-          <w:sz w:val="20"/>
-          <w:lang w:eastAsia="ko-KR"/>
-        </w:rPr>
-        <w:t>섹션으로</w:t>
+        <w:t xml:space="preserve"> "3-2. </w:t>
+      </w:r>
+      <w:r>
+        <w:rPr>
+          <w:b/>
+          <w:color w:val="9A3412"/>
+          <w:sz w:val="20"/>
+          <w:lang w:eastAsia="ko-KR"/>
+        </w:rPr>
+        <w:t>분석</w:t>
+      </w:r>
+      <w:r>
+        <w:rPr>
+          <w:b/>
+          <w:color w:val="9A3412"/>
+          <w:sz w:val="20"/>
+          <w:lang w:eastAsia="ko-KR"/>
+        </w:rPr>
+        <w:t xml:space="preserve"> </w:t>
+      </w:r>
+      <w:r>
+        <w:rPr>
+          <w:b/>
+          <w:color w:val="9A3412"/>
+          <w:sz w:val="20"/>
+          <w:lang w:eastAsia="ko-KR"/>
+        </w:rPr>
+        <w:t>프레임워크</w:t>
+      </w:r>
+      <w:r>
+        <w:rPr>
+          <w:b/>
+          <w:color w:val="9A3412"/>
+          <w:sz w:val="20"/>
+          <w:lang w:eastAsia="ko-KR"/>
+        </w:rPr>
+        <w:t xml:space="preserve">" </w:t>
+      </w:r>
+      <w:r>
+        <w:rPr>
+          <w:b/>
+          <w:color w:val="9A3412"/>
+          <w:sz w:val="20"/>
+          <w:lang w:eastAsia="ko-KR"/>
+        </w:rPr>
+        <w:t>부분으로</w:t>
       </w:r>
       <w:r>
         <w:rPr>
@@ -5881,51 +4556,144 @@
         </w:rPr>
         <w:t>스크롤</w:t>
       </w:r>
-      <w:r>
-        <w:rPr>
-          <w:b/>
-          <w:color w:val="9A3412"/>
-          <w:sz w:val="20"/>
-          <w:lang w:eastAsia="ko-KR"/>
-        </w:rPr>
-        <w:t xml:space="preserve"> (AI Precision/Recall </w:t>
-      </w:r>
-      <w:r>
-        <w:rPr>
-          <w:b/>
-          <w:color w:val="9A3412"/>
-          <w:sz w:val="20"/>
-          <w:lang w:eastAsia="ko-KR"/>
-        </w:rPr>
-        <w:t>언급</w:t>
-      </w:r>
-      <w:r>
-        <w:rPr>
-          <w:b/>
-          <w:color w:val="9A3412"/>
-          <w:sz w:val="20"/>
-          <w:lang w:eastAsia="ko-KR"/>
-        </w:rPr>
-        <w:t xml:space="preserve"> </w:t>
-      </w:r>
-      <w:r>
-        <w:rPr>
-          <w:b/>
-          <w:color w:val="9A3412"/>
-          <w:sz w:val="20"/>
-          <w:lang w:eastAsia="ko-KR"/>
-        </w:rPr>
-        <w:t>부분</w:t>
-      </w:r>
-      <w:r>
-        <w:rPr>
-          <w:b/>
-          <w:color w:val="9A3412"/>
-          <w:sz w:val="20"/>
-          <w:lang w:eastAsia="ko-KR"/>
-        </w:rPr>
-        <w:t>)</w:t>
-      </w:r>
+    </w:p>
+    <w:p>
+      <w:pPr>
+        <w:shd w:val="clear" w:color="auto" w:fill="FFF7ED"/>
+        <w:spacing w:before="20" w:after="20"/>
+        <w:ind w:left="680"/>
+        <w:rPr>
+          <w:lang w:eastAsia="ko-KR"/>
+        </w:rPr>
+      </w:pPr>
+      <w:r>
+        <w:rPr>
+          <w:color w:val="9A3412"/>
+          <w:sz w:val="19"/>
+          <w:lang w:eastAsia="ko-KR"/>
+        </w:rPr>
+        <w:t xml:space="preserve">-&gt; MEDDIC / DORA / SLO </w:t>
+      </w:r>
+      <w:r>
+        <w:rPr>
+          <w:color w:val="9A3412"/>
+          <w:sz w:val="19"/>
+          <w:lang w:eastAsia="ko-KR"/>
+        </w:rPr>
+        <w:t>세</w:t>
+      </w:r>
+      <w:r>
+        <w:rPr>
+          <w:color w:val="9A3412"/>
+          <w:sz w:val="19"/>
+          <w:lang w:eastAsia="ko-KR"/>
+        </w:rPr>
+        <w:t xml:space="preserve"> </w:t>
+      </w:r>
+      <w:r>
+        <w:rPr>
+          <w:color w:val="9A3412"/>
+          <w:sz w:val="19"/>
+          <w:lang w:eastAsia="ko-KR"/>
+        </w:rPr>
+        <w:t>가지</w:t>
+      </w:r>
+      <w:r>
+        <w:rPr>
+          <w:color w:val="9A3412"/>
+          <w:sz w:val="19"/>
+          <w:lang w:eastAsia="ko-KR"/>
+        </w:rPr>
+        <w:t xml:space="preserve"> </w:t>
+      </w:r>
+      <w:r>
+        <w:rPr>
+          <w:color w:val="9A3412"/>
+          <w:sz w:val="19"/>
+          <w:lang w:eastAsia="ko-KR"/>
+        </w:rPr>
+        <w:t>방법론이</w:t>
+      </w:r>
+      <w:r>
+        <w:rPr>
+          <w:color w:val="9A3412"/>
+          <w:sz w:val="19"/>
+          <w:lang w:eastAsia="ko-KR"/>
+        </w:rPr>
+        <w:t xml:space="preserve"> </w:t>
+      </w:r>
+      <w:r>
+        <w:rPr>
+          <w:color w:val="9A3412"/>
+          <w:sz w:val="19"/>
+          <w:lang w:eastAsia="ko-KR"/>
+        </w:rPr>
+        <w:t>언급된</w:t>
+      </w:r>
+      <w:r>
+        <w:rPr>
+          <w:color w:val="9A3412"/>
+          <w:sz w:val="19"/>
+          <w:lang w:eastAsia="ko-KR"/>
+        </w:rPr>
+        <w:t xml:space="preserve"> </w:t>
+      </w:r>
+      <w:r>
+        <w:rPr>
+          <w:color w:val="9A3412"/>
+          <w:sz w:val="19"/>
+          <w:lang w:eastAsia="ko-KR"/>
+        </w:rPr>
+        <w:t>영역이</w:t>
+      </w:r>
+      <w:r>
+        <w:rPr>
+          <w:color w:val="9A3412"/>
+          <w:sz w:val="19"/>
+          <w:lang w:eastAsia="ko-KR"/>
+        </w:rPr>
+        <w:t xml:space="preserve"> </w:t>
+      </w:r>
+      <w:r>
+        <w:rPr>
+          <w:color w:val="9A3412"/>
+          <w:sz w:val="19"/>
+          <w:lang w:eastAsia="ko-KR"/>
+        </w:rPr>
+        <w:t>보이도록</w:t>
+      </w:r>
+      <w:r>
+        <w:rPr>
+          <w:color w:val="9A3412"/>
+          <w:sz w:val="19"/>
+          <w:lang w:eastAsia="ko-KR"/>
+        </w:rPr>
+        <w:t xml:space="preserve"> </w:t>
+      </w:r>
+      <w:r>
+        <w:rPr>
+          <w:color w:val="9A3412"/>
+          <w:sz w:val="19"/>
+          <w:lang w:eastAsia="ko-KR"/>
+        </w:rPr>
+        <w:t>하세요</w:t>
+      </w:r>
+      <w:r>
+        <w:rPr>
+          <w:color w:val="9A3412"/>
+          <w:sz w:val="19"/>
+          <w:lang w:eastAsia="ko-KR"/>
+        </w:rPr>
+        <w:t>.</w:t>
+      </w:r>
+    </w:p>
+    <w:p>
+      <w:pPr>
+        <w:spacing w:after="0"/>
+        <w:rPr>
+          <w:lang w:eastAsia="ko-KR"/>
+        </w:rPr>
+      </w:pPr>
     </w:p>
     <w:p>
       <w:pPr>
@@ -5936,116 +4704,97 @@
       </w:pPr>
       <w:r>
         <w:rPr>
-          <w:b/>
-          <w:color w:val="7C3AED"/>
-          <w:sz w:val="21"/>
-          <w:lang w:eastAsia="ko-KR"/>
-        </w:rPr>
-        <w:t>[</w:t>
-      </w:r>
-      <w:r>
-        <w:rPr>
-          <w:b/>
-          <w:color w:val="7C3AED"/>
-          <w:sz w:val="21"/>
-          <w:lang w:eastAsia="ko-KR"/>
-        </w:rPr>
-        <w:t>인사이트</w:t>
-      </w:r>
-      <w:r>
-        <w:rPr>
-          <w:b/>
-          <w:color w:val="7C3AED"/>
-          <w:sz w:val="21"/>
-          <w:lang w:eastAsia="ko-KR"/>
-        </w:rPr>
-        <w:t xml:space="preserve"> 2] AI </w:t>
-      </w:r>
-      <w:r>
-        <w:rPr>
-          <w:b/>
-          <w:color w:val="7C3AED"/>
-          <w:sz w:val="21"/>
-          <w:lang w:eastAsia="ko-KR"/>
-        </w:rPr>
-        <w:t>정확도는</w:t>
-      </w:r>
-      <w:r>
-        <w:rPr>
-          <w:b/>
-          <w:color w:val="7C3AED"/>
-          <w:sz w:val="21"/>
-          <w:lang w:eastAsia="ko-KR"/>
-        </w:rPr>
-        <w:t xml:space="preserve"> </w:t>
-      </w:r>
-      <w:r>
-        <w:rPr>
-          <w:b/>
-          <w:color w:val="7C3AED"/>
-          <w:sz w:val="21"/>
-          <w:lang w:eastAsia="ko-KR"/>
-        </w:rPr>
-        <w:t>숫자로</w:t>
-      </w:r>
-      <w:r>
-        <w:rPr>
-          <w:b/>
-          <w:color w:val="7C3AED"/>
-          <w:sz w:val="21"/>
-          <w:lang w:eastAsia="ko-KR"/>
-        </w:rPr>
-        <w:t xml:space="preserve"> </w:t>
-      </w:r>
-      <w:r>
-        <w:rPr>
-          <w:b/>
-          <w:color w:val="7C3AED"/>
-          <w:sz w:val="21"/>
-          <w:lang w:eastAsia="ko-KR"/>
-        </w:rPr>
-        <w:t>공개해야</w:t>
-      </w:r>
-      <w:r>
-        <w:rPr>
-          <w:b/>
-          <w:color w:val="7C3AED"/>
-          <w:sz w:val="21"/>
-          <w:lang w:eastAsia="ko-KR"/>
-        </w:rPr>
-        <w:t xml:space="preserve"> </w:t>
-      </w:r>
-      <w:r>
-        <w:rPr>
-          <w:b/>
-          <w:color w:val="7C3AED"/>
-          <w:sz w:val="21"/>
-          <w:lang w:eastAsia="ko-KR"/>
-        </w:rPr>
-        <w:t>경쟁력이</w:t>
-      </w:r>
-      <w:r>
-        <w:rPr>
-          <w:b/>
-          <w:color w:val="7C3AED"/>
-          <w:sz w:val="21"/>
-          <w:lang w:eastAsia="ko-KR"/>
-        </w:rPr>
-        <w:t xml:space="preserve"> </w:t>
-      </w:r>
-      <w:r>
-        <w:rPr>
-          <w:b/>
-          <w:color w:val="7C3AED"/>
-          <w:sz w:val="21"/>
-          <w:lang w:eastAsia="ko-KR"/>
-        </w:rPr>
-        <w:t>됩니다</w:t>
-      </w:r>
-      <w:r>
-        <w:rPr>
-          <w:b/>
-          <w:color w:val="7C3AED"/>
+          <w:sz w:val="21"/>
+          <w:lang w:eastAsia="ko-KR"/>
+        </w:rPr>
+        <w:t>분석할</w:t>
+      </w:r>
+      <w:r>
+        <w:rPr>
+          <w:sz w:val="21"/>
+          <w:lang w:eastAsia="ko-KR"/>
+        </w:rPr>
+        <w:t xml:space="preserve"> </w:t>
+      </w:r>
+      <w:r>
+        <w:rPr>
+          <w:sz w:val="21"/>
+          <w:lang w:eastAsia="ko-KR"/>
+        </w:rPr>
+        <w:t>때</w:t>
+      </w:r>
+      <w:r>
+        <w:rPr>
+          <w:sz w:val="21"/>
+          <w:lang w:eastAsia="ko-KR"/>
+        </w:rPr>
+        <w:t xml:space="preserve"> 3</w:t>
+      </w:r>
+      <w:r>
+        <w:rPr>
+          <w:sz w:val="21"/>
+          <w:lang w:eastAsia="ko-KR"/>
+        </w:rPr>
+        <w:t>가지</w:t>
+      </w:r>
+      <w:r>
+        <w:rPr>
+          <w:sz w:val="21"/>
+          <w:lang w:eastAsia="ko-KR"/>
+        </w:rPr>
+        <w:t xml:space="preserve"> </w:t>
+      </w:r>
+      <w:r>
+        <w:rPr>
+          <w:sz w:val="21"/>
+          <w:lang w:eastAsia="ko-KR"/>
+        </w:rPr>
+        <w:t>글로벌</w:t>
+      </w:r>
+      <w:r>
+        <w:rPr>
+          <w:sz w:val="21"/>
+          <w:lang w:eastAsia="ko-KR"/>
+        </w:rPr>
+        <w:t xml:space="preserve"> </w:t>
+      </w:r>
+      <w:r>
+        <w:rPr>
+          <w:sz w:val="21"/>
+          <w:lang w:eastAsia="ko-KR"/>
+        </w:rPr>
+        <w:t>방법론을</w:t>
+      </w:r>
+      <w:r>
+        <w:rPr>
+          <w:sz w:val="21"/>
+          <w:lang w:eastAsia="ko-KR"/>
+        </w:rPr>
+        <w:t xml:space="preserve"> </w:t>
+      </w:r>
+      <w:r>
+        <w:rPr>
+          <w:sz w:val="21"/>
+          <w:lang w:eastAsia="ko-KR"/>
+        </w:rPr>
+        <w:t>일관되게</w:t>
+      </w:r>
+      <w:r>
+        <w:rPr>
+          <w:sz w:val="21"/>
+          <w:lang w:eastAsia="ko-KR"/>
+        </w:rPr>
+        <w:t xml:space="preserve"> </w:t>
+      </w:r>
+      <w:r>
+        <w:rPr>
+          <w:sz w:val="21"/>
+          <w:lang w:eastAsia="ko-KR"/>
+        </w:rPr>
+        <w:t>적용했습니다</w:t>
+      </w:r>
+      <w:r>
+        <w:rPr>
           <w:sz w:val="21"/>
           <w:lang w:eastAsia="ko-KR"/>
         </w:rPr>
@@ -6057,6 +4806,7 @@
         <w:spacing w:before="40" w:after="60"/>
         <w:ind w:left="454"/>
         <w:rPr>
+          <w:rFonts w:hint="eastAsia"/>
           <w:lang w:eastAsia="ko-KR"/>
         </w:rPr>
       </w:pPr>
@@ -6065,35 +4815,14 @@
           <w:sz w:val="21"/>
           <w:lang w:eastAsia="ko-KR"/>
         </w:rPr>
-        <w:t>Dynatrace</w:t>
-      </w:r>
-      <w:r>
-        <w:rPr>
-          <w:sz w:val="21"/>
-          <w:lang w:eastAsia="ko-KR"/>
-        </w:rPr>
-        <w:t>는</w:t>
-      </w:r>
-      <w:r>
-        <w:rPr>
-          <w:sz w:val="21"/>
-          <w:lang w:eastAsia="ko-KR"/>
-        </w:rPr>
-        <w:t xml:space="preserve"> AI </w:t>
-      </w:r>
-      <w:r>
-        <w:rPr>
-          <w:sz w:val="21"/>
-          <w:lang w:eastAsia="ko-KR"/>
-        </w:rPr>
-        <w:t>이상탐지</w:t>
-      </w:r>
-      <w:r>
-        <w:rPr>
-          <w:sz w:val="21"/>
-          <w:lang w:eastAsia="ko-KR"/>
-        </w:rPr>
-        <w:t xml:space="preserve"> Precision </w:t>
+        <w:t xml:space="preserve">  - MEDDIC: </w:t>
+      </w:r>
+      <w:r>
+        <w:rPr>
+          <w:sz w:val="21"/>
+          <w:lang w:eastAsia="ko-KR"/>
+        </w:rPr>
+        <w:t>영업</w:t>
       </w:r>
       <w:r>
         <w:rPr>
@@ -6101,14 +4830,63 @@
           <w:sz w:val="21"/>
           <w:lang w:eastAsia="ko-KR"/>
         </w:rPr>
-        <w:t>정밀도는</w:t>
-      </w:r>
-      <w:r>
-        <w:rPr>
-          <w:sz w:val="21"/>
-          <w:lang w:eastAsia="ko-KR"/>
-        </w:rPr>
-        <w:t xml:space="preserve">85%, Recall </w:t>
+        <w:t>분야에서 전 세계적으로 가장 많이 쓰이는</w:t>
+      </w:r>
+      <w:r>
+        <w:rPr>
+          <w:sz w:val="21"/>
+          <w:lang w:eastAsia="ko-KR"/>
+        </w:rPr>
+        <w:t xml:space="preserve"> </w:t>
+      </w:r>
+      <w:r>
+        <w:rPr>
+          <w:sz w:val="21"/>
+          <w:lang w:eastAsia="ko-KR"/>
+        </w:rPr>
+        <w:t>파이프라인</w:t>
+      </w:r>
+      <w:r>
+        <w:rPr>
+          <w:sz w:val="21"/>
+          <w:lang w:eastAsia="ko-KR"/>
+        </w:rPr>
+        <w:t xml:space="preserve"> </w:t>
+      </w:r>
+      <w:r>
+        <w:rPr>
+          <w:sz w:val="21"/>
+          <w:lang w:eastAsia="ko-KR"/>
+        </w:rPr>
+        <w:t>정량</w:t>
+      </w:r>
+      <w:r>
+        <w:rPr>
+          <w:sz w:val="21"/>
+          <w:lang w:eastAsia="ko-KR"/>
+        </w:rPr>
+        <w:t xml:space="preserve"> </w:t>
+      </w:r>
+      <w:r>
+        <w:rPr>
+          <w:sz w:val="21"/>
+          <w:lang w:eastAsia="ko-KR"/>
+        </w:rPr>
+        <w:t>평가</w:t>
+      </w:r>
+      <w:r>
+        <w:rPr>
+          <w:sz w:val="21"/>
+          <w:lang w:eastAsia="ko-KR"/>
+        </w:rPr>
+        <w:t xml:space="preserve"> </w:t>
+      </w:r>
+      <w:r>
+        <w:rPr>
+          <w:sz w:val="21"/>
+          <w:lang w:eastAsia="ko-KR"/>
+        </w:rPr>
+        <w:t>방법론</w:t>
       </w:r>
       <w:r>
         <w:rPr>
@@ -6116,70 +4894,23 @@
           <w:sz w:val="21"/>
           <w:lang w:eastAsia="ko-KR"/>
         </w:rPr>
-        <w:t xml:space="preserve">재현율 </w:t>
-      </w:r>
-      <w:r>
-        <w:rPr>
-          <w:sz w:val="21"/>
-          <w:lang w:eastAsia="ko-KR"/>
-        </w:rPr>
-        <w:t>80%</w:t>
-      </w:r>
-      <w:r>
-        <w:rPr>
-          <w:sz w:val="21"/>
-          <w:lang w:eastAsia="ko-KR"/>
-        </w:rPr>
-        <w:t>를</w:t>
-      </w:r>
-      <w:r>
-        <w:rPr>
-          <w:sz w:val="21"/>
-          <w:lang w:eastAsia="ko-KR"/>
-        </w:rPr>
-        <w:t xml:space="preserve"> </w:t>
-      </w:r>
-      <w:r>
-        <w:rPr>
-          <w:sz w:val="21"/>
-          <w:lang w:eastAsia="ko-KR"/>
-        </w:rPr>
-        <w:t>공개</w:t>
-      </w:r>
-      <w:r>
-        <w:rPr>
-          <w:sz w:val="21"/>
-          <w:lang w:eastAsia="ko-KR"/>
-        </w:rPr>
-        <w:t xml:space="preserve"> </w:t>
-      </w:r>
-      <w:r>
-        <w:rPr>
-          <w:sz w:val="21"/>
-          <w:lang w:eastAsia="ko-KR"/>
-        </w:rPr>
-        <w:t>목표로</w:t>
-      </w:r>
-      <w:r>
-        <w:rPr>
-          <w:sz w:val="21"/>
-          <w:lang w:eastAsia="ko-KR"/>
-        </w:rPr>
-        <w:t xml:space="preserve"> </w:t>
-      </w:r>
-      <w:r>
-        <w:rPr>
-          <w:sz w:val="21"/>
-          <w:lang w:eastAsia="ko-KR"/>
-        </w:rPr>
-        <w:t>씁니다</w:t>
-      </w:r>
-      <w:r>
-        <w:rPr>
-          <w:sz w:val="21"/>
-          <w:lang w:eastAsia="ko-KR"/>
-        </w:rPr>
-        <w:t>.</w:t>
+        <w:t xml:space="preserve">입니다. </w:t>
+      </w:r>
+      <w:r>
+        <w:rPr>
+          <w:rFonts w:ascii="맑은 고딕" w:eastAsia="맑은 고딕" w:hAnsi="맑은 고딕" w:cs="맑은 고딕" w:hint="eastAsia"/>
+          <w:sz w:val="21"/>
+          <w:lang w:eastAsia="ko-KR"/>
+        </w:rPr>
+        <w:t>파이프라인</w:t>
+      </w:r>
+      <w:r>
+        <w:rPr>
+          <w:rFonts w:ascii="맑은 고딕" w:eastAsia="맑은 고딕" w:hAnsi="맑은 고딕" w:cs="맑은 고딕" w:hint="eastAsia"/>
+          <w:sz w:val="21"/>
+          <w:lang w:eastAsia="ko-KR"/>
+        </w:rPr>
+        <w:t>에 대해서는 다음 파트에서 살짝 터치 하겠습니다.</w:t>
       </w:r>
     </w:p>
     <w:p>
@@ -6187,6 +4918,7 @@
         <w:spacing w:before="40" w:after="60"/>
         <w:ind w:left="454"/>
         <w:rPr>
+          <w:rFonts w:hint="eastAsia"/>
           <w:lang w:eastAsia="ko-KR"/>
         </w:rPr>
       </w:pPr>
@@ -6195,42 +4927,21 @@
           <w:sz w:val="21"/>
           <w:lang w:eastAsia="ko-KR"/>
         </w:rPr>
-        <w:t>국내</w:t>
-      </w:r>
-      <w:r>
-        <w:rPr>
-          <w:sz w:val="21"/>
-          <w:lang w:eastAsia="ko-KR"/>
-        </w:rPr>
-        <w:t xml:space="preserve"> </w:t>
-      </w:r>
-      <w:r>
-        <w:rPr>
-          <w:sz w:val="21"/>
-          <w:lang w:eastAsia="ko-KR"/>
-        </w:rPr>
-        <w:t>경쟁사</w:t>
-      </w:r>
-      <w:r>
-        <w:rPr>
-          <w:sz w:val="21"/>
-          <w:lang w:eastAsia="ko-KR"/>
-        </w:rPr>
-        <w:t xml:space="preserve"> </w:t>
-      </w:r>
-      <w:r>
-        <w:rPr>
-          <w:sz w:val="21"/>
-          <w:lang w:eastAsia="ko-KR"/>
-        </w:rPr>
-        <w:t>중</w:t>
-      </w:r>
-      <w:r>
-        <w:rPr>
-          <w:sz w:val="21"/>
-          <w:lang w:eastAsia="ko-KR"/>
-        </w:rPr>
-        <w:t xml:space="preserve"> </w:t>
+        <w:t xml:space="preserve">  - DORA 4 </w:t>
+      </w:r>
+      <w:r>
+        <w:rPr>
+          <w:sz w:val="21"/>
+          <w:lang w:eastAsia="ko-KR"/>
+        </w:rPr>
+        <w:t>메트릭</w:t>
+      </w:r>
+      <w:r>
+        <w:rPr>
+          <w:sz w:val="21"/>
+          <w:lang w:eastAsia="ko-KR"/>
+        </w:rPr>
+        <w:t>: Google</w:t>
       </w:r>
       <w:r>
         <w:rPr>
@@ -6251,49 +4962,77 @@
           <w:sz w:val="21"/>
           <w:lang w:eastAsia="ko-KR"/>
         </w:rPr>
-        <w:t>수치를</w:t>
-      </w:r>
-      <w:r>
-        <w:rPr>
-          <w:sz w:val="21"/>
-          <w:lang w:eastAsia="ko-KR"/>
-        </w:rPr>
-        <w:t xml:space="preserve"> </w:t>
-      </w:r>
-      <w:r>
-        <w:rPr>
-          <w:sz w:val="21"/>
-          <w:lang w:eastAsia="ko-KR"/>
-        </w:rPr>
-        <w:t>공개한</w:t>
-      </w:r>
-      <w:r>
-        <w:rPr>
-          <w:sz w:val="21"/>
-          <w:lang w:eastAsia="ko-KR"/>
-        </w:rPr>
-        <w:t xml:space="preserve"> </w:t>
-      </w:r>
-      <w:r>
-        <w:rPr>
-          <w:sz w:val="21"/>
-          <w:lang w:eastAsia="ko-KR"/>
-        </w:rPr>
-        <w:t>곳이</w:t>
-      </w:r>
-      <w:r>
-        <w:rPr>
-          <w:sz w:val="21"/>
-          <w:lang w:eastAsia="ko-KR"/>
-        </w:rPr>
-        <w:t xml:space="preserve"> </w:t>
-      </w:r>
-      <w:r>
-        <w:rPr>
-          <w:sz w:val="21"/>
-          <w:lang w:eastAsia="ko-KR"/>
-        </w:rPr>
-        <w:t>없</w:t>
+        <w:t>만든</w:t>
+      </w:r>
+      <w:r>
+        <w:rPr>
+          <w:sz w:val="21"/>
+          <w:lang w:eastAsia="ko-KR"/>
+        </w:rPr>
+        <w:t xml:space="preserve"> </w:t>
+      </w:r>
+      <w:r>
+        <w:rPr>
+          <w:sz w:val="21"/>
+          <w:lang w:eastAsia="ko-KR"/>
+        </w:rPr>
+        <w:t>개발팀</w:t>
+      </w:r>
+      <w:r>
+        <w:rPr>
+          <w:sz w:val="21"/>
+          <w:lang w:eastAsia="ko-KR"/>
+        </w:rPr>
+        <w:t xml:space="preserve"> </w:t>
+      </w:r>
+      <w:r>
+        <w:rPr>
+          <w:sz w:val="21"/>
+          <w:lang w:eastAsia="ko-KR"/>
+        </w:rPr>
+        <w:t>성과</w:t>
+      </w:r>
+      <w:r>
+        <w:rPr>
+          <w:sz w:val="21"/>
+          <w:lang w:eastAsia="ko-KR"/>
+        </w:rPr>
+        <w:t xml:space="preserve"> </w:t>
+      </w:r>
+      <w:r>
+        <w:rPr>
+          <w:sz w:val="21"/>
+          <w:lang w:eastAsia="ko-KR"/>
+        </w:rPr>
+        <w:t>측정</w:t>
+      </w:r>
+      <w:r>
+        <w:rPr>
+          <w:sz w:val="21"/>
+          <w:lang w:eastAsia="ko-KR"/>
+        </w:rPr>
+        <w:t xml:space="preserve"> </w:t>
+      </w:r>
+      <w:r>
+        <w:rPr>
+          <w:sz w:val="21"/>
+          <w:lang w:eastAsia="ko-KR"/>
+        </w:rPr>
+        <w:t>기준</w:t>
+      </w:r>
+      <w:r>
+        <w:rPr>
+          <w:sz w:val="21"/>
+          <w:lang w:eastAsia="ko-KR"/>
+        </w:rPr>
+        <w:t xml:space="preserve"> 4</w:t>
+      </w:r>
+      <w:r>
+        <w:rPr>
+          <w:sz w:val="21"/>
+          <w:lang w:eastAsia="ko-KR"/>
+        </w:rPr>
+        <w:t>가지</w:t>
       </w:r>
       <w:r>
         <w:rPr>
@@ -6301,21 +5040,47 @@
           <w:sz w:val="21"/>
           <w:lang w:eastAsia="ko-KR"/>
         </w:rPr>
-        <w:t>는 것으로 클로드가 이야기를 해 주었</w:t>
-      </w:r>
-      <w:r>
-        <w:rPr>
-          <w:sz w:val="21"/>
-          <w:lang w:eastAsia="ko-KR"/>
-        </w:rPr>
-        <w:t>습니다</w:t>
-      </w:r>
-      <w:r>
-        <w:rPr>
-          <w:sz w:val="21"/>
-          <w:lang w:eastAsia="ko-KR"/>
-        </w:rPr>
-        <w:t>.</w:t>
+        <w:t xml:space="preserve">입니다. </w:t>
+      </w:r>
+      <w:r>
+        <w:rPr>
+          <w:rFonts w:ascii="맑은 고딕" w:eastAsia="맑은 고딕" w:hAnsi="맑은 고딕" w:cs="맑은 고딕"/>
+          <w:sz w:val="21"/>
+          <w:lang w:eastAsia="ko-KR"/>
+        </w:rPr>
+        <w:t>배포 빈도, 리드 타임</w:t>
+      </w:r>
+      <w:r>
+        <w:rPr>
+          <w:rFonts w:ascii="맑은 고딕" w:eastAsia="맑은 고딕" w:hAnsi="맑은 고딕" w:cs="맑은 고딕" w:hint="eastAsia"/>
+          <w:sz w:val="21"/>
+          <w:lang w:eastAsia="ko-KR"/>
+        </w:rPr>
+        <w:t xml:space="preserve">, </w:t>
+      </w:r>
+      <w:r>
+        <w:rPr>
+          <w:rFonts w:ascii="맑은 고딕" w:eastAsia="맑은 고딕" w:hAnsi="맑은 고딕" w:cs="맑은 고딕"/>
+          <w:sz w:val="21"/>
+          <w:lang w:eastAsia="ko-KR"/>
+        </w:rPr>
+        <w:t>변경 실패율, 복구 시간</w:t>
+      </w:r>
+      <w:r>
+        <w:rPr>
+          <w:rFonts w:ascii="맑은 고딕" w:eastAsia="맑은 고딕" w:hAnsi="맑은 고딕" w:cs="맑은 고딕" w:hint="eastAsia"/>
+          <w:sz w:val="21"/>
+          <w:lang w:eastAsia="ko-KR"/>
+        </w:rPr>
+        <w:t>(MTTR)</w:t>
+      </w:r>
+      <w:r>
+        <w:rPr>
+          <w:rFonts w:ascii="맑은 고딕" w:eastAsia="맑은 고딕" w:hAnsi="맑은 고딕" w:cs="맑은 고딕"/>
+          <w:sz w:val="21"/>
+          <w:lang w:eastAsia="ko-KR"/>
+        </w:rPr>
+        <w:t xml:space="preserve"> 등 개발팀이 얼마나 빠르고 안정적으로 일하는지를 측정하는 글로벌 표준입니다.</w:t>
       </w:r>
     </w:p>
     <w:p>
@@ -6323,128 +5088,1322 @@
         <w:spacing w:before="40" w:after="60"/>
         <w:ind w:left="454"/>
         <w:rPr>
+          <w:rFonts w:eastAsia="맑은 고딕" w:hint="eastAsia"/>
           <w:lang w:eastAsia="ko-KR"/>
         </w:rPr>
       </w:pPr>
       <w:r>
         <w:rPr>
+          <w:sz w:val="21"/>
+          <w:lang w:eastAsia="ko-KR"/>
+        </w:rPr>
+        <w:t xml:space="preserve">  - SLO</w:t>
+      </w:r>
+      <w:r>
+        <w:rPr>
+          <w:rFonts w:eastAsia="맑은 고딕" w:hint="eastAsia"/>
+          <w:sz w:val="21"/>
+          <w:lang w:eastAsia="ko-KR"/>
+        </w:rPr>
+        <w:t>, Service Level Objective</w:t>
+      </w:r>
+      <w:r>
+        <w:rPr>
+          <w:sz w:val="21"/>
+          <w:lang w:eastAsia="ko-KR"/>
+        </w:rPr>
+        <w:t xml:space="preserve"> + Error Budget: </w:t>
+      </w:r>
+      <w:r>
+        <w:rPr>
+          <w:sz w:val="21"/>
+          <w:lang w:eastAsia="ko-KR"/>
+        </w:rPr>
+        <w:t>운영</w:t>
+      </w:r>
+      <w:r>
+        <w:rPr>
+          <w:sz w:val="21"/>
+          <w:lang w:eastAsia="ko-KR"/>
+        </w:rPr>
+        <w:t xml:space="preserve"> </w:t>
+      </w:r>
+      <w:r>
+        <w:rPr>
+          <w:sz w:val="21"/>
+          <w:lang w:eastAsia="ko-KR"/>
+        </w:rPr>
+        <w:t>신뢰성</w:t>
+      </w:r>
+      <w:r>
+        <w:rPr>
+          <w:sz w:val="21"/>
+          <w:lang w:eastAsia="ko-KR"/>
+        </w:rPr>
+        <w:t xml:space="preserve"> </w:t>
+      </w:r>
+      <w:r>
+        <w:rPr>
+          <w:sz w:val="21"/>
+          <w:lang w:eastAsia="ko-KR"/>
+        </w:rPr>
+        <w:t>수치</w:t>
+      </w:r>
+      <w:r>
+        <w:rPr>
+          <w:sz w:val="21"/>
+          <w:lang w:eastAsia="ko-KR"/>
+        </w:rPr>
+        <w:t xml:space="preserve"> </w:t>
+      </w:r>
+      <w:r>
+        <w:rPr>
+          <w:sz w:val="21"/>
+          <w:lang w:eastAsia="ko-KR"/>
+        </w:rPr>
+        <w:t>관리</w:t>
+      </w:r>
+      <w:r>
+        <w:rPr>
+          <w:sz w:val="21"/>
+          <w:lang w:eastAsia="ko-KR"/>
+        </w:rPr>
+        <w:t xml:space="preserve"> </w:t>
+      </w:r>
+      <w:r>
+        <w:rPr>
+          <w:sz w:val="21"/>
+          <w:lang w:eastAsia="ko-KR"/>
+        </w:rPr>
+        <w:t>방식</w:t>
+      </w:r>
+      <w:r>
+        <w:rPr>
+          <w:rFonts w:eastAsia="맑은 고딕" w:hint="eastAsia"/>
+          <w:sz w:val="21"/>
+          <w:lang w:eastAsia="ko-KR"/>
+        </w:rPr>
+        <w:t>인데</w:t>
+      </w:r>
+      <w:r>
+        <w:rPr>
+          <w:rFonts w:eastAsia="맑은 고딕" w:hint="eastAsia"/>
+          <w:sz w:val="21"/>
+          <w:lang w:eastAsia="ko-KR"/>
+        </w:rPr>
+        <w:t xml:space="preserve">, </w:t>
+      </w:r>
+      <w:r>
+        <w:rPr>
+          <w:rFonts w:eastAsia="맑은 고딕" w:hint="eastAsia"/>
+          <w:sz w:val="21"/>
+          <w:lang w:eastAsia="ko-KR"/>
+        </w:rPr>
+        <w:t>이따</w:t>
+      </w:r>
+      <w:r>
+        <w:rPr>
+          <w:rFonts w:eastAsia="맑은 고딕" w:hint="eastAsia"/>
+          <w:sz w:val="21"/>
+          <w:lang w:eastAsia="ko-KR"/>
+        </w:rPr>
+        <w:t xml:space="preserve"> </w:t>
+      </w:r>
+      <w:r>
+        <w:rPr>
+          <w:rFonts w:eastAsia="맑은 고딕" w:hint="eastAsia"/>
+          <w:sz w:val="21"/>
+          <w:lang w:eastAsia="ko-KR"/>
+        </w:rPr>
+        <w:t>대시</w:t>
+      </w:r>
+      <w:r>
+        <w:rPr>
+          <w:rFonts w:eastAsia="맑은 고딕" w:hint="eastAsia"/>
+          <w:sz w:val="21"/>
+          <w:lang w:eastAsia="ko-KR"/>
+        </w:rPr>
+        <w:t>보</w:t>
+      </w:r>
+      <w:r>
+        <w:rPr>
+          <w:rFonts w:eastAsia="맑은 고딕" w:hint="eastAsia"/>
+          <w:sz w:val="21"/>
+          <w:lang w:eastAsia="ko-KR"/>
+        </w:rPr>
+        <w:t>드</w:t>
+      </w:r>
+      <w:r>
+        <w:rPr>
+          <w:rFonts w:eastAsia="맑은 고딕" w:hint="eastAsia"/>
+          <w:sz w:val="21"/>
+          <w:lang w:eastAsia="ko-KR"/>
+        </w:rPr>
+        <w:t xml:space="preserve"> </w:t>
+      </w:r>
+      <w:r>
+        <w:rPr>
+          <w:rFonts w:eastAsia="맑은 고딕" w:hint="eastAsia"/>
+          <w:sz w:val="21"/>
+          <w:lang w:eastAsia="ko-KR"/>
+        </w:rPr>
+        <w:t>띄워놓고</w:t>
+      </w:r>
+      <w:r>
+        <w:rPr>
+          <w:rFonts w:eastAsia="맑은 고딕" w:hint="eastAsia"/>
+          <w:sz w:val="21"/>
+          <w:lang w:eastAsia="ko-KR"/>
+        </w:rPr>
+        <w:t xml:space="preserve"> </w:t>
+      </w:r>
+      <w:r>
+        <w:rPr>
+          <w:rFonts w:eastAsia="맑은 고딕" w:hint="eastAsia"/>
+          <w:sz w:val="21"/>
+          <w:lang w:eastAsia="ko-KR"/>
+        </w:rPr>
+        <w:t>설명을</w:t>
+      </w:r>
+      <w:r>
+        <w:rPr>
+          <w:rFonts w:eastAsia="맑은 고딕" w:hint="eastAsia"/>
+          <w:sz w:val="21"/>
+          <w:lang w:eastAsia="ko-KR"/>
+        </w:rPr>
+        <w:t xml:space="preserve"> </w:t>
+      </w:r>
+      <w:r>
+        <w:rPr>
+          <w:rFonts w:eastAsia="맑은 고딕" w:hint="eastAsia"/>
+          <w:sz w:val="21"/>
+          <w:lang w:eastAsia="ko-KR"/>
+        </w:rPr>
+        <w:t>드리겠습니다</w:t>
+      </w:r>
+      <w:r>
+        <w:rPr>
+          <w:rFonts w:eastAsia="맑은 고딕" w:hint="eastAsia"/>
+          <w:sz w:val="21"/>
+          <w:lang w:eastAsia="ko-KR"/>
+        </w:rPr>
+        <w:t>.</w:t>
+      </w:r>
+    </w:p>
+    <w:p>
+      <w:pPr>
+        <w:spacing w:before="320" w:after="80"/>
+        <w:rPr>
+          <w:lang w:eastAsia="ko-KR"/>
+        </w:rPr>
+      </w:pPr>
+      <w:r>
+        <w:rPr>
+          <w:b/>
+          <w:color w:val="1E40AF"/>
+          <w:sz w:val="30"/>
+          <w:lang w:eastAsia="ko-KR"/>
+        </w:rPr>
+        <w:lastRenderedPageBreak/>
+        <w:t>3</w:t>
+      </w:r>
+      <w:r>
+        <w:rPr>
+          <w:b/>
+          <w:color w:val="1E40AF"/>
+          <w:sz w:val="30"/>
+          <w:lang w:eastAsia="ko-KR"/>
+        </w:rPr>
+        <w:t>부</w:t>
+      </w:r>
+      <w:r>
+        <w:rPr>
+          <w:b/>
+          <w:color w:val="1E40AF"/>
+          <w:sz w:val="30"/>
+          <w:lang w:eastAsia="ko-KR"/>
+        </w:rPr>
+        <w:t xml:space="preserve"> | </w:t>
+      </w:r>
+      <w:r>
+        <w:rPr>
+          <w:b/>
+          <w:color w:val="1E40AF"/>
+          <w:sz w:val="30"/>
+          <w:lang w:eastAsia="ko-KR"/>
+        </w:rPr>
+        <w:t>핵심</w:t>
+      </w:r>
+      <w:r>
+        <w:rPr>
+          <w:b/>
+          <w:color w:val="1E40AF"/>
+          <w:sz w:val="30"/>
+          <w:lang w:eastAsia="ko-KR"/>
+        </w:rPr>
+        <w:t xml:space="preserve"> </w:t>
+      </w:r>
+      <w:r>
+        <w:rPr>
+          <w:b/>
+          <w:color w:val="1E40AF"/>
+          <w:sz w:val="30"/>
+          <w:lang w:eastAsia="ko-KR"/>
+        </w:rPr>
+        <w:t>인사이트</w:t>
+      </w:r>
+      <w:r>
+        <w:rPr>
+          <w:b/>
+          <w:color w:val="1E40AF"/>
+          <w:sz w:val="30"/>
+          <w:lang w:eastAsia="ko-KR"/>
+        </w:rPr>
+        <w:t xml:space="preserve"> 3</w:t>
+      </w:r>
+      <w:r>
+        <w:rPr>
+          <w:b/>
+          <w:color w:val="1E40AF"/>
+          <w:sz w:val="30"/>
+          <w:lang w:eastAsia="ko-KR"/>
+        </w:rPr>
+        <w:t>가지</w:t>
+      </w:r>
+      <w:r>
+        <w:rPr>
+          <w:b/>
+          <w:color w:val="1E40AF"/>
+          <w:sz w:val="30"/>
+          <w:lang w:eastAsia="ko-KR"/>
+        </w:rPr>
+        <w:t xml:space="preserve">  (1:30 ~ 2:30)</w:t>
+      </w:r>
+    </w:p>
+    <w:p>
+      <w:pPr>
+        <w:spacing w:before="60" w:after="60"/>
+        <w:ind w:left="283"/>
+        <w:rPr>
+          <w:lang w:eastAsia="ko-KR"/>
+        </w:rPr>
+      </w:pPr>
+      <w:r>
+        <w:rPr>
+          <w:i/>
+          <w:color w:val="6B7280"/>
+          <w:sz w:val="19"/>
+          <w:lang w:eastAsia="ko-KR"/>
+        </w:rPr>
+        <w:t>인사이트를</w:t>
+      </w:r>
+      <w:r>
+        <w:rPr>
+          <w:i/>
+          <w:color w:val="6B7280"/>
+          <w:sz w:val="19"/>
+          <w:lang w:eastAsia="ko-KR"/>
+        </w:rPr>
+        <w:t xml:space="preserve"> </w:t>
+      </w:r>
+      <w:r>
+        <w:rPr>
+          <w:i/>
+          <w:color w:val="6B7280"/>
+          <w:sz w:val="19"/>
+          <w:lang w:eastAsia="ko-KR"/>
+        </w:rPr>
+        <w:t>말할</w:t>
+      </w:r>
+      <w:r>
+        <w:rPr>
+          <w:i/>
+          <w:color w:val="6B7280"/>
+          <w:sz w:val="19"/>
+          <w:lang w:eastAsia="ko-KR"/>
+        </w:rPr>
+        <w:t xml:space="preserve"> </w:t>
+      </w:r>
+      <w:r>
+        <w:rPr>
+          <w:i/>
+          <w:color w:val="6B7280"/>
+          <w:sz w:val="19"/>
+          <w:lang w:eastAsia="ko-KR"/>
+        </w:rPr>
+        <w:t>때</w:t>
+      </w:r>
+      <w:r>
+        <w:rPr>
+          <w:i/>
+          <w:color w:val="6B7280"/>
+          <w:sz w:val="19"/>
+          <w:lang w:eastAsia="ko-KR"/>
+        </w:rPr>
+        <w:t xml:space="preserve"> </w:t>
+      </w:r>
+      <w:r>
+        <w:rPr>
+          <w:i/>
+          <w:color w:val="6B7280"/>
+          <w:sz w:val="19"/>
+          <w:lang w:eastAsia="ko-KR"/>
+        </w:rPr>
+        <w:t>보고서</w:t>
+      </w:r>
+      <w:r>
+        <w:rPr>
+          <w:i/>
+          <w:color w:val="6B7280"/>
+          <w:sz w:val="19"/>
+          <w:lang w:eastAsia="ko-KR"/>
+        </w:rPr>
+        <w:t xml:space="preserve"> </w:t>
+      </w:r>
+      <w:r>
+        <w:rPr>
+          <w:i/>
+          <w:color w:val="6B7280"/>
+          <w:sz w:val="19"/>
+          <w:lang w:eastAsia="ko-KR"/>
+        </w:rPr>
+        <w:t>해당</w:t>
+      </w:r>
+      <w:r>
+        <w:rPr>
+          <w:i/>
+          <w:color w:val="6B7280"/>
+          <w:sz w:val="19"/>
+          <w:lang w:eastAsia="ko-KR"/>
+        </w:rPr>
+        <w:t xml:space="preserve"> </w:t>
+      </w:r>
+      <w:r>
+        <w:rPr>
+          <w:i/>
+          <w:color w:val="6B7280"/>
+          <w:sz w:val="19"/>
+          <w:lang w:eastAsia="ko-KR"/>
+        </w:rPr>
+        <w:t>섹션을</w:t>
+      </w:r>
+      <w:r>
+        <w:rPr>
+          <w:i/>
+          <w:color w:val="6B7280"/>
+          <w:sz w:val="19"/>
+          <w:lang w:eastAsia="ko-KR"/>
+        </w:rPr>
+        <w:t xml:space="preserve"> </w:t>
+      </w:r>
+      <w:r>
+        <w:rPr>
+          <w:i/>
+          <w:color w:val="6B7280"/>
+          <w:sz w:val="19"/>
+          <w:lang w:eastAsia="ko-KR"/>
+        </w:rPr>
+        <w:t>화면에서</w:t>
+      </w:r>
+      <w:r>
+        <w:rPr>
+          <w:i/>
+          <w:color w:val="6B7280"/>
+          <w:sz w:val="19"/>
+          <w:lang w:eastAsia="ko-KR"/>
+        </w:rPr>
+        <w:t xml:space="preserve"> </w:t>
+      </w:r>
+      <w:r>
+        <w:rPr>
+          <w:i/>
+          <w:color w:val="6B7280"/>
+          <w:sz w:val="19"/>
+          <w:lang w:eastAsia="ko-KR"/>
+        </w:rPr>
+        <w:t>짚어주면</w:t>
+      </w:r>
+      <w:r>
+        <w:rPr>
+          <w:i/>
+          <w:color w:val="6B7280"/>
+          <w:sz w:val="19"/>
+          <w:lang w:eastAsia="ko-KR"/>
+        </w:rPr>
+        <w:t xml:space="preserve"> </w:t>
+      </w:r>
+      <w:r>
+        <w:rPr>
+          <w:i/>
+          <w:color w:val="6B7280"/>
+          <w:sz w:val="19"/>
+          <w:lang w:eastAsia="ko-KR"/>
+        </w:rPr>
+        <w:t>신뢰도가</w:t>
+      </w:r>
+      <w:r>
+        <w:rPr>
+          <w:i/>
+          <w:color w:val="6B7280"/>
+          <w:sz w:val="19"/>
+          <w:lang w:eastAsia="ko-KR"/>
+        </w:rPr>
+        <w:t xml:space="preserve"> </w:t>
+      </w:r>
+      <w:r>
+        <w:rPr>
+          <w:i/>
+          <w:color w:val="6B7280"/>
+          <w:sz w:val="19"/>
+          <w:lang w:eastAsia="ko-KR"/>
+        </w:rPr>
+        <w:t>올라갑니다</w:t>
+      </w:r>
+      <w:r>
+        <w:rPr>
+          <w:i/>
+          <w:color w:val="6B7280"/>
+          <w:sz w:val="19"/>
+          <w:lang w:eastAsia="ko-KR"/>
+        </w:rPr>
+        <w:t>.</w:t>
+      </w:r>
+    </w:p>
+    <w:p>
+      <w:pPr>
+        <w:shd w:val="clear" w:color="auto" w:fill="FFF7ED"/>
+        <w:spacing w:before="80" w:after="40"/>
+        <w:ind w:left="340"/>
+        <w:rPr>
+          <w:lang w:eastAsia="ko-KR"/>
+        </w:rPr>
+      </w:pPr>
+      <w:r>
+        <w:rPr>
+          <w:b/>
+          <w:color w:val="9A3412"/>
+          <w:sz w:val="20"/>
+          <w:lang w:eastAsia="ko-KR"/>
+        </w:rPr>
+        <w:t>[</w:t>
+      </w:r>
+      <w:r>
+        <w:rPr>
+          <w:b/>
+          <w:color w:val="9A3412"/>
+          <w:sz w:val="20"/>
+          <w:lang w:eastAsia="ko-KR"/>
+        </w:rPr>
+        <w:t>화면</w:t>
+      </w:r>
+      <w:r>
+        <w:rPr>
+          <w:b/>
+          <w:color w:val="9A3412"/>
+          <w:sz w:val="20"/>
+          <w:lang w:eastAsia="ko-KR"/>
+        </w:rPr>
+        <w:t xml:space="preserve">] </w:t>
+      </w:r>
+      <w:r>
+        <w:rPr>
+          <w:b/>
+          <w:color w:val="9A3412"/>
+          <w:sz w:val="20"/>
+          <w:lang w:eastAsia="ko-KR"/>
+        </w:rPr>
+        <w:t>보고서</w:t>
+      </w:r>
+      <w:r>
+        <w:rPr>
+          <w:b/>
+          <w:color w:val="9A3412"/>
+          <w:sz w:val="20"/>
+          <w:lang w:eastAsia="ko-KR"/>
+        </w:rPr>
+        <w:t xml:space="preserve"> "4</w:t>
+      </w:r>
+      <w:r>
+        <w:rPr>
+          <w:b/>
+          <w:color w:val="9A3412"/>
+          <w:sz w:val="20"/>
+          <w:lang w:eastAsia="ko-KR"/>
+        </w:rPr>
+        <w:t>부</w:t>
+      </w:r>
+      <w:r>
+        <w:rPr>
+          <w:b/>
+          <w:color w:val="9A3412"/>
+          <w:sz w:val="20"/>
+          <w:lang w:eastAsia="ko-KR"/>
+        </w:rPr>
+        <w:t xml:space="preserve"> — </w:t>
+      </w:r>
+      <w:r>
+        <w:rPr>
+          <w:b/>
+          <w:color w:val="9A3412"/>
+          <w:sz w:val="20"/>
+          <w:lang w:eastAsia="ko-KR"/>
+        </w:rPr>
+        <w:t>글로벌</w:t>
+      </w:r>
+      <w:r>
+        <w:rPr>
+          <w:b/>
+          <w:color w:val="9A3412"/>
+          <w:sz w:val="20"/>
+          <w:lang w:eastAsia="ko-KR"/>
+        </w:rPr>
+        <w:t xml:space="preserve"> 4</w:t>
+      </w:r>
+      <w:r>
+        <w:rPr>
+          <w:b/>
+          <w:color w:val="9A3412"/>
+          <w:sz w:val="20"/>
+          <w:lang w:eastAsia="ko-KR"/>
+        </w:rPr>
+        <w:t>개사</w:t>
+      </w:r>
+      <w:r>
+        <w:rPr>
+          <w:b/>
+          <w:color w:val="9A3412"/>
+          <w:sz w:val="20"/>
+          <w:lang w:eastAsia="ko-KR"/>
+        </w:rPr>
+        <w:t xml:space="preserve"> </w:t>
+      </w:r>
+      <w:r>
+        <w:rPr>
+          <w:b/>
+          <w:color w:val="9A3412"/>
+          <w:sz w:val="20"/>
+          <w:lang w:eastAsia="ko-KR"/>
+        </w:rPr>
+        <w:t>핵심</w:t>
+      </w:r>
+      <w:r>
+        <w:rPr>
+          <w:b/>
+          <w:color w:val="9A3412"/>
+          <w:sz w:val="20"/>
+          <w:lang w:eastAsia="ko-KR"/>
+        </w:rPr>
+        <w:t xml:space="preserve"> </w:t>
+      </w:r>
+      <w:r>
+        <w:rPr>
+          <w:b/>
+          <w:color w:val="9A3412"/>
+          <w:sz w:val="20"/>
+          <w:lang w:eastAsia="ko-KR"/>
+        </w:rPr>
+        <w:t>인사이트</w:t>
+      </w:r>
+      <w:r>
+        <w:rPr>
+          <w:b/>
+          <w:color w:val="9A3412"/>
+          <w:sz w:val="20"/>
+          <w:lang w:eastAsia="ko-KR"/>
+        </w:rPr>
+        <w:t xml:space="preserve">" </w:t>
+      </w:r>
+      <w:r>
+        <w:rPr>
+          <w:b/>
+          <w:color w:val="9A3412"/>
+          <w:sz w:val="20"/>
+          <w:lang w:eastAsia="ko-KR"/>
+        </w:rPr>
+        <w:t>섹션으로</w:t>
+      </w:r>
+      <w:r>
+        <w:rPr>
+          <w:b/>
+          <w:color w:val="9A3412"/>
+          <w:sz w:val="20"/>
+          <w:lang w:eastAsia="ko-KR"/>
+        </w:rPr>
+        <w:t xml:space="preserve"> </w:t>
+      </w:r>
+      <w:r>
+        <w:rPr>
+          <w:b/>
+          <w:color w:val="9A3412"/>
+          <w:sz w:val="20"/>
+          <w:lang w:eastAsia="ko-KR"/>
+        </w:rPr>
+        <w:t>이동</w:t>
+      </w:r>
+    </w:p>
+    <w:p>
+      <w:pPr>
+        <w:shd w:val="clear" w:color="auto" w:fill="FFF7ED"/>
+        <w:spacing w:before="20" w:after="20"/>
+        <w:ind w:left="680"/>
+        <w:rPr>
+          <w:lang w:eastAsia="ko-KR"/>
+        </w:rPr>
+      </w:pPr>
+      <w:r>
+        <w:rPr>
+          <w:color w:val="9A3412"/>
+          <w:sz w:val="19"/>
+          <w:lang w:eastAsia="ko-KR"/>
+        </w:rPr>
+        <w:t xml:space="preserve">-&gt; ServiceNow </w:t>
+      </w:r>
+      <w:r>
+        <w:rPr>
+          <w:color w:val="9A3412"/>
+          <w:sz w:val="19"/>
+          <w:lang w:eastAsia="ko-KR"/>
+        </w:rPr>
+        <w:t>영업</w:t>
+      </w:r>
+      <w:r>
+        <w:rPr>
+          <w:color w:val="9A3412"/>
+          <w:sz w:val="19"/>
+          <w:lang w:eastAsia="ko-KR"/>
+        </w:rPr>
+        <w:t xml:space="preserve"> / Dynatrace AI </w:t>
+      </w:r>
+      <w:r>
+        <w:rPr>
+          <w:color w:val="9A3412"/>
+          <w:sz w:val="19"/>
+          <w:lang w:eastAsia="ko-KR"/>
+        </w:rPr>
+        <w:t>정확도</w:t>
+      </w:r>
+      <w:r>
+        <w:rPr>
+          <w:color w:val="9A3412"/>
+          <w:sz w:val="19"/>
+          <w:lang w:eastAsia="ko-KR"/>
+        </w:rPr>
+        <w:t xml:space="preserve"> </w:t>
+      </w:r>
+      <w:r>
+        <w:rPr>
+          <w:color w:val="9A3412"/>
+          <w:sz w:val="19"/>
+          <w:lang w:eastAsia="ko-KR"/>
+        </w:rPr>
+        <w:t>내용이</w:t>
+      </w:r>
+      <w:r>
+        <w:rPr>
+          <w:color w:val="9A3412"/>
+          <w:sz w:val="19"/>
+          <w:lang w:eastAsia="ko-KR"/>
+        </w:rPr>
+        <w:t xml:space="preserve"> </w:t>
+      </w:r>
+      <w:r>
+        <w:rPr>
+          <w:color w:val="9A3412"/>
+          <w:sz w:val="19"/>
+          <w:lang w:eastAsia="ko-KR"/>
+        </w:rPr>
+        <w:t>보이는</w:t>
+      </w:r>
+      <w:r>
+        <w:rPr>
+          <w:color w:val="9A3412"/>
+          <w:sz w:val="19"/>
+          <w:lang w:eastAsia="ko-KR"/>
+        </w:rPr>
+        <w:t xml:space="preserve"> </w:t>
+      </w:r>
+      <w:r>
+        <w:rPr>
+          <w:color w:val="9A3412"/>
+          <w:sz w:val="19"/>
+          <w:lang w:eastAsia="ko-KR"/>
+        </w:rPr>
+        <w:t>위치로</w:t>
+      </w:r>
+      <w:r>
+        <w:rPr>
+          <w:color w:val="9A3412"/>
+          <w:sz w:val="19"/>
+          <w:lang w:eastAsia="ko-KR"/>
+        </w:rPr>
+        <w:t xml:space="preserve"> </w:t>
+      </w:r>
+      <w:r>
+        <w:rPr>
+          <w:color w:val="9A3412"/>
+          <w:sz w:val="19"/>
+          <w:lang w:eastAsia="ko-KR"/>
+        </w:rPr>
+        <w:t>맞추세요</w:t>
+      </w:r>
+      <w:r>
+        <w:rPr>
+          <w:color w:val="9A3412"/>
+          <w:sz w:val="19"/>
+          <w:lang w:eastAsia="ko-KR"/>
+        </w:rPr>
+        <w:t>.</w:t>
+      </w:r>
+    </w:p>
+    <w:p>
+      <w:pPr>
+        <w:spacing w:after="0"/>
+        <w:rPr>
+          <w:lang w:eastAsia="ko-KR"/>
+        </w:rPr>
+      </w:pPr>
+    </w:p>
+    <w:p>
+      <w:pPr>
+        <w:spacing w:before="40" w:after="60"/>
+        <w:rPr>
+          <w:lang w:eastAsia="ko-KR"/>
+        </w:rPr>
+      </w:pPr>
+      <w:r>
+        <w:rPr>
+          <w:b/>
+          <w:sz w:val="21"/>
+          <w:lang w:eastAsia="ko-KR"/>
+        </w:rPr>
+        <w:t>8</w:t>
+      </w:r>
+      <w:r>
+        <w:rPr>
+          <w:b/>
+          <w:sz w:val="21"/>
+          <w:lang w:eastAsia="ko-KR"/>
+        </w:rPr>
+        <w:t>개</w:t>
+      </w:r>
+      <w:r>
+        <w:rPr>
+          <w:b/>
+          <w:sz w:val="21"/>
+          <w:lang w:eastAsia="ko-KR"/>
+        </w:rPr>
+        <w:t xml:space="preserve"> </w:t>
+      </w:r>
+      <w:r>
+        <w:rPr>
+          <w:b/>
+          <w:sz w:val="21"/>
+          <w:lang w:eastAsia="ko-KR"/>
+        </w:rPr>
+        <w:t>기업</w:t>
+      </w:r>
+      <w:r>
+        <w:rPr>
+          <w:b/>
+          <w:sz w:val="21"/>
+          <w:lang w:eastAsia="ko-KR"/>
+        </w:rPr>
+        <w:t xml:space="preserve"> </w:t>
+      </w:r>
+      <w:r>
+        <w:rPr>
+          <w:b/>
+          <w:sz w:val="21"/>
+          <w:lang w:eastAsia="ko-KR"/>
+        </w:rPr>
+        <w:t>분석에서</w:t>
+      </w:r>
+      <w:r>
+        <w:rPr>
+          <w:b/>
+          <w:sz w:val="21"/>
+          <w:lang w:eastAsia="ko-KR"/>
+        </w:rPr>
+        <w:t xml:space="preserve"> </w:t>
+      </w:r>
+      <w:r>
+        <w:rPr>
+          <w:b/>
+          <w:sz w:val="21"/>
+          <w:lang w:eastAsia="ko-KR"/>
+        </w:rPr>
+        <w:t>나온</w:t>
+      </w:r>
+      <w:r>
+        <w:rPr>
+          <w:b/>
+          <w:sz w:val="21"/>
+          <w:lang w:eastAsia="ko-KR"/>
+        </w:rPr>
+        <w:t xml:space="preserve"> </w:t>
+      </w:r>
+      <w:r>
+        <w:rPr>
+          <w:b/>
+          <w:sz w:val="21"/>
+          <w:lang w:eastAsia="ko-KR"/>
+        </w:rPr>
+        <w:t>가장</w:t>
+      </w:r>
+      <w:r>
+        <w:rPr>
+          <w:b/>
+          <w:sz w:val="21"/>
+          <w:lang w:eastAsia="ko-KR"/>
+        </w:rPr>
+        <w:t xml:space="preserve"> </w:t>
+      </w:r>
+      <w:r>
+        <w:rPr>
+          <w:b/>
+          <w:sz w:val="21"/>
+          <w:lang w:eastAsia="ko-KR"/>
+        </w:rPr>
+        <w:t>중요한</w:t>
+      </w:r>
+      <w:r>
+        <w:rPr>
+          <w:b/>
+          <w:sz w:val="21"/>
+          <w:lang w:eastAsia="ko-KR"/>
+        </w:rPr>
+        <w:t xml:space="preserve"> </w:t>
+      </w:r>
+      <w:r>
+        <w:rPr>
+          <w:b/>
+          <w:sz w:val="21"/>
+          <w:lang w:eastAsia="ko-KR"/>
+        </w:rPr>
+        <w:t>인사이트</w:t>
+      </w:r>
+      <w:r>
+        <w:rPr>
+          <w:b/>
+          <w:sz w:val="21"/>
+          <w:lang w:eastAsia="ko-KR"/>
+        </w:rPr>
+        <w:t xml:space="preserve"> </w:t>
+      </w:r>
+      <w:r>
+        <w:rPr>
+          <w:b/>
+          <w:sz w:val="21"/>
+          <w:lang w:eastAsia="ko-KR"/>
+        </w:rPr>
+        <w:t>세</w:t>
+      </w:r>
+      <w:r>
+        <w:rPr>
+          <w:b/>
+          <w:sz w:val="21"/>
+          <w:lang w:eastAsia="ko-KR"/>
+        </w:rPr>
+        <w:t xml:space="preserve"> </w:t>
+      </w:r>
+      <w:r>
+        <w:rPr>
+          <w:b/>
+          <w:sz w:val="21"/>
+          <w:lang w:eastAsia="ko-KR"/>
+        </w:rPr>
+        <w:t>가지입니다</w:t>
+      </w:r>
+      <w:r>
+        <w:rPr>
+          <w:b/>
+          <w:sz w:val="21"/>
+          <w:lang w:eastAsia="ko-KR"/>
+        </w:rPr>
+        <w:t>.</w:t>
+      </w:r>
+    </w:p>
+    <w:p>
+      <w:pPr>
+        <w:spacing w:after="0"/>
+        <w:rPr>
+          <w:lang w:eastAsia="ko-KR"/>
+        </w:rPr>
+      </w:pPr>
+    </w:p>
+    <w:p>
+      <w:pPr>
+        <w:spacing w:before="40" w:after="60"/>
+        <w:rPr>
+          <w:lang w:eastAsia="ko-KR"/>
+        </w:rPr>
+      </w:pPr>
+      <w:r>
+        <w:rPr>
+          <w:b/>
+          <w:color w:val="059669"/>
+          <w:sz w:val="21"/>
+          <w:lang w:eastAsia="ko-KR"/>
+        </w:rPr>
+        <w:t>[</w:t>
+      </w:r>
+      <w:r>
+        <w:rPr>
+          <w:b/>
+          <w:color w:val="059669"/>
+          <w:sz w:val="21"/>
+          <w:lang w:eastAsia="ko-KR"/>
+        </w:rPr>
+        <w:t>인사이트</w:t>
+      </w:r>
+      <w:r>
+        <w:rPr>
+          <w:b/>
+          <w:color w:val="059669"/>
+          <w:sz w:val="21"/>
+          <w:lang w:eastAsia="ko-KR"/>
+        </w:rPr>
+        <w:t xml:space="preserve"> 1] </w:t>
+      </w:r>
+      <w:r>
+        <w:rPr>
+          <w:b/>
+          <w:color w:val="059669"/>
+          <w:sz w:val="21"/>
+          <w:lang w:eastAsia="ko-KR"/>
+        </w:rPr>
+        <w:t>영업</w:t>
+      </w:r>
+      <w:r>
+        <w:rPr>
+          <w:b/>
+          <w:color w:val="059669"/>
+          <w:sz w:val="21"/>
+          <w:lang w:eastAsia="ko-KR"/>
+        </w:rPr>
+        <w:t xml:space="preserve"> </w:t>
+      </w:r>
+      <w:r>
+        <w:rPr>
+          <w:b/>
+          <w:color w:val="059669"/>
+          <w:sz w:val="21"/>
+          <w:lang w:eastAsia="ko-KR"/>
+        </w:rPr>
+        <w:t>파이프라인은</w:t>
+      </w:r>
+      <w:r>
+        <w:rPr>
+          <w:b/>
+          <w:color w:val="059669"/>
+          <w:sz w:val="21"/>
+          <w:lang w:eastAsia="ko-KR"/>
+        </w:rPr>
+        <w:t xml:space="preserve"> </w:t>
+      </w:r>
+      <w:r>
+        <w:rPr>
+          <w:b/>
+          <w:color w:val="059669"/>
+          <w:sz w:val="21"/>
+          <w:lang w:eastAsia="ko-KR"/>
+        </w:rPr>
+        <w:t>목표</w:t>
+      </w:r>
+      <w:r>
+        <w:rPr>
+          <w:b/>
+          <w:color w:val="059669"/>
+          <w:sz w:val="21"/>
+          <w:lang w:eastAsia="ko-KR"/>
+        </w:rPr>
+        <w:t xml:space="preserve"> </w:t>
+      </w:r>
+      <w:r>
+        <w:rPr>
+          <w:b/>
+          <w:color w:val="059669"/>
+          <w:sz w:val="21"/>
+          <w:lang w:eastAsia="ko-KR"/>
+        </w:rPr>
+        <w:t>매출의</w:t>
+      </w:r>
+      <w:r>
+        <w:rPr>
+          <w:b/>
+          <w:color w:val="059669"/>
+          <w:sz w:val="21"/>
+          <w:lang w:eastAsia="ko-KR"/>
+        </w:rPr>
+        <w:t xml:space="preserve"> 3</w:t>
+      </w:r>
+      <w:r>
+        <w:rPr>
+          <w:b/>
+          <w:color w:val="059669"/>
+          <w:sz w:val="21"/>
+          <w:lang w:eastAsia="ko-KR"/>
+        </w:rPr>
+        <w:t>배가</w:t>
+      </w:r>
+      <w:r>
+        <w:rPr>
+          <w:b/>
+          <w:color w:val="059669"/>
+          <w:sz w:val="21"/>
+          <w:lang w:eastAsia="ko-KR"/>
+        </w:rPr>
+        <w:t xml:space="preserve"> </w:t>
+      </w:r>
+      <w:r>
+        <w:rPr>
+          <w:b/>
+          <w:color w:val="059669"/>
+          <w:sz w:val="21"/>
+          <w:lang w:eastAsia="ko-KR"/>
+        </w:rPr>
+        <w:t>필요합니다</w:t>
+      </w:r>
+      <w:r>
+        <w:rPr>
+          <w:b/>
+          <w:color w:val="059669"/>
+          <w:sz w:val="21"/>
+          <w:lang w:eastAsia="ko-KR"/>
+        </w:rPr>
+        <w:t>.</w:t>
+      </w:r>
+    </w:p>
+    <w:p>
+      <w:pPr>
+        <w:spacing w:before="40" w:after="60"/>
+        <w:ind w:left="454"/>
+        <w:rPr>
+          <w:lang w:eastAsia="ko-KR"/>
+        </w:rPr>
+      </w:pPr>
+      <w:r>
+        <w:rPr>
+          <w:sz w:val="21"/>
+          <w:lang w:eastAsia="ko-KR"/>
+        </w:rPr>
+        <w:t xml:space="preserve">ServiceNow </w:t>
+      </w:r>
+      <w:r>
+        <w:rPr>
+          <w:sz w:val="21"/>
+          <w:lang w:eastAsia="ko-KR"/>
+        </w:rPr>
+        <w:t>기준</w:t>
+      </w:r>
+      <w:r>
+        <w:rPr>
+          <w:sz w:val="21"/>
+          <w:lang w:eastAsia="ko-KR"/>
+        </w:rPr>
+        <w:t>, 10</w:t>
+      </w:r>
+      <w:r>
+        <w:rPr>
+          <w:sz w:val="21"/>
+          <w:lang w:eastAsia="ko-KR"/>
+        </w:rPr>
+        <w:t>건을</w:t>
+      </w:r>
+      <w:r>
+        <w:rPr>
+          <w:sz w:val="21"/>
+          <w:lang w:eastAsia="ko-KR"/>
+        </w:rPr>
+        <w:t xml:space="preserve"> </w:t>
+      </w:r>
+      <w:r>
+        <w:rPr>
+          <w:sz w:val="21"/>
+          <w:lang w:eastAsia="ko-KR"/>
+        </w:rPr>
+        <w:t>논의해야</w:t>
+      </w:r>
+      <w:r>
+        <w:rPr>
+          <w:sz w:val="21"/>
+          <w:lang w:eastAsia="ko-KR"/>
+        </w:rPr>
+        <w:t xml:space="preserve"> 3</w:t>
+      </w:r>
+      <w:r>
+        <w:rPr>
+          <w:sz w:val="21"/>
+          <w:lang w:eastAsia="ko-KR"/>
+        </w:rPr>
+        <w:t>건이</w:t>
+      </w:r>
+      <w:r>
+        <w:rPr>
+          <w:sz w:val="21"/>
+          <w:lang w:eastAsia="ko-KR"/>
+        </w:rPr>
+        <w:t xml:space="preserve"> </w:t>
+      </w:r>
+      <w:r>
+        <w:rPr>
+          <w:sz w:val="21"/>
+          <w:lang w:eastAsia="ko-KR"/>
+        </w:rPr>
+        <w:t>계약됩니다</w:t>
+      </w:r>
+      <w:r>
+        <w:rPr>
+          <w:sz w:val="21"/>
+          <w:lang w:eastAsia="ko-KR"/>
+        </w:rPr>
+        <w:t>.</w:t>
+      </w:r>
+    </w:p>
+    <w:p>
+      <w:pPr>
+        <w:spacing w:before="40" w:after="60"/>
+        <w:ind w:left="454"/>
+        <w:rPr>
+          <w:rFonts w:eastAsia="맑은 고딕"/>
+          <w:sz w:val="21"/>
+          <w:lang w:eastAsia="ko-KR"/>
+        </w:rPr>
+      </w:pPr>
+      <w:r>
+        <w:rPr>
           <w:rFonts w:ascii="맑은 고딕" w:eastAsia="맑은 고딕" w:hAnsi="맑은 고딕" w:cs="맑은 고딕" w:hint="eastAsia"/>
           <w:sz w:val="21"/>
           <w:lang w:eastAsia="ko-KR"/>
         </w:rPr>
-        <w:t xml:space="preserve">그래서, </w:t>
-      </w:r>
-      <w:r>
-        <w:rPr>
-          <w:sz w:val="21"/>
-          <w:lang w:eastAsia="ko-KR"/>
-        </w:rPr>
-        <w:t>엔키아</w:t>
-      </w:r>
-      <w:r>
-        <w:rPr>
-          <w:sz w:val="21"/>
-          <w:lang w:eastAsia="ko-KR"/>
-        </w:rPr>
-        <w:t xml:space="preserve"> Polestar</w:t>
-      </w:r>
-      <w:r>
-        <w:rPr>
-          <w:sz w:val="21"/>
-          <w:lang w:eastAsia="ko-KR"/>
-        </w:rPr>
-        <w:t>가</w:t>
-      </w:r>
-      <w:r>
-        <w:rPr>
-          <w:sz w:val="21"/>
-          <w:lang w:eastAsia="ko-KR"/>
-        </w:rPr>
-        <w:t xml:space="preserve"> </w:t>
-      </w:r>
-      <w:r>
-        <w:rPr>
-          <w:sz w:val="21"/>
-          <w:lang w:eastAsia="ko-KR"/>
-        </w:rPr>
-        <w:t>이</w:t>
-      </w:r>
-      <w:r>
-        <w:rPr>
-          <w:sz w:val="21"/>
-          <w:lang w:eastAsia="ko-KR"/>
-        </w:rPr>
-        <w:t xml:space="preserve"> </w:t>
-      </w:r>
-      <w:r>
-        <w:rPr>
-          <w:sz w:val="21"/>
-          <w:lang w:eastAsia="ko-KR"/>
-        </w:rPr>
-        <w:t>기준을</w:t>
-      </w:r>
-      <w:r>
-        <w:rPr>
-          <w:sz w:val="21"/>
-          <w:lang w:eastAsia="ko-KR"/>
-        </w:rPr>
-        <w:t xml:space="preserve"> </w:t>
-      </w:r>
-      <w:r>
-        <w:rPr>
-          <w:sz w:val="21"/>
-          <w:lang w:eastAsia="ko-KR"/>
-        </w:rPr>
-        <w:t>공식화하면</w:t>
-      </w:r>
-      <w:r>
-        <w:rPr>
-          <w:sz w:val="21"/>
-          <w:lang w:eastAsia="ko-KR"/>
-        </w:rPr>
-        <w:t xml:space="preserve"> </w:t>
-      </w:r>
-      <w:r>
-        <w:rPr>
-          <w:sz w:val="21"/>
-          <w:lang w:eastAsia="ko-KR"/>
-        </w:rPr>
-        <w:t>차별화</w:t>
-      </w:r>
-      <w:r>
-        <w:rPr>
-          <w:sz w:val="21"/>
-          <w:lang w:eastAsia="ko-KR"/>
-        </w:rPr>
-        <w:t xml:space="preserve"> </w:t>
-      </w:r>
-      <w:r>
-        <w:rPr>
-          <w:sz w:val="21"/>
-          <w:lang w:eastAsia="ko-KR"/>
-        </w:rPr>
-        <w:t>포인트가</w:t>
-      </w:r>
-      <w:r>
-        <w:rPr>
-          <w:sz w:val="21"/>
-          <w:lang w:eastAsia="ko-KR"/>
-        </w:rPr>
-        <w:t xml:space="preserve"> </w:t>
-      </w:r>
-      <w:r>
-        <w:rPr>
-          <w:sz w:val="21"/>
-          <w:lang w:eastAsia="ko-KR"/>
-        </w:rPr>
-        <w:t>됩니다</w:t>
-      </w:r>
-      <w:r>
-        <w:rPr>
-          <w:sz w:val="21"/>
-          <w:lang w:eastAsia="ko-KR"/>
-        </w:rPr>
-        <w:t>.</w:t>
+        <w:t xml:space="preserve">즉, </w:t>
+      </w:r>
+      <w:r>
+        <w:rPr>
+          <w:rFonts w:ascii="맑은 고딕" w:eastAsia="맑은 고딕" w:hAnsi="맑은 고딕" w:cs="맑은 고딕" w:hint="eastAsia"/>
+          <w:sz w:val="21"/>
+          <w:lang w:eastAsia="ko-KR"/>
+        </w:rPr>
+        <w:t xml:space="preserve">저희 </w:t>
+      </w:r>
+      <w:r>
+        <w:rPr>
+          <w:sz w:val="21"/>
+          <w:lang w:eastAsia="ko-KR"/>
+        </w:rPr>
+        <w:t>올해</w:t>
+      </w:r>
+      <w:r>
+        <w:rPr>
+          <w:sz w:val="21"/>
+          <w:lang w:eastAsia="ko-KR"/>
+        </w:rPr>
+        <w:t xml:space="preserve"> </w:t>
+      </w:r>
+      <w:r>
+        <w:rPr>
+          <w:rFonts w:ascii="맑은 고딕" w:eastAsia="맑은 고딕" w:hAnsi="맑은 고딕" w:cs="맑은 고딕" w:hint="eastAsia"/>
+          <w:sz w:val="21"/>
+          <w:lang w:eastAsia="ko-KR"/>
+        </w:rPr>
+        <w:t xml:space="preserve">매출 </w:t>
+      </w:r>
+      <w:r>
+        <w:rPr>
+          <w:sz w:val="21"/>
+          <w:lang w:eastAsia="ko-KR"/>
+        </w:rPr>
+        <w:t>목표</w:t>
+      </w:r>
+      <w:r>
+        <w:rPr>
+          <w:sz w:val="21"/>
+          <w:lang w:eastAsia="ko-KR"/>
+        </w:rPr>
+        <w:t xml:space="preserve"> 230</w:t>
+      </w:r>
+      <w:r>
+        <w:rPr>
+          <w:sz w:val="21"/>
+          <w:lang w:eastAsia="ko-KR"/>
+        </w:rPr>
+        <w:t>억</w:t>
+      </w:r>
+      <w:r>
+        <w:rPr>
+          <w:rFonts w:ascii="맑은 고딕" w:eastAsia="맑은 고딕" w:hAnsi="맑은 고딕" w:cs="맑은 고딕" w:hint="eastAsia"/>
+          <w:sz w:val="21"/>
+          <w:lang w:eastAsia="ko-KR"/>
+        </w:rPr>
+        <w:t>원</w:t>
+      </w:r>
+      <w:r>
+        <w:rPr>
+          <w:sz w:val="21"/>
+          <w:lang w:eastAsia="ko-KR"/>
+        </w:rPr>
+        <w:t xml:space="preserve"> </w:t>
+      </w:r>
+      <w:r>
+        <w:rPr>
+          <w:sz w:val="21"/>
+          <w:lang w:eastAsia="ko-KR"/>
+        </w:rPr>
+        <w:t>기준으로</w:t>
+      </w:r>
+      <w:r>
+        <w:rPr>
+          <w:rFonts w:eastAsia="맑은 고딕" w:hint="eastAsia"/>
+          <w:sz w:val="21"/>
+          <w:lang w:eastAsia="ko-KR"/>
+        </w:rPr>
+        <w:t xml:space="preserve"> 3</w:t>
+      </w:r>
+      <w:r>
+        <w:rPr>
+          <w:rFonts w:eastAsia="맑은 고딕" w:hint="eastAsia"/>
+          <w:sz w:val="21"/>
+          <w:lang w:eastAsia="ko-KR"/>
+        </w:rPr>
+        <w:t>배인</w:t>
+      </w:r>
+      <w:r>
+        <w:rPr>
+          <w:rFonts w:eastAsia="맑은 고딕" w:hint="eastAsia"/>
+          <w:sz w:val="21"/>
+          <w:lang w:eastAsia="ko-KR"/>
+        </w:rPr>
+        <w:t xml:space="preserve"> </w:t>
+      </w:r>
+      <w:r>
+        <w:rPr>
+          <w:sz w:val="21"/>
+          <w:lang w:eastAsia="ko-KR"/>
+        </w:rPr>
+        <w:t>690</w:t>
+      </w:r>
+      <w:r>
+        <w:rPr>
+          <w:sz w:val="21"/>
+          <w:lang w:eastAsia="ko-KR"/>
+        </w:rPr>
+        <w:t>억</w:t>
+      </w:r>
+      <w:r>
+        <w:rPr>
+          <w:rFonts w:ascii="맑은 고딕" w:eastAsia="맑은 고딕" w:hAnsi="맑은 고딕" w:cs="맑은 고딕" w:hint="eastAsia"/>
+          <w:sz w:val="21"/>
+          <w:lang w:eastAsia="ko-KR"/>
+        </w:rPr>
+        <w:t xml:space="preserve">원어치의 계약논의가 동시에 진행하고 있어야한다는 </w:t>
+      </w:r>
+      <w:r>
+        <w:rPr>
+          <w:rFonts w:ascii="맑은 고딕" w:eastAsia="맑은 고딕" w:hAnsi="맑은 고딕" w:cs="맑은 고딕" w:hint="eastAsia"/>
+          <w:sz w:val="21"/>
+          <w:lang w:eastAsia="ko-KR"/>
+        </w:rPr>
+        <w:t>의미입니다.</w:t>
       </w:r>
     </w:p>
     <w:p>
@@ -6498,6 +6457,871 @@
           <w:sz w:val="20"/>
           <w:lang w:eastAsia="ko-KR"/>
         </w:rPr>
+        <w:t>같은</w:t>
+      </w:r>
+      <w:r>
+        <w:rPr>
+          <w:b/>
+          <w:color w:val="9A3412"/>
+          <w:sz w:val="20"/>
+          <w:lang w:eastAsia="ko-KR"/>
+        </w:rPr>
+        <w:t xml:space="preserve"> 4</w:t>
+      </w:r>
+      <w:r>
+        <w:rPr>
+          <w:b/>
+          <w:color w:val="9A3412"/>
+          <w:sz w:val="20"/>
+          <w:lang w:eastAsia="ko-KR"/>
+        </w:rPr>
+        <w:t>부</w:t>
+      </w:r>
+      <w:r>
+        <w:rPr>
+          <w:b/>
+          <w:color w:val="9A3412"/>
+          <w:sz w:val="20"/>
+          <w:lang w:eastAsia="ko-KR"/>
+        </w:rPr>
+        <w:t xml:space="preserve"> </w:t>
+      </w:r>
+      <w:r>
+        <w:rPr>
+          <w:b/>
+          <w:color w:val="9A3412"/>
+          <w:sz w:val="20"/>
+          <w:lang w:eastAsia="ko-KR"/>
+        </w:rPr>
+        <w:t>내</w:t>
+      </w:r>
+      <w:r>
+        <w:rPr>
+          <w:b/>
+          <w:color w:val="9A3412"/>
+          <w:sz w:val="20"/>
+          <w:lang w:eastAsia="ko-KR"/>
+        </w:rPr>
+        <w:t xml:space="preserve"> Dynatrace </w:t>
+      </w:r>
+      <w:r>
+        <w:rPr>
+          <w:b/>
+          <w:color w:val="9A3412"/>
+          <w:sz w:val="20"/>
+          <w:lang w:eastAsia="ko-KR"/>
+        </w:rPr>
+        <w:t>섹션으로</w:t>
+      </w:r>
+      <w:r>
+        <w:rPr>
+          <w:b/>
+          <w:color w:val="9A3412"/>
+          <w:sz w:val="20"/>
+          <w:lang w:eastAsia="ko-KR"/>
+        </w:rPr>
+        <w:t xml:space="preserve"> </w:t>
+      </w:r>
+      <w:r>
+        <w:rPr>
+          <w:b/>
+          <w:color w:val="9A3412"/>
+          <w:sz w:val="20"/>
+          <w:lang w:eastAsia="ko-KR"/>
+        </w:rPr>
+        <w:t>스크롤</w:t>
+      </w:r>
+      <w:r>
+        <w:rPr>
+          <w:b/>
+          <w:color w:val="9A3412"/>
+          <w:sz w:val="20"/>
+          <w:lang w:eastAsia="ko-KR"/>
+        </w:rPr>
+        <w:t xml:space="preserve"> (AI Precision/Recall </w:t>
+      </w:r>
+      <w:r>
+        <w:rPr>
+          <w:b/>
+          <w:color w:val="9A3412"/>
+          <w:sz w:val="20"/>
+          <w:lang w:eastAsia="ko-KR"/>
+        </w:rPr>
+        <w:t>언급</w:t>
+      </w:r>
+      <w:r>
+        <w:rPr>
+          <w:b/>
+          <w:color w:val="9A3412"/>
+          <w:sz w:val="20"/>
+          <w:lang w:eastAsia="ko-KR"/>
+        </w:rPr>
+        <w:t xml:space="preserve"> </w:t>
+      </w:r>
+      <w:r>
+        <w:rPr>
+          <w:b/>
+          <w:color w:val="9A3412"/>
+          <w:sz w:val="20"/>
+          <w:lang w:eastAsia="ko-KR"/>
+        </w:rPr>
+        <w:t>부분</w:t>
+      </w:r>
+      <w:r>
+        <w:rPr>
+          <w:b/>
+          <w:color w:val="9A3412"/>
+          <w:sz w:val="20"/>
+          <w:lang w:eastAsia="ko-KR"/>
+        </w:rPr>
+        <w:t>)</w:t>
+      </w:r>
+    </w:p>
+    <w:p>
+      <w:pPr>
+        <w:spacing w:before="40" w:after="60"/>
+        <w:rPr>
+          <w:lang w:eastAsia="ko-KR"/>
+        </w:rPr>
+      </w:pPr>
+      <w:r>
+        <w:rPr>
+          <w:b/>
+          <w:color w:val="7C3AED"/>
+          <w:sz w:val="21"/>
+          <w:lang w:eastAsia="ko-KR"/>
+        </w:rPr>
+        <w:t>[</w:t>
+      </w:r>
+      <w:r>
+        <w:rPr>
+          <w:b/>
+          <w:color w:val="7C3AED"/>
+          <w:sz w:val="21"/>
+          <w:lang w:eastAsia="ko-KR"/>
+        </w:rPr>
+        <w:t>인사이트</w:t>
+      </w:r>
+      <w:r>
+        <w:rPr>
+          <w:b/>
+          <w:color w:val="7C3AED"/>
+          <w:sz w:val="21"/>
+          <w:lang w:eastAsia="ko-KR"/>
+        </w:rPr>
+        <w:t xml:space="preserve"> 2] AI </w:t>
+      </w:r>
+      <w:r>
+        <w:rPr>
+          <w:b/>
+          <w:color w:val="7C3AED"/>
+          <w:sz w:val="21"/>
+          <w:lang w:eastAsia="ko-KR"/>
+        </w:rPr>
+        <w:t>정확도는</w:t>
+      </w:r>
+      <w:r>
+        <w:rPr>
+          <w:b/>
+          <w:color w:val="7C3AED"/>
+          <w:sz w:val="21"/>
+          <w:lang w:eastAsia="ko-KR"/>
+        </w:rPr>
+        <w:t xml:space="preserve"> </w:t>
+      </w:r>
+      <w:r>
+        <w:rPr>
+          <w:b/>
+          <w:color w:val="7C3AED"/>
+          <w:sz w:val="21"/>
+          <w:lang w:eastAsia="ko-KR"/>
+        </w:rPr>
+        <w:t>숫자로</w:t>
+      </w:r>
+      <w:r>
+        <w:rPr>
+          <w:b/>
+          <w:color w:val="7C3AED"/>
+          <w:sz w:val="21"/>
+          <w:lang w:eastAsia="ko-KR"/>
+        </w:rPr>
+        <w:t xml:space="preserve"> </w:t>
+      </w:r>
+      <w:r>
+        <w:rPr>
+          <w:b/>
+          <w:color w:val="7C3AED"/>
+          <w:sz w:val="21"/>
+          <w:lang w:eastAsia="ko-KR"/>
+        </w:rPr>
+        <w:t>공개해야</w:t>
+      </w:r>
+      <w:r>
+        <w:rPr>
+          <w:b/>
+          <w:color w:val="7C3AED"/>
+          <w:sz w:val="21"/>
+          <w:lang w:eastAsia="ko-KR"/>
+        </w:rPr>
+        <w:t xml:space="preserve"> </w:t>
+      </w:r>
+      <w:r>
+        <w:rPr>
+          <w:b/>
+          <w:color w:val="7C3AED"/>
+          <w:sz w:val="21"/>
+          <w:lang w:eastAsia="ko-KR"/>
+        </w:rPr>
+        <w:t>경쟁력이</w:t>
+      </w:r>
+      <w:r>
+        <w:rPr>
+          <w:b/>
+          <w:color w:val="7C3AED"/>
+          <w:sz w:val="21"/>
+          <w:lang w:eastAsia="ko-KR"/>
+        </w:rPr>
+        <w:t xml:space="preserve"> </w:t>
+      </w:r>
+      <w:r>
+        <w:rPr>
+          <w:b/>
+          <w:color w:val="7C3AED"/>
+          <w:sz w:val="21"/>
+          <w:lang w:eastAsia="ko-KR"/>
+        </w:rPr>
+        <w:t>됩니다</w:t>
+      </w:r>
+      <w:r>
+        <w:rPr>
+          <w:b/>
+          <w:color w:val="7C3AED"/>
+          <w:sz w:val="21"/>
+          <w:lang w:eastAsia="ko-KR"/>
+        </w:rPr>
+        <w:t>.</w:t>
+      </w:r>
+    </w:p>
+    <w:p>
+      <w:pPr>
+        <w:spacing w:before="40" w:after="60"/>
+        <w:ind w:left="454"/>
+        <w:rPr>
+          <w:lang w:eastAsia="ko-KR"/>
+        </w:rPr>
+      </w:pPr>
+      <w:r>
+        <w:rPr>
+          <w:sz w:val="21"/>
+          <w:lang w:eastAsia="ko-KR"/>
+        </w:rPr>
+        <w:t>Dynatrace</w:t>
+      </w:r>
+      <w:r>
+        <w:rPr>
+          <w:sz w:val="21"/>
+          <w:lang w:eastAsia="ko-KR"/>
+        </w:rPr>
+        <w:t>는</w:t>
+      </w:r>
+      <w:r>
+        <w:rPr>
+          <w:sz w:val="21"/>
+          <w:lang w:eastAsia="ko-KR"/>
+        </w:rPr>
+        <w:t xml:space="preserve"> AI </w:t>
+      </w:r>
+      <w:r>
+        <w:rPr>
+          <w:sz w:val="21"/>
+          <w:lang w:eastAsia="ko-KR"/>
+        </w:rPr>
+        <w:t>이상탐지</w:t>
+      </w:r>
+      <w:r>
+        <w:rPr>
+          <w:sz w:val="21"/>
+          <w:lang w:eastAsia="ko-KR"/>
+        </w:rPr>
+        <w:t xml:space="preserve"> </w:t>
+      </w:r>
+      <w:r>
+        <w:rPr>
+          <w:rFonts w:ascii="맑은 고딕" w:eastAsia="맑은 고딕" w:hAnsi="맑은 고딕" w:cs="맑은 고딕" w:hint="eastAsia"/>
+          <w:sz w:val="21"/>
+          <w:lang w:eastAsia="ko-KR"/>
+        </w:rPr>
+        <w:t>정확도</w:t>
+      </w:r>
+      <w:r>
+        <w:rPr>
+          <w:sz w:val="21"/>
+          <w:lang w:eastAsia="ko-KR"/>
+        </w:rPr>
+        <w:t xml:space="preserve">, </w:t>
+      </w:r>
+      <w:r>
+        <w:rPr>
+          <w:rFonts w:ascii="맑은 고딕" w:eastAsia="맑은 고딕" w:hAnsi="맑은 고딕" w:cs="맑은 고딕" w:hint="eastAsia"/>
+          <w:sz w:val="21"/>
+          <w:lang w:eastAsia="ko-KR"/>
+        </w:rPr>
+        <w:t>즉</w:t>
+      </w:r>
+      <w:r>
+        <w:rPr>
+          <w:sz w:val="21"/>
+          <w:lang w:eastAsia="ko-KR"/>
+        </w:rPr>
+        <w:t xml:space="preserve"> </w:t>
+      </w:r>
+      <w:r>
+        <w:rPr>
+          <w:rFonts w:ascii="맑은 고딕" w:eastAsia="맑은 고딕" w:hAnsi="맑은 고딕" w:cs="맑은 고딕" w:hint="eastAsia"/>
+          <w:sz w:val="21"/>
+          <w:lang w:eastAsia="ko-KR"/>
+        </w:rPr>
+        <w:t>프리시전</w:t>
+      </w:r>
+      <w:r>
+        <w:rPr>
+          <w:sz w:val="21"/>
+          <w:lang w:eastAsia="ko-KR"/>
+        </w:rPr>
+        <w:t>(Precision)</w:t>
+      </w:r>
+      <w:r>
+        <w:rPr>
+          <w:rFonts w:ascii="맑은 고딕" w:eastAsia="맑은 고딕" w:hAnsi="맑은 고딕" w:cs="맑은 고딕" w:hint="eastAsia"/>
+          <w:sz w:val="21"/>
+          <w:lang w:eastAsia="ko-KR"/>
+        </w:rPr>
+        <w:t>을</w:t>
+      </w:r>
+      <w:r>
+        <w:rPr>
+          <w:sz w:val="21"/>
+          <w:lang w:eastAsia="ko-KR"/>
+        </w:rPr>
+        <w:t xml:space="preserve"> 85% </w:t>
+      </w:r>
+      <w:r>
+        <w:rPr>
+          <w:rFonts w:ascii="맑은 고딕" w:eastAsia="맑은 고딕" w:hAnsi="맑은 고딕" w:cs="맑은 고딕" w:hint="eastAsia"/>
+          <w:sz w:val="21"/>
+          <w:lang w:eastAsia="ko-KR"/>
+        </w:rPr>
+        <w:t>이상으로</w:t>
+      </w:r>
+      <w:r>
+        <w:rPr>
+          <w:sz w:val="21"/>
+          <w:lang w:eastAsia="ko-KR"/>
+        </w:rPr>
+        <w:t xml:space="preserve"> </w:t>
+      </w:r>
+      <w:r>
+        <w:rPr>
+          <w:rFonts w:ascii="맑은 고딕" w:eastAsia="맑은 고딕" w:hAnsi="맑은 고딕" w:cs="맑은 고딕" w:hint="eastAsia"/>
+          <w:sz w:val="21"/>
+          <w:lang w:eastAsia="ko-KR"/>
+        </w:rPr>
+        <w:t>목표로</w:t>
+      </w:r>
+      <w:r>
+        <w:rPr>
+          <w:sz w:val="21"/>
+          <w:lang w:eastAsia="ko-KR"/>
+        </w:rPr>
+        <w:t xml:space="preserve"> </w:t>
+      </w:r>
+      <w:r>
+        <w:rPr>
+          <w:rFonts w:ascii="맑은 고딕" w:eastAsia="맑은 고딕" w:hAnsi="맑은 고딕" w:cs="맑은 고딕" w:hint="eastAsia"/>
+          <w:sz w:val="21"/>
+          <w:lang w:eastAsia="ko-KR"/>
+        </w:rPr>
+        <w:t>설정했</w:t>
+      </w:r>
+      <w:r>
+        <w:rPr>
+          <w:rFonts w:ascii="맑은 고딕" w:eastAsia="맑은 고딕" w:hAnsi="맑은 고딕" w:cs="맑은 고딕" w:hint="eastAsia"/>
+          <w:sz w:val="21"/>
+          <w:lang w:eastAsia="ko-KR"/>
+        </w:rPr>
+        <w:t xml:space="preserve">고, </w:t>
+      </w:r>
+      <w:r>
+        <w:rPr>
+          <w:sz w:val="21"/>
+          <w:lang w:eastAsia="ko-KR"/>
+        </w:rPr>
+        <w:t xml:space="preserve"> Recall </w:t>
+      </w:r>
+      <w:r>
+        <w:rPr>
+          <w:rFonts w:ascii="맑은 고딕" w:eastAsia="맑은 고딕" w:hAnsi="맑은 고딕" w:cs="맑은 고딕" w:hint="eastAsia"/>
+          <w:sz w:val="21"/>
+          <w:lang w:eastAsia="ko-KR"/>
+        </w:rPr>
+        <w:t xml:space="preserve">즉 </w:t>
+      </w:r>
+      <w:r>
+        <w:rPr>
+          <w:rFonts w:ascii="맑은 고딕" w:eastAsia="맑은 고딕" w:hAnsi="맑은 고딕" w:cs="맑은 고딕" w:hint="eastAsia"/>
+          <w:sz w:val="21"/>
+          <w:lang w:eastAsia="ko-KR"/>
+        </w:rPr>
+        <w:t>재현율</w:t>
+      </w:r>
+      <w:r>
+        <w:rPr>
+          <w:rFonts w:ascii="맑은 고딕" w:eastAsia="맑은 고딕" w:hAnsi="맑은 고딕" w:cs="맑은 고딕" w:hint="eastAsia"/>
+          <w:sz w:val="21"/>
+          <w:lang w:eastAsia="ko-KR"/>
+        </w:rPr>
+        <w:t>은</w:t>
+      </w:r>
+      <w:r>
+        <w:rPr>
+          <w:rFonts w:ascii="맑은 고딕" w:eastAsia="맑은 고딕" w:hAnsi="맑은 고딕" w:cs="맑은 고딕" w:hint="eastAsia"/>
+          <w:sz w:val="21"/>
+          <w:lang w:eastAsia="ko-KR"/>
+        </w:rPr>
+        <w:t xml:space="preserve"> </w:t>
+      </w:r>
+      <w:r>
+        <w:rPr>
+          <w:sz w:val="21"/>
+          <w:lang w:eastAsia="ko-KR"/>
+        </w:rPr>
+        <w:t>80%</w:t>
+      </w:r>
+      <w:r>
+        <w:rPr>
+          <w:sz w:val="21"/>
+          <w:lang w:eastAsia="ko-KR"/>
+        </w:rPr>
+        <w:t>를</w:t>
+      </w:r>
+      <w:r>
+        <w:rPr>
+          <w:sz w:val="21"/>
+          <w:lang w:eastAsia="ko-KR"/>
+        </w:rPr>
+        <w:t xml:space="preserve"> </w:t>
+      </w:r>
+      <w:r>
+        <w:rPr>
+          <w:sz w:val="21"/>
+          <w:lang w:eastAsia="ko-KR"/>
+        </w:rPr>
+        <w:t>공개</w:t>
+      </w:r>
+      <w:r>
+        <w:rPr>
+          <w:sz w:val="21"/>
+          <w:lang w:eastAsia="ko-KR"/>
+        </w:rPr>
+        <w:t xml:space="preserve"> </w:t>
+      </w:r>
+      <w:r>
+        <w:rPr>
+          <w:sz w:val="21"/>
+          <w:lang w:eastAsia="ko-KR"/>
+        </w:rPr>
+        <w:t>목표로</w:t>
+      </w:r>
+      <w:r>
+        <w:rPr>
+          <w:sz w:val="21"/>
+          <w:lang w:eastAsia="ko-KR"/>
+        </w:rPr>
+        <w:t xml:space="preserve"> </w:t>
+      </w:r>
+      <w:r>
+        <w:rPr>
+          <w:sz w:val="21"/>
+          <w:lang w:eastAsia="ko-KR"/>
+        </w:rPr>
+        <w:t>씁니다</w:t>
+      </w:r>
+      <w:r>
+        <w:rPr>
+          <w:sz w:val="21"/>
+          <w:lang w:eastAsia="ko-KR"/>
+        </w:rPr>
+        <w:t>.</w:t>
+      </w:r>
+    </w:p>
+    <w:p>
+      <w:pPr>
+        <w:spacing w:before="40" w:after="60"/>
+        <w:ind w:left="454"/>
+        <w:rPr>
+          <w:lang w:eastAsia="ko-KR"/>
+        </w:rPr>
+      </w:pPr>
+      <w:r>
+        <w:rPr>
+          <w:rFonts w:eastAsia="맑은 고딕" w:hint="eastAsia"/>
+          <w:sz w:val="21"/>
+          <w:lang w:eastAsia="ko-KR"/>
+        </w:rPr>
+        <w:t>AI</w:t>
+      </w:r>
+      <w:r>
+        <w:rPr>
+          <w:rFonts w:eastAsia="맑은 고딕" w:hint="eastAsia"/>
+          <w:sz w:val="21"/>
+          <w:lang w:eastAsia="ko-KR"/>
+        </w:rPr>
+        <w:t>가</w:t>
+      </w:r>
+      <w:r>
+        <w:rPr>
+          <w:rFonts w:eastAsia="맑은 고딕" w:hint="eastAsia"/>
+          <w:sz w:val="21"/>
+          <w:lang w:eastAsia="ko-KR"/>
+        </w:rPr>
+        <w:t xml:space="preserve"> </w:t>
+      </w:r>
+      <w:r>
+        <w:rPr>
+          <w:rFonts w:eastAsia="맑은 고딕" w:hint="eastAsia"/>
+          <w:sz w:val="21"/>
+          <w:lang w:eastAsia="ko-KR"/>
+        </w:rPr>
+        <w:t>분석한</w:t>
+      </w:r>
+      <w:r>
+        <w:rPr>
+          <w:rFonts w:eastAsia="맑은 고딕" w:hint="eastAsia"/>
+          <w:sz w:val="21"/>
+          <w:lang w:eastAsia="ko-KR"/>
+        </w:rPr>
+        <w:t xml:space="preserve"> </w:t>
+      </w:r>
+      <w:r>
+        <w:rPr>
+          <w:rFonts w:eastAsia="맑은 고딕" w:hint="eastAsia"/>
+          <w:sz w:val="21"/>
+          <w:lang w:eastAsia="ko-KR"/>
+        </w:rPr>
+        <w:t>결과</w:t>
+      </w:r>
+      <w:r>
+        <w:rPr>
+          <w:rFonts w:eastAsia="맑은 고딕" w:hint="eastAsia"/>
+          <w:sz w:val="21"/>
+          <w:lang w:eastAsia="ko-KR"/>
+        </w:rPr>
+        <w:t xml:space="preserve">, </w:t>
+      </w:r>
+      <w:r>
+        <w:rPr>
+          <w:sz w:val="21"/>
+          <w:lang w:eastAsia="ko-KR"/>
+        </w:rPr>
+        <w:t>국내</w:t>
+      </w:r>
+      <w:r>
+        <w:rPr>
+          <w:sz w:val="21"/>
+          <w:lang w:eastAsia="ko-KR"/>
+        </w:rPr>
+        <w:t xml:space="preserve"> </w:t>
+      </w:r>
+      <w:r>
+        <w:rPr>
+          <w:sz w:val="21"/>
+          <w:lang w:eastAsia="ko-KR"/>
+        </w:rPr>
+        <w:t>경쟁사</w:t>
+      </w:r>
+      <w:r>
+        <w:rPr>
+          <w:sz w:val="21"/>
+          <w:lang w:eastAsia="ko-KR"/>
+        </w:rPr>
+        <w:t xml:space="preserve"> </w:t>
+      </w:r>
+      <w:r>
+        <w:rPr>
+          <w:sz w:val="21"/>
+          <w:lang w:eastAsia="ko-KR"/>
+        </w:rPr>
+        <w:t>중</w:t>
+      </w:r>
+      <w:r>
+        <w:rPr>
+          <w:sz w:val="21"/>
+          <w:lang w:eastAsia="ko-KR"/>
+        </w:rPr>
+        <w:t xml:space="preserve"> </w:t>
+      </w:r>
+      <w:r>
+        <w:rPr>
+          <w:sz w:val="21"/>
+          <w:lang w:eastAsia="ko-KR"/>
+        </w:rPr>
+        <w:t>이</w:t>
+      </w:r>
+      <w:r>
+        <w:rPr>
+          <w:sz w:val="21"/>
+          <w:lang w:eastAsia="ko-KR"/>
+        </w:rPr>
+        <w:t xml:space="preserve"> </w:t>
+      </w:r>
+      <w:r>
+        <w:rPr>
+          <w:sz w:val="21"/>
+          <w:lang w:eastAsia="ko-KR"/>
+        </w:rPr>
+        <w:t>수치를</w:t>
+      </w:r>
+      <w:r>
+        <w:rPr>
+          <w:sz w:val="21"/>
+          <w:lang w:eastAsia="ko-KR"/>
+        </w:rPr>
+        <w:t xml:space="preserve"> </w:t>
+      </w:r>
+      <w:r>
+        <w:rPr>
+          <w:sz w:val="21"/>
+          <w:lang w:eastAsia="ko-KR"/>
+        </w:rPr>
+        <w:t>공개한</w:t>
+      </w:r>
+      <w:r>
+        <w:rPr>
+          <w:sz w:val="21"/>
+          <w:lang w:eastAsia="ko-KR"/>
+        </w:rPr>
+        <w:t xml:space="preserve"> </w:t>
+      </w:r>
+      <w:r>
+        <w:rPr>
+          <w:sz w:val="21"/>
+          <w:lang w:eastAsia="ko-KR"/>
+        </w:rPr>
+        <w:t>곳이</w:t>
+      </w:r>
+      <w:r>
+        <w:rPr>
+          <w:sz w:val="21"/>
+          <w:lang w:eastAsia="ko-KR"/>
+        </w:rPr>
+        <w:t xml:space="preserve"> </w:t>
+      </w:r>
+      <w:r>
+        <w:rPr>
+          <w:sz w:val="21"/>
+          <w:lang w:eastAsia="ko-KR"/>
+        </w:rPr>
+        <w:t>없</w:t>
+      </w:r>
+      <w:r>
+        <w:rPr>
+          <w:rFonts w:ascii="맑은 고딕" w:eastAsia="맑은 고딕" w:hAnsi="맑은 고딕" w:cs="맑은 고딕" w:hint="eastAsia"/>
+          <w:sz w:val="21"/>
+          <w:lang w:eastAsia="ko-KR"/>
+        </w:rPr>
+        <w:t>었습니다.</w:t>
+      </w:r>
+    </w:p>
+    <w:p>
+      <w:pPr>
+        <w:spacing w:before="40" w:after="60"/>
+        <w:ind w:left="454"/>
+        <w:rPr>
+          <w:lang w:eastAsia="ko-KR"/>
+        </w:rPr>
+      </w:pPr>
+      <w:r>
+        <w:rPr>
+          <w:rFonts w:ascii="맑은 고딕" w:eastAsia="맑은 고딕" w:hAnsi="맑은 고딕" w:cs="맑은 고딕" w:hint="eastAsia"/>
+          <w:sz w:val="21"/>
+          <w:lang w:eastAsia="ko-KR"/>
+        </w:rPr>
+        <w:t xml:space="preserve">그래서, </w:t>
+      </w:r>
+      <w:r>
+        <w:rPr>
+          <w:sz w:val="21"/>
+          <w:lang w:eastAsia="ko-KR"/>
+        </w:rPr>
+        <w:t>엔키아</w:t>
+      </w:r>
+      <w:r>
+        <w:rPr>
+          <w:sz w:val="21"/>
+          <w:lang w:eastAsia="ko-KR"/>
+        </w:rPr>
+        <w:t xml:space="preserve"> Polestar</w:t>
+      </w:r>
+      <w:r>
+        <w:rPr>
+          <w:sz w:val="21"/>
+          <w:lang w:eastAsia="ko-KR"/>
+        </w:rPr>
+        <w:t>가</w:t>
+      </w:r>
+      <w:r>
+        <w:rPr>
+          <w:sz w:val="21"/>
+          <w:lang w:eastAsia="ko-KR"/>
+        </w:rPr>
+        <w:t xml:space="preserve"> </w:t>
+      </w:r>
+      <w:r>
+        <w:rPr>
+          <w:sz w:val="21"/>
+          <w:lang w:eastAsia="ko-KR"/>
+        </w:rPr>
+        <w:t>이</w:t>
+      </w:r>
+      <w:r>
+        <w:rPr>
+          <w:sz w:val="21"/>
+          <w:lang w:eastAsia="ko-KR"/>
+        </w:rPr>
+        <w:t xml:space="preserve"> </w:t>
+      </w:r>
+      <w:r>
+        <w:rPr>
+          <w:sz w:val="21"/>
+          <w:lang w:eastAsia="ko-KR"/>
+        </w:rPr>
+        <w:t>기준을</w:t>
+      </w:r>
+      <w:r>
+        <w:rPr>
+          <w:sz w:val="21"/>
+          <w:lang w:eastAsia="ko-KR"/>
+        </w:rPr>
+        <w:t xml:space="preserve"> </w:t>
+      </w:r>
+      <w:r>
+        <w:rPr>
+          <w:sz w:val="21"/>
+          <w:lang w:eastAsia="ko-KR"/>
+        </w:rPr>
+        <w:t>공식화하면</w:t>
+      </w:r>
+      <w:r>
+        <w:rPr>
+          <w:sz w:val="21"/>
+          <w:lang w:eastAsia="ko-KR"/>
+        </w:rPr>
+        <w:t xml:space="preserve"> </w:t>
+      </w:r>
+      <w:r>
+        <w:rPr>
+          <w:sz w:val="21"/>
+          <w:lang w:eastAsia="ko-KR"/>
+        </w:rPr>
+        <w:t>차별화</w:t>
+      </w:r>
+      <w:r>
+        <w:rPr>
+          <w:sz w:val="21"/>
+          <w:lang w:eastAsia="ko-KR"/>
+        </w:rPr>
+        <w:t xml:space="preserve"> </w:t>
+      </w:r>
+      <w:r>
+        <w:rPr>
+          <w:sz w:val="21"/>
+          <w:lang w:eastAsia="ko-KR"/>
+        </w:rPr>
+        <w:t>포인트가</w:t>
+      </w:r>
+      <w:r>
+        <w:rPr>
+          <w:sz w:val="21"/>
+          <w:lang w:eastAsia="ko-KR"/>
+        </w:rPr>
+        <w:t xml:space="preserve"> </w:t>
+      </w:r>
+      <w:r>
+        <w:rPr>
+          <w:rFonts w:ascii="맑은 고딕" w:eastAsia="맑은 고딕" w:hAnsi="맑은 고딕" w:cs="맑은 고딕" w:hint="eastAsia"/>
+          <w:sz w:val="21"/>
+          <w:lang w:eastAsia="ko-KR"/>
+        </w:rPr>
+        <w:t>되지</w:t>
+      </w:r>
+      <w:r>
+        <w:rPr>
+          <w:rFonts w:ascii="맑은 고딕" w:eastAsia="맑은 고딕" w:hAnsi="맑은 고딕" w:cs="맑은 고딕" w:hint="eastAsia"/>
+          <w:sz w:val="21"/>
+          <w:lang w:eastAsia="ko-KR"/>
+        </w:rPr>
+        <w:t xml:space="preserve"> </w:t>
+      </w:r>
+      <w:r>
+        <w:rPr>
+          <w:rFonts w:ascii="맑은 고딕" w:eastAsia="맑은 고딕" w:hAnsi="맑은 고딕" w:cs="맑은 고딕" w:hint="eastAsia"/>
+          <w:sz w:val="21"/>
+          <w:lang w:eastAsia="ko-KR"/>
+        </w:rPr>
+        <w:t>않을까 생각합니다.</w:t>
+      </w:r>
+    </w:p>
+    <w:p>
+      <w:pPr>
+        <w:spacing w:after="0"/>
+        <w:rPr>
+          <w:lang w:eastAsia="ko-KR"/>
+        </w:rPr>
+      </w:pPr>
+    </w:p>
+    <w:p>
+      <w:pPr>
+        <w:shd w:val="clear" w:color="auto" w:fill="FFF7ED"/>
+        <w:spacing w:before="80" w:after="40"/>
+        <w:ind w:left="340"/>
+        <w:rPr>
+          <w:lang w:eastAsia="ko-KR"/>
+        </w:rPr>
+      </w:pPr>
+      <w:r>
+        <w:rPr>
+          <w:b/>
+          <w:color w:val="9A3412"/>
+          <w:sz w:val="20"/>
+          <w:lang w:eastAsia="ko-KR"/>
+        </w:rPr>
+        <w:t>[</w:t>
+      </w:r>
+      <w:r>
+        <w:rPr>
+          <w:b/>
+          <w:color w:val="9A3412"/>
+          <w:sz w:val="20"/>
+          <w:lang w:eastAsia="ko-KR"/>
+        </w:rPr>
+        <w:t>화면</w:t>
+      </w:r>
+      <w:r>
+        <w:rPr>
+          <w:b/>
+          <w:color w:val="9A3412"/>
+          <w:sz w:val="20"/>
+          <w:lang w:eastAsia="ko-KR"/>
+        </w:rPr>
+        <w:t xml:space="preserve">] </w:t>
+      </w:r>
+      <w:r>
+        <w:rPr>
+          <w:b/>
+          <w:color w:val="9A3412"/>
+          <w:sz w:val="20"/>
+          <w:lang w:eastAsia="ko-KR"/>
+        </w:rPr>
         <w:t>보고서</w:t>
       </w:r>
       <w:r>
@@ -6869,15 +7693,25 @@
           <w:sz w:val="21"/>
           <w:lang w:eastAsia="ko-KR"/>
         </w:rPr>
-        <w:t xml:space="preserve"> Leading KPI(</w:t>
-      </w:r>
-      <w:r>
-        <w:rPr>
+        <w:t xml:space="preserve"> Leading KPI</w:t>
+      </w:r>
+      <w:r>
+        <w:rPr>
+          <w:rFonts w:eastAsia="맑은 고딕" w:hint="eastAsia"/>
           <w:b/>
           <w:color w:val="DC2626"/>
           <w:sz w:val="21"/>
           <w:lang w:eastAsia="ko-KR"/>
         </w:rPr>
+        <w:t xml:space="preserve">, </w:t>
+      </w:r>
+      <w:r>
+        <w:rPr>
+          <w:b/>
+          <w:color w:val="DC2626"/>
+          <w:sz w:val="21"/>
+          <w:lang w:eastAsia="ko-KR"/>
+        </w:rPr>
         <w:t>선행</w:t>
       </w:r>
       <w:r>
@@ -6896,25 +7730,7 @@
           <w:sz w:val="21"/>
           <w:lang w:eastAsia="ko-KR"/>
         </w:rPr>
-        <w:t>지표</w:t>
-      </w:r>
-      <w:r>
-        <w:rPr>
-          <w:b/>
-          <w:color w:val="DC2626"/>
-          <w:sz w:val="21"/>
-          <w:lang w:eastAsia="ko-KR"/>
-        </w:rPr>
-        <w:t>)</w:t>
-      </w:r>
-      <w:r>
-        <w:rPr>
-          <w:b/>
-          <w:color w:val="DC2626"/>
-          <w:sz w:val="21"/>
-          <w:lang w:eastAsia="ko-KR"/>
-        </w:rPr>
-        <w:t>로</w:t>
+        <w:t>지표로</w:t>
       </w:r>
       <w:r>
         <w:rPr>
@@ -6985,6 +7801,8 @@
         <w:spacing w:before="40" w:after="60"/>
         <w:ind w:left="454"/>
         <w:rPr>
+          <w:rFonts w:eastAsia="맑은 고딕"/>
+          <w:sz w:val="21"/>
           <w:lang w:eastAsia="ko-KR"/>
         </w:rPr>
       </w:pPr>
@@ -7095,6 +7913,526 @@
       </w:r>
       <w:r>
         <w:rPr>
+          <w:sz w:val="21"/>
+          <w:lang w:eastAsia="ko-KR"/>
+        </w:rPr>
+        <w:t>.</w:t>
+      </w:r>
+      <w:r>
+        <w:rPr>
+          <w:rFonts w:eastAsia="맑은 고딕" w:hint="eastAsia"/>
+          <w:sz w:val="21"/>
+          <w:lang w:eastAsia="ko-KR"/>
+        </w:rPr>
+        <w:t xml:space="preserve"> </w:t>
+      </w:r>
+      <w:r>
+        <w:rPr>
+          <w:rFonts w:eastAsia="맑은 고딕" w:hint="eastAsia"/>
+          <w:sz w:val="21"/>
+          <w:lang w:eastAsia="ko-KR"/>
+        </w:rPr>
+        <w:t>단기</w:t>
+      </w:r>
+      <w:r>
+        <w:rPr>
+          <w:rFonts w:eastAsia="맑은 고딕" w:hint="eastAsia"/>
+          <w:sz w:val="21"/>
+          <w:lang w:eastAsia="ko-KR"/>
+        </w:rPr>
+        <w:t xml:space="preserve"> </w:t>
+      </w:r>
+      <w:r>
+        <w:rPr>
+          <w:rFonts w:eastAsia="맑은 고딕" w:hint="eastAsia"/>
+          <w:sz w:val="21"/>
+          <w:lang w:eastAsia="ko-KR"/>
+        </w:rPr>
+        <w:t>매출만</w:t>
+      </w:r>
+      <w:r>
+        <w:rPr>
+          <w:rFonts w:eastAsia="맑은 고딕" w:hint="eastAsia"/>
+          <w:sz w:val="21"/>
+          <w:lang w:eastAsia="ko-KR"/>
+        </w:rPr>
+        <w:t xml:space="preserve"> </w:t>
+      </w:r>
+      <w:r>
+        <w:rPr>
+          <w:rFonts w:eastAsia="맑은 고딕" w:hint="eastAsia"/>
+          <w:sz w:val="21"/>
+          <w:lang w:eastAsia="ko-KR"/>
+        </w:rPr>
+        <w:t>측</w:t>
+      </w:r>
+      <w:r>
+        <w:rPr>
+          <w:rFonts w:eastAsia="맑은 고딕" w:hint="eastAsia"/>
+          <w:sz w:val="21"/>
+          <w:lang w:eastAsia="ko-KR"/>
+        </w:rPr>
+        <w:t>정</w:t>
+      </w:r>
+      <w:r>
+        <w:rPr>
+          <w:rFonts w:eastAsia="맑은 고딕" w:hint="eastAsia"/>
+          <w:sz w:val="21"/>
+          <w:lang w:eastAsia="ko-KR"/>
+        </w:rPr>
+        <w:t>하면</w:t>
+      </w:r>
+      <w:r>
+        <w:rPr>
+          <w:rFonts w:eastAsia="맑은 고딕" w:hint="eastAsia"/>
+          <w:sz w:val="21"/>
+          <w:lang w:eastAsia="ko-KR"/>
+        </w:rPr>
+        <w:t xml:space="preserve"> </w:t>
+      </w:r>
+      <w:r>
+        <w:rPr>
+          <w:rFonts w:eastAsia="맑은 고딕" w:hint="eastAsia"/>
+          <w:sz w:val="21"/>
+          <w:lang w:eastAsia="ko-KR"/>
+        </w:rPr>
+        <w:t>영업사원이</w:t>
+      </w:r>
+      <w:r>
+        <w:rPr>
+          <w:rFonts w:eastAsia="맑은 고딕" w:hint="eastAsia"/>
+          <w:sz w:val="21"/>
+          <w:lang w:eastAsia="ko-KR"/>
+        </w:rPr>
+        <w:t xml:space="preserve"> </w:t>
+      </w:r>
+      <w:r>
+        <w:rPr>
+          <w:rFonts w:eastAsia="맑은 고딕" w:hint="eastAsia"/>
+          <w:sz w:val="21"/>
+          <w:lang w:eastAsia="ko-KR"/>
+        </w:rPr>
+        <w:t>단기</w:t>
+      </w:r>
+      <w:r>
+        <w:rPr>
+          <w:rFonts w:eastAsia="맑은 고딕" w:hint="eastAsia"/>
+          <w:sz w:val="21"/>
+          <w:lang w:eastAsia="ko-KR"/>
+        </w:rPr>
+        <w:t xml:space="preserve"> </w:t>
+      </w:r>
+      <w:r>
+        <w:rPr>
+          <w:rFonts w:eastAsia="맑은 고딕" w:hint="eastAsia"/>
+          <w:sz w:val="21"/>
+          <w:lang w:eastAsia="ko-KR"/>
+        </w:rPr>
+        <w:t>계약에만</w:t>
+      </w:r>
+      <w:r>
+        <w:rPr>
+          <w:rFonts w:eastAsia="맑은 고딕" w:hint="eastAsia"/>
+          <w:sz w:val="21"/>
+          <w:lang w:eastAsia="ko-KR"/>
+        </w:rPr>
+        <w:t xml:space="preserve"> </w:t>
+      </w:r>
+      <w:r>
+        <w:rPr>
+          <w:rFonts w:eastAsia="맑은 고딕" w:hint="eastAsia"/>
+          <w:sz w:val="21"/>
+          <w:lang w:eastAsia="ko-KR"/>
+        </w:rPr>
+        <w:t>집중하게</w:t>
+      </w:r>
+      <w:r>
+        <w:rPr>
+          <w:rFonts w:eastAsia="맑은 고딕" w:hint="eastAsia"/>
+          <w:sz w:val="21"/>
+          <w:lang w:eastAsia="ko-KR"/>
+        </w:rPr>
+        <w:t xml:space="preserve"> </w:t>
+      </w:r>
+      <w:r>
+        <w:rPr>
+          <w:rFonts w:eastAsia="맑은 고딕" w:hint="eastAsia"/>
+          <w:sz w:val="21"/>
+          <w:lang w:eastAsia="ko-KR"/>
+        </w:rPr>
+        <w:t>되</w:t>
+      </w:r>
+      <w:r>
+        <w:rPr>
+          <w:rFonts w:eastAsia="맑은 고딕" w:hint="eastAsia"/>
+          <w:sz w:val="21"/>
+          <w:lang w:eastAsia="ko-KR"/>
+        </w:rPr>
+        <w:t>기</w:t>
+      </w:r>
+      <w:r>
+        <w:rPr>
+          <w:rFonts w:eastAsia="맑은 고딕" w:hint="eastAsia"/>
+          <w:sz w:val="21"/>
+          <w:lang w:eastAsia="ko-KR"/>
+        </w:rPr>
+        <w:t xml:space="preserve"> </w:t>
+      </w:r>
+      <w:r>
+        <w:rPr>
+          <w:rFonts w:eastAsia="맑은 고딕" w:hint="eastAsia"/>
+          <w:sz w:val="21"/>
+          <w:lang w:eastAsia="ko-KR"/>
+        </w:rPr>
+        <w:t>때문에</w:t>
+      </w:r>
+      <w:r>
+        <w:rPr>
+          <w:rFonts w:eastAsia="맑은 고딕" w:hint="eastAsia"/>
+          <w:sz w:val="21"/>
+          <w:lang w:eastAsia="ko-KR"/>
+        </w:rPr>
+        <w:t>,</w:t>
+      </w:r>
+      <w:r>
+        <w:rPr>
+          <w:rFonts w:eastAsia="맑은 고딕" w:hint="eastAsia"/>
+          <w:sz w:val="21"/>
+          <w:lang w:eastAsia="ko-KR"/>
+        </w:rPr>
+        <w:t xml:space="preserve"> </w:t>
+      </w:r>
+      <w:r>
+        <w:rPr>
+          <w:rFonts w:eastAsia="맑은 고딕" w:hint="eastAsia"/>
+          <w:sz w:val="21"/>
+          <w:lang w:eastAsia="ko-KR"/>
+        </w:rPr>
+        <w:t>더존비즈온은</w:t>
+      </w:r>
+      <w:r>
+        <w:rPr>
+          <w:rFonts w:eastAsia="맑은 고딕" w:hint="eastAsia"/>
+          <w:sz w:val="21"/>
+          <w:lang w:eastAsia="ko-KR"/>
+        </w:rPr>
+        <w:t xml:space="preserve"> </w:t>
+      </w:r>
+      <w:r>
+        <w:rPr>
+          <w:rFonts w:eastAsia="맑은 고딕" w:hint="eastAsia"/>
+          <w:sz w:val="21"/>
+          <w:lang w:eastAsia="ko-KR"/>
+        </w:rPr>
+        <w:t>이를</w:t>
+      </w:r>
+      <w:r>
+        <w:rPr>
+          <w:rFonts w:eastAsia="맑은 고딕" w:hint="eastAsia"/>
+          <w:sz w:val="21"/>
+          <w:lang w:eastAsia="ko-KR"/>
+        </w:rPr>
+        <w:t xml:space="preserve"> </w:t>
+      </w:r>
+      <w:r>
+        <w:rPr>
+          <w:rFonts w:eastAsia="맑은 고딕" w:hint="eastAsia"/>
+          <w:sz w:val="21"/>
+          <w:lang w:eastAsia="ko-KR"/>
+        </w:rPr>
+        <w:t>막기</w:t>
+      </w:r>
+      <w:r>
+        <w:rPr>
+          <w:rFonts w:eastAsia="맑은 고딕" w:hint="eastAsia"/>
+          <w:sz w:val="21"/>
+          <w:lang w:eastAsia="ko-KR"/>
+        </w:rPr>
+        <w:t xml:space="preserve"> </w:t>
+      </w:r>
+      <w:r>
+        <w:rPr>
+          <w:rFonts w:eastAsia="맑은 고딕" w:hint="eastAsia"/>
+          <w:sz w:val="21"/>
+          <w:lang w:eastAsia="ko-KR"/>
+        </w:rPr>
+        <w:t>위해</w:t>
+      </w:r>
+      <w:r>
+        <w:rPr>
+          <w:rFonts w:eastAsia="맑은 고딕" w:hint="eastAsia"/>
+          <w:sz w:val="21"/>
+          <w:lang w:eastAsia="ko-KR"/>
+        </w:rPr>
+        <w:t xml:space="preserve"> </w:t>
+      </w:r>
+      <w:r>
+        <w:rPr>
+          <w:rFonts w:eastAsia="맑은 고딕"/>
+          <w:sz w:val="21"/>
+          <w:lang w:eastAsia="ko-KR"/>
+        </w:rPr>
+        <w:t>‘</w:t>
+      </w:r>
+      <w:r>
+        <w:rPr>
+          <w:rFonts w:eastAsia="맑은 고딕" w:hint="eastAsia"/>
+          <w:sz w:val="21"/>
+          <w:lang w:eastAsia="ko-KR"/>
+        </w:rPr>
+        <w:t>분기</w:t>
+      </w:r>
+      <w:r>
+        <w:rPr>
+          <w:rFonts w:eastAsia="맑은 고딕" w:hint="eastAsia"/>
+          <w:sz w:val="21"/>
+          <w:lang w:eastAsia="ko-KR"/>
+        </w:rPr>
+        <w:t xml:space="preserve"> </w:t>
+      </w:r>
+      <w:r>
+        <w:rPr>
+          <w:rFonts w:eastAsia="맑은 고딕" w:hint="eastAsia"/>
+          <w:sz w:val="21"/>
+          <w:lang w:eastAsia="ko-KR"/>
+        </w:rPr>
+        <w:t>내</w:t>
+      </w:r>
+      <w:r>
+        <w:rPr>
+          <w:rFonts w:eastAsia="맑은 고딕" w:hint="eastAsia"/>
+          <w:sz w:val="21"/>
+          <w:lang w:eastAsia="ko-KR"/>
+        </w:rPr>
+        <w:t xml:space="preserve"> </w:t>
+      </w:r>
+      <w:r>
+        <w:rPr>
+          <w:rFonts w:eastAsia="맑은 고딕" w:hint="eastAsia"/>
+          <w:sz w:val="21"/>
+          <w:lang w:eastAsia="ko-KR"/>
+        </w:rPr>
+        <w:t>신규</w:t>
+      </w:r>
+      <w:r>
+        <w:rPr>
+          <w:rFonts w:eastAsia="맑은 고딕" w:hint="eastAsia"/>
+          <w:sz w:val="21"/>
+          <w:lang w:eastAsia="ko-KR"/>
+        </w:rPr>
+        <w:t xml:space="preserve"> </w:t>
+      </w:r>
+      <w:r>
+        <w:rPr>
+          <w:rFonts w:eastAsia="맑은 고딕" w:hint="eastAsia"/>
+          <w:sz w:val="21"/>
+          <w:lang w:eastAsia="ko-KR"/>
+        </w:rPr>
+        <w:t>유망고객</w:t>
+      </w:r>
+      <w:r>
+        <w:rPr>
+          <w:rFonts w:eastAsia="맑은 고딕" w:hint="eastAsia"/>
+          <w:sz w:val="21"/>
+          <w:lang w:eastAsia="ko-KR"/>
+        </w:rPr>
+        <w:t xml:space="preserve"> </w:t>
+      </w:r>
+      <w:r>
+        <w:rPr>
+          <w:rFonts w:eastAsia="맑은 고딕" w:hint="eastAsia"/>
+          <w:sz w:val="21"/>
+          <w:lang w:eastAsia="ko-KR"/>
+        </w:rPr>
+        <w:t>확보</w:t>
+      </w:r>
+      <w:r>
+        <w:rPr>
+          <w:rFonts w:eastAsia="맑은 고딕" w:hint="eastAsia"/>
+          <w:sz w:val="21"/>
+          <w:lang w:eastAsia="ko-KR"/>
+        </w:rPr>
+        <w:t xml:space="preserve"> </w:t>
+      </w:r>
+      <w:r>
+        <w:rPr>
+          <w:rFonts w:eastAsia="맑은 고딕" w:hint="eastAsia"/>
+          <w:sz w:val="21"/>
+          <w:lang w:eastAsia="ko-KR"/>
+        </w:rPr>
+        <w:t>건수</w:t>
+      </w:r>
+      <w:r>
+        <w:rPr>
+          <w:rFonts w:eastAsia="맑은 고딕"/>
+          <w:sz w:val="21"/>
+          <w:lang w:eastAsia="ko-KR"/>
+        </w:rPr>
+        <w:t>’</w:t>
+      </w:r>
+      <w:r>
+        <w:rPr>
+          <w:rFonts w:eastAsia="맑은 고딕" w:hint="eastAsia"/>
+          <w:sz w:val="21"/>
+          <w:lang w:eastAsia="ko-KR"/>
+        </w:rPr>
+        <w:t>를</w:t>
+      </w:r>
+      <w:r>
+        <w:rPr>
+          <w:rFonts w:eastAsia="맑은 고딕" w:hint="eastAsia"/>
+          <w:sz w:val="21"/>
+          <w:lang w:eastAsia="ko-KR"/>
+        </w:rPr>
+        <w:t xml:space="preserve"> leading KPI, </w:t>
+      </w:r>
+      <w:r>
+        <w:rPr>
+          <w:rFonts w:eastAsia="맑은 고딕" w:hint="eastAsia"/>
+          <w:sz w:val="21"/>
+          <w:lang w:eastAsia="ko-KR"/>
+        </w:rPr>
+        <w:t>즉</w:t>
+      </w:r>
+      <w:r>
+        <w:rPr>
+          <w:rFonts w:eastAsia="맑은 고딕" w:hint="eastAsia"/>
+          <w:sz w:val="21"/>
+          <w:lang w:eastAsia="ko-KR"/>
+        </w:rPr>
+        <w:t xml:space="preserve"> </w:t>
+      </w:r>
+      <w:r>
+        <w:rPr>
+          <w:rFonts w:eastAsia="맑은 고딕" w:hint="eastAsia"/>
+          <w:sz w:val="21"/>
+          <w:lang w:eastAsia="ko-KR"/>
+        </w:rPr>
+        <w:t>선행지표로</w:t>
+      </w:r>
+      <w:r>
+        <w:rPr>
+          <w:rFonts w:eastAsia="맑은 고딕" w:hint="eastAsia"/>
+          <w:sz w:val="21"/>
+          <w:lang w:eastAsia="ko-KR"/>
+        </w:rPr>
+        <w:t xml:space="preserve"> </w:t>
+      </w:r>
+      <w:r>
+        <w:rPr>
+          <w:rFonts w:eastAsia="맑은 고딕" w:hint="eastAsia"/>
+          <w:sz w:val="21"/>
+          <w:lang w:eastAsia="ko-KR"/>
+        </w:rPr>
+        <w:t>설정하고</w:t>
+      </w:r>
+      <w:r>
+        <w:rPr>
+          <w:rFonts w:eastAsia="맑은 고딕" w:hint="eastAsia"/>
+          <w:sz w:val="21"/>
+          <w:lang w:eastAsia="ko-KR"/>
+        </w:rPr>
+        <w:t xml:space="preserve">  </w:t>
+      </w:r>
+      <w:r>
+        <w:rPr>
+          <w:rFonts w:eastAsia="맑은 고딕" w:hint="eastAsia"/>
+          <w:sz w:val="21"/>
+          <w:lang w:eastAsia="ko-KR"/>
+        </w:rPr>
+        <w:t>있</w:t>
+      </w:r>
+      <w:r>
+        <w:rPr>
+          <w:rFonts w:eastAsia="맑은 고딕" w:hint="eastAsia"/>
+          <w:sz w:val="21"/>
+          <w:lang w:eastAsia="ko-KR"/>
+        </w:rPr>
+        <w:t>습니다</w:t>
+      </w:r>
+      <w:r>
+        <w:rPr>
+          <w:rFonts w:eastAsia="맑은 고딕" w:hint="eastAsia"/>
+          <w:sz w:val="21"/>
+          <w:lang w:eastAsia="ko-KR"/>
+        </w:rPr>
+        <w:t xml:space="preserve">. </w:t>
+      </w:r>
+      <w:r>
+        <w:rPr>
+          <w:rFonts w:eastAsia="맑은 고딕" w:hint="eastAsia"/>
+          <w:sz w:val="21"/>
+          <w:lang w:eastAsia="ko-KR"/>
+        </w:rPr>
+        <w:t>저희</w:t>
+      </w:r>
+      <w:r>
+        <w:rPr>
+          <w:rFonts w:eastAsia="맑은 고딕" w:hint="eastAsia"/>
+          <w:sz w:val="21"/>
+          <w:lang w:eastAsia="ko-KR"/>
+        </w:rPr>
+        <w:t>도</w:t>
+      </w:r>
+      <w:r>
+        <w:rPr>
+          <w:rFonts w:eastAsia="맑은 고딕" w:hint="eastAsia"/>
+          <w:sz w:val="21"/>
+          <w:lang w:eastAsia="ko-KR"/>
+        </w:rPr>
+        <w:t xml:space="preserve"> </w:t>
+      </w:r>
+      <w:r>
+        <w:rPr>
+          <w:rFonts w:eastAsia="맑은 고딕" w:hint="eastAsia"/>
+          <w:sz w:val="21"/>
+          <w:lang w:eastAsia="ko-KR"/>
+        </w:rPr>
+        <w:t>이</w:t>
+      </w:r>
+      <w:r>
+        <w:rPr>
+          <w:rFonts w:eastAsia="맑은 고딕" w:hint="eastAsia"/>
+          <w:sz w:val="21"/>
+          <w:lang w:eastAsia="ko-KR"/>
+        </w:rPr>
+        <w:t>를</w:t>
+      </w:r>
+      <w:r>
+        <w:rPr>
+          <w:rFonts w:eastAsia="맑은 고딕" w:hint="eastAsia"/>
+          <w:sz w:val="21"/>
+          <w:lang w:eastAsia="ko-KR"/>
+        </w:rPr>
+        <w:t xml:space="preserve"> </w:t>
+      </w:r>
+      <w:r>
+        <w:rPr>
+          <w:rFonts w:eastAsia="맑은 고딕" w:hint="eastAsia"/>
+          <w:sz w:val="21"/>
+          <w:lang w:eastAsia="ko-KR"/>
+        </w:rPr>
+        <w:t>반영</w:t>
+      </w:r>
+      <w:r>
+        <w:rPr>
+          <w:rFonts w:eastAsia="맑은 고딕" w:hint="eastAsia"/>
+          <w:sz w:val="21"/>
+          <w:lang w:eastAsia="ko-KR"/>
+        </w:rPr>
+        <w:t xml:space="preserve"> </w:t>
+      </w:r>
+      <w:r>
+        <w:rPr>
+          <w:rFonts w:eastAsia="맑은 고딕" w:hint="eastAsia"/>
+          <w:sz w:val="21"/>
+          <w:lang w:eastAsia="ko-KR"/>
+        </w:rPr>
+        <w:t>하였습니다</w:t>
+      </w:r>
+      <w:r>
+        <w:rPr>
+          <w:rFonts w:eastAsia="맑은 고딕" w:hint="eastAsia"/>
           <w:sz w:val="21"/>
           <w:lang w:eastAsia="ko-KR"/>
         </w:rPr>
@@ -7106,318 +8444,17 @@
         <w:spacing w:before="40" w:after="60"/>
         <w:ind w:left="454"/>
         <w:rPr>
+          <w:rFonts w:eastAsia="맑은 고딕" w:hint="eastAsia"/>
           <w:lang w:eastAsia="ko-KR"/>
         </w:rPr>
       </w:pPr>
       <w:r>
         <w:rPr>
-          <w:sz w:val="21"/>
-          <w:lang w:eastAsia="ko-KR"/>
-        </w:rPr>
-        <w:t>매출</w:t>
-      </w:r>
-      <w:r>
-        <w:rPr>
-          <w:sz w:val="21"/>
-          <w:lang w:eastAsia="ko-KR"/>
-        </w:rPr>
-        <w:t xml:space="preserve"> </w:t>
-      </w:r>
-      <w:r>
-        <w:rPr>
-          <w:sz w:val="21"/>
-          <w:lang w:eastAsia="ko-KR"/>
-        </w:rPr>
-        <w:t>결과만</w:t>
-      </w:r>
-      <w:r>
-        <w:rPr>
-          <w:sz w:val="21"/>
-          <w:lang w:eastAsia="ko-KR"/>
-        </w:rPr>
-        <w:t xml:space="preserve"> </w:t>
-      </w:r>
-      <w:r>
-        <w:rPr>
-          <w:sz w:val="21"/>
-          <w:lang w:eastAsia="ko-KR"/>
-        </w:rPr>
-        <w:t>보면</w:t>
-      </w:r>
-      <w:r>
-        <w:rPr>
-          <w:sz w:val="21"/>
-          <w:lang w:eastAsia="ko-KR"/>
-        </w:rPr>
-        <w:t xml:space="preserve"> </w:t>
-      </w:r>
-      <w:r>
-        <w:rPr>
-          <w:sz w:val="21"/>
-          <w:lang w:eastAsia="ko-KR"/>
-        </w:rPr>
-        <w:t>영업</w:t>
-      </w:r>
-      <w:r>
-        <w:rPr>
-          <w:sz w:val="21"/>
-          <w:lang w:eastAsia="ko-KR"/>
-        </w:rPr>
-        <w:t xml:space="preserve"> </w:t>
-      </w:r>
-      <w:r>
-        <w:rPr>
-          <w:sz w:val="21"/>
-          <w:lang w:eastAsia="ko-KR"/>
-        </w:rPr>
-        <w:t>활동이</w:t>
-      </w:r>
-      <w:r>
-        <w:rPr>
-          <w:sz w:val="21"/>
-          <w:lang w:eastAsia="ko-KR"/>
-        </w:rPr>
-        <w:t xml:space="preserve"> 6</w:t>
-      </w:r>
-      <w:r>
-        <w:rPr>
-          <w:sz w:val="21"/>
-          <w:lang w:eastAsia="ko-KR"/>
-        </w:rPr>
-        <w:t>개월</w:t>
-      </w:r>
-      <w:r>
-        <w:rPr>
-          <w:sz w:val="21"/>
-          <w:lang w:eastAsia="ko-KR"/>
-        </w:rPr>
-        <w:t xml:space="preserve"> </w:t>
-      </w:r>
-      <w:r>
-        <w:rPr>
-          <w:sz w:val="21"/>
-          <w:lang w:eastAsia="ko-KR"/>
-        </w:rPr>
-        <w:t>뒤에야</w:t>
-      </w:r>
-      <w:r>
-        <w:rPr>
-          <w:sz w:val="21"/>
-          <w:lang w:eastAsia="ko-KR"/>
-        </w:rPr>
-        <w:t xml:space="preserve"> </w:t>
-      </w:r>
-      <w:r>
-        <w:rPr>
-          <w:sz w:val="21"/>
-          <w:lang w:eastAsia="ko-KR"/>
-        </w:rPr>
-        <w:t>보입니다</w:t>
-      </w:r>
-      <w:r>
-        <w:rPr>
-          <w:sz w:val="21"/>
-          <w:lang w:eastAsia="ko-KR"/>
-        </w:rPr>
-        <w:t>.</w:t>
-      </w:r>
-    </w:p>
-    <w:p>
-      <w:pPr>
-        <w:spacing w:before="40" w:after="60"/>
-        <w:ind w:left="454"/>
-        <w:rPr>
-          <w:lang w:eastAsia="ko-KR"/>
-        </w:rPr>
-      </w:pPr>
-      <w:r>
-        <w:rPr>
-          <w:sz w:val="21"/>
-          <w:lang w:eastAsia="ko-KR"/>
-        </w:rPr>
-        <w:t>"</w:t>
-      </w:r>
-      <w:r>
-        <w:rPr>
-          <w:sz w:val="21"/>
-          <w:lang w:eastAsia="ko-KR"/>
-        </w:rPr>
-        <w:t>이번</w:t>
-      </w:r>
-      <w:r>
-        <w:rPr>
-          <w:sz w:val="21"/>
-          <w:lang w:eastAsia="ko-KR"/>
-        </w:rPr>
-        <w:t xml:space="preserve"> </w:t>
-      </w:r>
-      <w:r>
-        <w:rPr>
-          <w:sz w:val="21"/>
-          <w:lang w:eastAsia="ko-KR"/>
-        </w:rPr>
-        <w:t>달</w:t>
-      </w:r>
-      <w:r>
-        <w:rPr>
-          <w:sz w:val="21"/>
-          <w:lang w:eastAsia="ko-KR"/>
-        </w:rPr>
-        <w:t xml:space="preserve"> </w:t>
-      </w:r>
-      <w:r>
-        <w:rPr>
-          <w:sz w:val="21"/>
-          <w:lang w:eastAsia="ko-KR"/>
-        </w:rPr>
-        <w:t>신규</w:t>
-      </w:r>
-      <w:r>
-        <w:rPr>
-          <w:sz w:val="21"/>
-          <w:lang w:eastAsia="ko-KR"/>
-        </w:rPr>
-        <w:t xml:space="preserve"> </w:t>
-      </w:r>
-      <w:r>
-        <w:rPr>
-          <w:sz w:val="21"/>
-          <w:lang w:eastAsia="ko-KR"/>
-        </w:rPr>
-        <w:t>유망</w:t>
-      </w:r>
-      <w:r>
-        <w:rPr>
-          <w:sz w:val="21"/>
-          <w:lang w:eastAsia="ko-KR"/>
-        </w:rPr>
-        <w:t xml:space="preserve"> </w:t>
-      </w:r>
-      <w:r>
-        <w:rPr>
-          <w:sz w:val="21"/>
-          <w:lang w:eastAsia="ko-KR"/>
-        </w:rPr>
-        <w:t>고객</w:t>
-      </w:r>
-      <w:r>
-        <w:rPr>
-          <w:sz w:val="21"/>
-          <w:lang w:eastAsia="ko-KR"/>
-        </w:rPr>
-        <w:t xml:space="preserve"> </w:t>
-      </w:r>
-      <w:r>
-        <w:rPr>
-          <w:sz w:val="21"/>
-          <w:lang w:eastAsia="ko-KR"/>
-        </w:rPr>
-        <w:t>확보</w:t>
-      </w:r>
-      <w:r>
-        <w:rPr>
-          <w:sz w:val="21"/>
-          <w:lang w:eastAsia="ko-KR"/>
-        </w:rPr>
-        <w:t xml:space="preserve"> </w:t>
-      </w:r>
-      <w:r>
-        <w:rPr>
-          <w:sz w:val="21"/>
-          <w:lang w:eastAsia="ko-KR"/>
-        </w:rPr>
-        <w:t>건수</w:t>
-      </w:r>
-      <w:r>
-        <w:rPr>
-          <w:sz w:val="21"/>
-          <w:lang w:eastAsia="ko-KR"/>
-        </w:rPr>
-        <w:t>"</w:t>
-      </w:r>
-      <w:r>
-        <w:rPr>
-          <w:sz w:val="21"/>
-          <w:lang w:eastAsia="ko-KR"/>
-        </w:rPr>
-        <w:t>같은</w:t>
-      </w:r>
-      <w:r>
-        <w:rPr>
-          <w:sz w:val="21"/>
-          <w:lang w:eastAsia="ko-KR"/>
-        </w:rPr>
-        <w:t xml:space="preserve"> </w:t>
-      </w:r>
-      <w:r>
-        <w:rPr>
-          <w:sz w:val="21"/>
-          <w:lang w:eastAsia="ko-KR"/>
-        </w:rPr>
-        <w:t>선행</w:t>
-      </w:r>
-      <w:r>
-        <w:rPr>
-          <w:sz w:val="21"/>
-          <w:lang w:eastAsia="ko-KR"/>
-        </w:rPr>
-        <w:t xml:space="preserve"> </w:t>
-      </w:r>
-      <w:r>
-        <w:rPr>
-          <w:sz w:val="21"/>
-          <w:lang w:eastAsia="ko-KR"/>
-        </w:rPr>
-        <w:t>지표를</w:t>
-      </w:r>
-      <w:r>
-        <w:rPr>
-          <w:sz w:val="21"/>
-          <w:lang w:eastAsia="ko-KR"/>
-        </w:rPr>
-        <w:t xml:space="preserve"> </w:t>
-      </w:r>
-      <w:r>
-        <w:rPr>
-          <w:sz w:val="21"/>
-          <w:lang w:eastAsia="ko-KR"/>
-        </w:rPr>
-        <w:t>함께</w:t>
-      </w:r>
-      <w:r>
-        <w:rPr>
-          <w:sz w:val="21"/>
-          <w:lang w:eastAsia="ko-KR"/>
-        </w:rPr>
-        <w:t xml:space="preserve"> </w:t>
-      </w:r>
-      <w:r>
-        <w:rPr>
-          <w:sz w:val="21"/>
-          <w:lang w:eastAsia="ko-KR"/>
-        </w:rPr>
-        <w:t>측정해야</w:t>
-      </w:r>
-      <w:r>
-        <w:rPr>
-          <w:sz w:val="21"/>
-          <w:lang w:eastAsia="ko-KR"/>
-        </w:rPr>
-        <w:t xml:space="preserve"> </w:t>
-      </w:r>
-      <w:r>
-        <w:rPr>
-          <w:sz w:val="21"/>
-          <w:lang w:eastAsia="ko-KR"/>
-        </w:rPr>
-        <w:t>합니다</w:t>
-      </w:r>
-      <w:r>
-        <w:rPr>
-          <w:sz w:val="21"/>
-          <w:lang w:eastAsia="ko-KR"/>
-        </w:rPr>
-        <w:t>.</w:t>
+          <w:rFonts w:eastAsia="맑은 고딕" w:hint="eastAsia"/>
+          <w:sz w:val="21"/>
+          <w:lang w:eastAsia="ko-KR"/>
+        </w:rPr>
+        <w:t xml:space="preserve"> </w:t>
       </w:r>
     </w:p>
     <w:p>
@@ -7876,6 +8913,7 @@
           <w:sz w:val="19"/>
           <w:lang w:eastAsia="ko-KR"/>
         </w:rPr>
+        <w:lastRenderedPageBreak/>
         <w:t xml:space="preserve">-&gt; </w:t>
       </w:r>
       <w:r>
@@ -8965,7 +10003,6 @@
           <w:sz w:val="21"/>
           <w:lang w:eastAsia="ko-KR"/>
         </w:rPr>
-        <w:lastRenderedPageBreak/>
         <w:t>[</w:t>
       </w:r>
       <w:r>
@@ -10724,6 +11761,7 @@
           <w:sz w:val="20"/>
           <w:lang w:eastAsia="ko-KR"/>
         </w:rPr>
+        <w:lastRenderedPageBreak/>
         <w:t xml:space="preserve">   SCRIPT: "</w:t>
       </w:r>
       <w:r>
@@ -13800,6 +14838,7 @@
           <w:sz w:val="21"/>
           <w:lang w:eastAsia="ko-KR"/>
         </w:rPr>
+        <w:lastRenderedPageBreak/>
         <w:t>이상으로</w:t>
       </w:r>
       <w:r>
@@ -14966,7 +16005,6 @@
           <w:sz w:val="21"/>
           <w:lang w:eastAsia="ko-KR"/>
         </w:rPr>
-        <w:lastRenderedPageBreak/>
         <w:t>Q3. AI</w:t>
       </w:r>
       <w:r>
@@ -17045,7 +18083,6 @@
   <w:style w:type="character" w:default="1" w:styleId="a2">
     <w:name w:val="Default Paragraph Font"/>
     <w:uiPriority w:val="1"/>
-    <w:semiHidden/>
     <w:unhideWhenUsed/>
   </w:style>
   <w:style w:type="table" w:default="1" w:styleId="a3">
